--- a/Shared/WordDocs/Figurer.docx
+++ b/Shared/WordDocs/Figurer.docx
@@ -1,6 +1,6 @@
 
 <file path=word/document.xml><?xml version="1.0" encoding="utf-8"?>
-<w:document xmlns:wpc="http://schemas.microsoft.com/office/word/2010/wordprocessingCanvas" xmlns:cx="http://schemas.microsoft.com/office/drawing/2014/chartex" xmlns:cx1="http://schemas.microsoft.com/office/drawing/2015/9/8/chartex" xmlns:cx2="http://schemas.microsoft.com/office/drawing/2015/10/21/chartex" xmlns:cx3="http://schemas.microsoft.com/office/drawing/2016/5/9/chartex" xmlns:cx4="http://schemas.microsoft.com/office/drawing/2016/5/10/chartex" xmlns:cx5="http://schemas.microsoft.com/office/drawing/2016/5/11/chartex" xmlns:cx6="http://schemas.microsoft.com/office/drawing/2016/5/12/chartex" xmlns:cx7="http://schemas.microsoft.com/office/drawing/2016/5/13/chartex" xmlns:cx8="http://schemas.microsoft.com/office/drawing/2016/5/14/chartex" xmlns:mc="http://schemas.openxmlformats.org/markup-compatibility/2006" xmlns:aink="http://schemas.microsoft.com/office/drawing/2016/ink" xmlns:am3d="http://schemas.microsoft.com/office/drawing/2017/model3d" xmlns:o="urn:schemas-microsoft-com:office:office" xmlns:oel="http://schemas.microsoft.com/office/2019/extlst" xmlns:r="http://schemas.openxmlformats.org/officeDocument/2006/relationships" xmlns:m="http://schemas.openxmlformats.org/officeDocument/2006/math" xmlns:v="urn:schemas-microsoft-com:vml" xmlns:wp14="http://schemas.microsoft.com/office/word/2010/wordprocessingDrawing" xmlns:wp="http://schemas.openxmlformats.org/drawingml/2006/wordprocessingDrawing" xmlns:w10="urn:schemas-microsoft-com:office:word" xmlns:w="http://schemas.openxmlformats.org/wordprocessingml/2006/main" xmlns:w14="http://schemas.microsoft.com/office/word/2010/wordml" xmlns:w15="http://schemas.microsoft.com/office/word/2012/wordml" xmlns:w16cex="http://schemas.microsoft.com/office/word/2018/wordml/cex" xmlns:w16cid="http://schemas.microsoft.com/office/word/2016/wordml/cid" xmlns:w16="http://schemas.microsoft.com/office/word/2018/wordml" xmlns:w16sdtdh="http://schemas.microsoft.com/office/word/2020/wordml/sdtdatahash" xmlns:w16se="http://schemas.microsoft.com/office/word/2015/wordml/symex" xmlns:wpg="http://schemas.microsoft.com/office/word/2010/wordprocessingGroup" xmlns:wpi="http://schemas.microsoft.com/office/word/2010/wordprocessingInk" xmlns:wne="http://schemas.microsoft.com/office/word/2006/wordml" xmlns:wps="http://schemas.microsoft.com/office/word/2010/wordprocessingShape" mc:Ignorable="w14 w15 w16se w16cid w16 w16cex w16sdtdh wp14">
+<w:document xmlns:wpc="http://schemas.microsoft.com/office/word/2010/wordprocessingCanvas" xmlns:cx="http://schemas.microsoft.com/office/drawing/2014/chartex" xmlns:cx1="http://schemas.microsoft.com/office/drawing/2015/9/8/chartex" xmlns:cx2="http://schemas.microsoft.com/office/drawing/2015/10/21/chartex" xmlns:cx3="http://schemas.microsoft.com/office/drawing/2016/5/9/chartex" xmlns:cx4="http://schemas.microsoft.com/office/drawing/2016/5/10/chartex" xmlns:cx5="http://schemas.microsoft.com/office/drawing/2016/5/11/chartex" xmlns:cx6="http://schemas.microsoft.com/office/drawing/2016/5/12/chartex" xmlns:cx7="http://schemas.microsoft.com/office/drawing/2016/5/13/chartex" xmlns:cx8="http://schemas.microsoft.com/office/drawing/2016/5/14/chartex" xmlns:mc="http://schemas.openxmlformats.org/markup-compatibility/2006" xmlns:aink="http://schemas.microsoft.com/office/drawing/2016/ink" xmlns:am3d="http://schemas.microsoft.com/office/drawing/2017/model3d" xmlns:o="urn:schemas-microsoft-com:office:office" xmlns:oel="http://schemas.microsoft.com/office/2019/extlst" xmlns:r="http://schemas.openxmlformats.org/officeDocument/2006/relationships" xmlns:m="http://schemas.openxmlformats.org/officeDocument/2006/math" xmlns:v="urn:schemas-microsoft-com:vml" xmlns:wp14="http://schemas.microsoft.com/office/word/2010/wordprocessingDrawing" xmlns:wp="http://schemas.openxmlformats.org/drawingml/2006/wordprocessingDrawing" xmlns:w10="urn:schemas-microsoft-com:office:word" xmlns:w="http://schemas.openxmlformats.org/wordprocessingml/2006/main" xmlns:w14="http://schemas.microsoft.com/office/word/2010/wordml" xmlns:w15="http://schemas.microsoft.com/office/word/2012/wordml" xmlns:w16cex="http://schemas.microsoft.com/office/word/2018/wordml/cex" xmlns:w16cid="http://schemas.microsoft.com/office/word/2016/wordml/cid" xmlns:w16="http://schemas.microsoft.com/office/word/2018/wordml" xmlns:w16du="http://schemas.microsoft.com/office/word/2023/wordml/word16du" xmlns:w16sdtdh="http://schemas.microsoft.com/office/word/2020/wordml/sdtdatahash" xmlns:w16sdtfl="http://schemas.microsoft.com/office/word/2024/wordml/sdtformatlock" xmlns:w16se="http://schemas.microsoft.com/office/word/2015/wordml/symex" xmlns:wpg="http://schemas.microsoft.com/office/word/2010/wordprocessingGroup" xmlns:wpi="http://schemas.microsoft.com/office/word/2010/wordprocessingInk" xmlns:wne="http://schemas.microsoft.com/office/word/2006/wordml" xmlns:wps="http://schemas.microsoft.com/office/word/2010/wordprocessingShape" mc:Ignorable="w14 w15 w16se w16cid w16 w16cex w16sdtdh w16sdtfl w16du wp14">
   <w:body>
     <w:p>
       <w:pPr>
@@ -13,27 +13,6 @@
     <w:p>
       <w:r>
         <w:t>Dette dokument indeholder figurer som du kan kopiere ind i dine egne dokumenter og redigere.</w:t>
-      </w:r>
-    </w:p>
-    <w:p>
-      <w:r>
-        <w:t xml:space="preserve">Du kan redigere og indsætte dine egne figurer i dette dokument. Dokument kan nulstilles under indstillinger i </w:t>
-      </w:r>
-      <w:proofErr w:type="spellStart"/>
-      <w:r>
-        <w:t>WordMat</w:t>
-      </w:r>
-      <w:proofErr w:type="spellEnd"/>
-      <w:r>
-        <w:t xml:space="preserve">. Ved opdatering af </w:t>
-      </w:r>
-      <w:proofErr w:type="spellStart"/>
-      <w:r>
-        <w:t>WordMat</w:t>
-      </w:r>
-      <w:proofErr w:type="spellEnd"/>
-      <w:r>
-        <w:t xml:space="preserve"> får man muligheden for at beholde disse ændringer eller overskrive.</w:t>
       </w:r>
     </w:p>
     <w:p>
@@ -2253,7 +2232,6 @@
                 <w:sz w:val="28"/>
                 <w:szCs w:val="28"/>
               </w:rPr>
-              <w:lastRenderedPageBreak/>
               <mc:AlternateContent>
                 <mc:Choice Requires="wpc">
                   <w:drawing>
@@ -3776,6 +3754,7 @@
         <w:pStyle w:val="Overskrift1"/>
       </w:pPr>
       <w:r>
+        <w:lastRenderedPageBreak/>
         <w:t>Funktioner</w:t>
       </w:r>
     </w:p>
@@ -5564,7 +5543,16 @@
     </w:p>
     <w:p>
       <w:r>
-        <w:t>Forskellige skabeloner der nemt kan justeres</w:t>
+        <w:t>Forskellige skabeloner</w:t>
+      </w:r>
+      <w:r>
+        <w:t>,</w:t>
+      </w:r>
+      <w:r>
+        <w:t xml:space="preserve"> der nemt kan justeres</w:t>
+      </w:r>
+      <w:r>
+        <w:t>.</w:t>
       </w:r>
     </w:p>
     <w:tbl>
@@ -5582,8 +5570,8 @@
         <w:tblLook w:val="04A0" w:firstRow="1" w:lastRow="0" w:firstColumn="1" w:lastColumn="0" w:noHBand="0" w:noVBand="1"/>
       </w:tblPr>
       <w:tblGrid>
-        <w:gridCol w:w="6942"/>
-        <w:gridCol w:w="2696"/>
+        <w:gridCol w:w="8774"/>
+        <w:gridCol w:w="864"/>
       </w:tblGrid>
       <w:tr>
         <w:tc>
@@ -5598,9 +5586,9 @@
               <mc:AlternateContent>
                 <mc:Choice Requires="wpc">
                   <w:drawing>
-                    <wp:inline distT="0" distB="0" distL="0" distR="0" wp14:anchorId="604F9BEB" wp14:editId="7C40D43C">
-                      <wp:extent cx="4095750" cy="1476375"/>
-                      <wp:effectExtent l="0" t="0" r="3810" b="0"/>
+                    <wp:inline distT="0" distB="0" distL="0" distR="0" wp14:anchorId="604F9BEB" wp14:editId="0E0E395F">
+                      <wp:extent cx="5434885" cy="1476375"/>
+                      <wp:effectExtent l="0" t="0" r="0" b="0"/>
                       <wp:docPr id="59" name="Lærred 114"/>
                       <wp:cNvGraphicFramePr>
                         <a:graphicFrameLocks xmlns:a="http://schemas.openxmlformats.org/drawingml/2006/main"/>
@@ -5613,110 +5601,14 @@
                             </wpc:bg>
                             <wpc:whole/>
                             <wps:wsp>
-                              <wps:cNvPr id="2024013092" name="AutoShape 4"/>
-                              <wps:cNvCnPr>
-                                <a:cxnSpLocks noChangeShapeType="1"/>
-                              </wps:cNvCnPr>
-                              <wps:spPr bwMode="auto">
-                                <a:xfrm>
-                                  <a:off x="508306" y="508626"/>
-                                  <a:ext cx="3181539" cy="0"/>
-                                </a:xfrm>
-                                <a:prstGeom prst="straightConnector1">
-                                  <a:avLst/>
-                                </a:prstGeom>
-                                <a:noFill/>
-                                <a:ln w="9525">
-                                  <a:solidFill>
-                                    <a:srgbClr val="000000"/>
-                                  </a:solidFill>
-                                  <a:round/>
-                                  <a:headEnd/>
-                                  <a:tailEnd type="triangle" w="med" len="med"/>
-                                </a:ln>
-                                <a:extLst>
-                                  <a:ext uri="{909E8E84-426E-40DD-AFC4-6F175D3DCCD1}">
-                                    <a14:hiddenFill xmlns:a14="http://schemas.microsoft.com/office/drawing/2010/main">
-                                      <a:noFill/>
-                                    </a14:hiddenFill>
-                                  </a:ext>
-                                </a:extLst>
-                              </wps:spPr>
-                              <wps:bodyPr/>
-                            </wps:wsp>
-                            <wps:wsp>
-                              <wps:cNvPr id="325061754" name="AutoShape 5"/>
-                              <wps:cNvCnPr>
-                                <a:cxnSpLocks noChangeShapeType="1"/>
-                              </wps:cNvCnPr>
-                              <wps:spPr bwMode="auto">
-                                <a:xfrm>
-                                  <a:off x="1432217" y="384520"/>
-                                  <a:ext cx="0" cy="248213"/>
-                                </a:xfrm>
-                                <a:prstGeom prst="straightConnector1">
-                                  <a:avLst/>
-                                </a:prstGeom>
-                                <a:noFill/>
-                                <a:ln w="9525">
-                                  <a:solidFill>
-                                    <a:srgbClr val="000000"/>
-                                  </a:solidFill>
-                                  <a:round/>
-                                  <a:headEnd/>
-                                  <a:tailEnd/>
-                                </a:ln>
-                                <a:extLst>
-                                  <a:ext uri="{909E8E84-426E-40DD-AFC4-6F175D3DCCD1}">
-                                    <a14:hiddenFill xmlns:a14="http://schemas.microsoft.com/office/drawing/2010/main">
-                                      <a:noFill/>
-                                    </a14:hiddenFill>
-                                  </a:ext>
-                                </a:extLst>
-                              </wps:spPr>
-                              <wps:bodyPr/>
-                            </wps:wsp>
-                            <wps:wsp>
-                              <wps:cNvPr id="1244053614" name="AutoShape 6"/>
-                              <wps:cNvCnPr>
-                                <a:cxnSpLocks noChangeShapeType="1"/>
-                              </wps:cNvCnPr>
-                              <wps:spPr bwMode="auto">
-                                <a:xfrm>
-                                  <a:off x="2423330" y="384520"/>
-                                  <a:ext cx="0" cy="248213"/>
-                                </a:xfrm>
-                                <a:prstGeom prst="straightConnector1">
-                                  <a:avLst/>
-                                </a:prstGeom>
-                                <a:noFill/>
-                                <a:ln w="9525">
-                                  <a:solidFill>
-                                    <a:srgbClr val="000000"/>
-                                  </a:solidFill>
-                                  <a:round/>
-                                  <a:headEnd/>
-                                  <a:tailEnd/>
-                                </a:ln>
-                                <a:extLst>
-                                  <a:ext uri="{909E8E84-426E-40DD-AFC4-6F175D3DCCD1}">
-                                    <a14:hiddenFill xmlns:a14="http://schemas.microsoft.com/office/drawing/2010/main">
-                                      <a:noFill/>
-                                    </a14:hiddenFill>
-                                  </a:ext>
-                                </a:extLst>
-                              </wps:spPr>
-                              <wps:bodyPr/>
-                            </wps:wsp>
-                            <wps:wsp>
                               <wps:cNvPr id="1275485109" name="Text Box 7"/>
                               <wps:cNvSpPr txBox="1">
                                 <a:spLocks noChangeArrowheads="1"/>
                               </wps:cNvSpPr>
                               <wps:spPr bwMode="auto">
                                 <a:xfrm>
-                                  <a:off x="508306" y="289315"/>
-                                  <a:ext cx="219303" cy="219311"/>
+                                  <a:off x="521095" y="218634"/>
+                                  <a:ext cx="270866" cy="264476"/>
                                 </a:xfrm>
                                 <a:prstGeom prst="rect">
                                   <a:avLst/>
@@ -5760,8 +5652,8 @@
                               </wps:cNvSpPr>
                               <wps:spPr bwMode="auto">
                                 <a:xfrm>
-                                  <a:off x="423305" y="632732"/>
-                                  <a:ext cx="476806" cy="227812"/>
+                                  <a:off x="423262" y="632732"/>
+                                  <a:ext cx="476806" cy="278470"/>
                                 </a:xfrm>
                                 <a:prstGeom prst="rect">
                                   <a:avLst/>
@@ -5805,7 +5697,7 @@
                               </wps:cNvSpPr>
                               <wps:spPr bwMode="auto">
                                 <a:xfrm>
-                                  <a:off x="423305" y="984650"/>
+                                  <a:off x="431419" y="936692"/>
                                   <a:ext cx="476806" cy="238012"/>
                                 </a:xfrm>
                                 <a:prstGeom prst="rect">
@@ -5850,8 +5742,8 @@
                               </wps:cNvSpPr>
                               <wps:spPr bwMode="auto">
                                 <a:xfrm>
-                                  <a:off x="1287616" y="131407"/>
-                                  <a:ext cx="352804" cy="295015"/>
+                                  <a:off x="1305115" y="210157"/>
+                                  <a:ext cx="554063" cy="295015"/>
                                 </a:xfrm>
                                 <a:prstGeom prst="rect">
                                   <a:avLst/>
@@ -5907,8 +5799,8 @@
                               </wps:cNvSpPr>
                               <wps:spPr bwMode="auto">
                                 <a:xfrm>
-                                  <a:off x="2280528" y="98905"/>
-                                  <a:ext cx="313704" cy="238012"/>
+                                  <a:off x="2298028" y="221407"/>
+                                  <a:ext cx="651814" cy="261703"/>
                                 </a:xfrm>
                                 <a:prstGeom prst="rect">
                                   <a:avLst/>
@@ -5944,9 +5836,6 @@
                                       </w:rPr>
                                       <w:t>2</w:t>
                                     </w:r>
-                                    <w:r>
-                                      <w:t>_</w:t>
-                                    </w:r>
                                   </w:p>
                                 </w:txbxContent>
                               </wps:txbx>
@@ -5961,8 +5850,8 @@
                               </wps:cNvSpPr>
                               <wps:spPr bwMode="auto">
                                 <a:xfrm>
-                                  <a:off x="1298816" y="632732"/>
-                                  <a:ext cx="257503" cy="227812"/>
+                                  <a:off x="1320663" y="645857"/>
+                                  <a:ext cx="284333" cy="255417"/>
                                 </a:xfrm>
                                 <a:prstGeom prst="rect">
                                   <a:avLst/>
@@ -6006,8 +5895,8 @@
                               </wps:cNvSpPr>
                               <wps:spPr bwMode="auto">
                                 <a:xfrm>
-                                  <a:off x="2280528" y="632732"/>
-                                  <a:ext cx="313704" cy="227812"/>
+                                  <a:off x="2279596" y="632732"/>
+                                  <a:ext cx="287649" cy="268542"/>
                                 </a:xfrm>
                                 <a:prstGeom prst="rect">
                                   <a:avLst/>
@@ -6051,8 +5940,8 @@
                               </wps:cNvSpPr>
                               <wps:spPr bwMode="auto">
                                 <a:xfrm>
-                                  <a:off x="900111" y="632732"/>
-                                  <a:ext cx="398705" cy="285615"/>
+                                  <a:off x="944934" y="590081"/>
+                                  <a:ext cx="346995" cy="359488"/>
                                 </a:xfrm>
                                 <a:prstGeom prst="rect">
                                   <a:avLst/>
@@ -6081,16 +5970,16 @@
                                   <w:p>
                                     <w:pPr>
                                       <w:rPr>
-                                        <w:b/>
-                                        <w:sz w:val="24"/>
-                                        <w:szCs w:val="24"/>
+                                        <w:bCs/>
+                                        <w:sz w:val="32"/>
+                                        <w:szCs w:val="32"/>
                                       </w:rPr>
                                     </w:pPr>
                                     <w:r>
                                       <w:rPr>
-                                        <w:b/>
-                                        <w:sz w:val="24"/>
-                                        <w:szCs w:val="24"/>
+                                        <w:bCs/>
+                                        <w:sz w:val="32"/>
+                                        <w:szCs w:val="32"/>
                                       </w:rPr>
                                       <w:t>+</w:t>
                                     </w:r>
@@ -6108,8 +5997,8 @@
                               </wps:cNvSpPr>
                               <wps:spPr bwMode="auto">
                                 <a:xfrm>
-                                  <a:off x="1746721" y="566429"/>
-                                  <a:ext cx="409705" cy="351918"/>
+                                  <a:off x="1825286" y="575179"/>
+                                  <a:ext cx="335322" cy="351918"/>
                                 </a:xfrm>
                                 <a:prstGeom prst="rect">
                                   <a:avLst/>
@@ -6138,14 +6027,14 @@
                                   <w:p>
                                     <w:pPr>
                                       <w:rPr>
-                                        <w:b/>
+                                        <w:bCs/>
                                         <w:sz w:val="32"/>
                                         <w:szCs w:val="32"/>
                                       </w:rPr>
                                     </w:pPr>
                                     <w:r>
                                       <w:rPr>
-                                        <w:b/>
+                                        <w:bCs/>
                                         <w:sz w:val="32"/>
                                         <w:szCs w:val="32"/>
                                       </w:rPr>
@@ -6165,8 +6054,8 @@
                               </wps:cNvSpPr>
                               <wps:spPr bwMode="auto">
                                 <a:xfrm>
-                                  <a:off x="2851735" y="632732"/>
-                                  <a:ext cx="448005" cy="285615"/>
+                                  <a:off x="2815145" y="590081"/>
+                                  <a:ext cx="346890" cy="321121"/>
                                 </a:xfrm>
                                 <a:prstGeom prst="rect">
                                   <a:avLst/>
@@ -6195,16 +6084,16 @@
                                   <w:p>
                                     <w:pPr>
                                       <w:rPr>
-                                        <w:b/>
-                                        <w:sz w:val="24"/>
-                                        <w:szCs w:val="24"/>
+                                        <w:bCs/>
+                                        <w:sz w:val="32"/>
+                                        <w:szCs w:val="32"/>
                                       </w:rPr>
                                     </w:pPr>
                                     <w:r>
                                       <w:rPr>
-                                        <w:b/>
-                                        <w:sz w:val="24"/>
-                                        <w:szCs w:val="24"/>
+                                        <w:bCs/>
+                                        <w:sz w:val="32"/>
+                                        <w:szCs w:val="32"/>
                                       </w:rPr>
                                       <w:t>+</w:t>
                                     </w:r>
@@ -6222,8 +6111,8 @@
                               </wps:cNvCnPr>
                               <wps:spPr bwMode="auto">
                                 <a:xfrm flipV="1">
-                                  <a:off x="900111" y="982050"/>
-                                  <a:ext cx="398705" cy="121606"/>
+                                  <a:off x="925379" y="1013350"/>
+                                  <a:ext cx="360000" cy="180000"/>
                                 </a:xfrm>
                                 <a:prstGeom prst="straightConnector1">
                                   <a:avLst/>
@@ -6254,8 +6143,8 @@
                               </wps:cNvCnPr>
                               <wps:spPr bwMode="auto">
                                 <a:xfrm>
-                                  <a:off x="1632820" y="981250"/>
-                                  <a:ext cx="523606" cy="123206"/>
+                                  <a:off x="1784963" y="1009136"/>
+                                  <a:ext cx="360000" cy="180000"/>
                                 </a:xfrm>
                                 <a:prstGeom prst="straightConnector1">
                                   <a:avLst/>
@@ -6286,8 +6175,8 @@
                               </wps:cNvCnPr>
                               <wps:spPr bwMode="auto">
                                 <a:xfrm flipV="1">
-                                  <a:off x="2594232" y="984650"/>
-                                  <a:ext cx="705509" cy="119806"/>
+                                  <a:off x="2778200" y="1000635"/>
+                                  <a:ext cx="360000" cy="180000"/>
                                 </a:xfrm>
                                 <a:prstGeom prst="straightConnector1">
                                   <a:avLst/>
@@ -6346,6 +6235,102 @@
                               </wps:spPr>
                               <wps:bodyPr/>
                             </wps:wsp>
+                            <wps:wsp>
+                              <wps:cNvPr id="2024013092" name="AutoShape 4"/>
+                              <wps:cNvCnPr>
+                                <a:cxnSpLocks noChangeShapeType="1"/>
+                              </wps:cNvCnPr>
+                              <wps:spPr bwMode="auto">
+                                <a:xfrm>
+                                  <a:off x="508305" y="508626"/>
+                                  <a:ext cx="3420000" cy="0"/>
+                                </a:xfrm>
+                                <a:prstGeom prst="straightConnector1">
+                                  <a:avLst/>
+                                </a:prstGeom>
+                                <a:noFill/>
+                                <a:ln w="9525">
+                                  <a:solidFill>
+                                    <a:srgbClr val="000000"/>
+                                  </a:solidFill>
+                                  <a:round/>
+                                  <a:headEnd/>
+                                  <a:tailEnd type="triangle" w="med" len="med"/>
+                                </a:ln>
+                                <a:extLst>
+                                  <a:ext uri="{909E8E84-426E-40DD-AFC4-6F175D3DCCD1}">
+                                    <a14:hiddenFill xmlns:a14="http://schemas.microsoft.com/office/drawing/2010/main">
+                                      <a:noFill/>
+                                    </a14:hiddenFill>
+                                  </a:ext>
+                                </a:extLst>
+                              </wps:spPr>
+                              <wps:bodyPr/>
+                            </wps:wsp>
+                            <wps:wsp>
+                              <wps:cNvPr id="1244053614" name="AutoShape 6"/>
+                              <wps:cNvCnPr>
+                                <a:cxnSpLocks noChangeShapeType="1"/>
+                              </wps:cNvCnPr>
+                              <wps:spPr bwMode="auto">
+                                <a:xfrm>
+                                  <a:off x="2423330" y="448910"/>
+                                  <a:ext cx="0" cy="108000"/>
+                                </a:xfrm>
+                                <a:prstGeom prst="straightConnector1">
+                                  <a:avLst/>
+                                </a:prstGeom>
+                                <a:noFill/>
+                                <a:ln w="9525">
+                                  <a:solidFill>
+                                    <a:srgbClr val="000000"/>
+                                  </a:solidFill>
+                                  <a:round/>
+                                  <a:headEnd/>
+                                  <a:tailEnd/>
+                                </a:ln>
+                                <a:extLst>
+                                  <a:ext uri="{909E8E84-426E-40DD-AFC4-6F175D3DCCD1}">
+                                    <a14:hiddenFill xmlns:a14="http://schemas.microsoft.com/office/drawing/2010/main">
+                                      <a:noFill/>
+                                    </a14:hiddenFill>
+                                  </a:ext>
+                                </a:extLst>
+                              </wps:spPr>
+                              <wps:bodyPr/>
+                            </wps:wsp>
+                            <wps:wsp>
+                              <wps:cNvPr id="325061754" name="AutoShape 5"/>
+                              <wps:cNvCnPr>
+                                <a:cxnSpLocks noChangeShapeType="1"/>
+                              </wps:cNvCnPr>
+                              <wps:spPr bwMode="auto">
+                                <a:xfrm>
+                                  <a:off x="1432217" y="446846"/>
+                                  <a:ext cx="0" cy="108000"/>
+                                </a:xfrm>
+                                <a:prstGeom prst="straightConnector1">
+                                  <a:avLst/>
+                                </a:prstGeom>
+                                <a:noFill/>
+                                <a:ln w="9525">
+                                  <a:solidFill>
+                                    <a:srgbClr val="000000"/>
+                                  </a:solidFill>
+                                  <a:round/>
+                                  <a:headEnd/>
+                                  <a:tailEnd/>
+                                </a:ln>
+                                <a:extLst>
+                                  <a:ext uri="{909E8E84-426E-40DD-AFC4-6F175D3DCCD1}">
+                                    <a14:hiddenFill xmlns:a14="http://schemas.microsoft.com/office/drawing/2010/main">
+                                      <a:noFill/>
+                                    </a14:hiddenFill>
+                                  </a:ext>
+                                </a:extLst>
+                              </wps:spPr>
+                              <wps:bodyPr/>
+                            </wps:wsp>
                           </wpc:wpc>
                         </a:graphicData>
                       </a:graphic>
@@ -6354,17 +6339,35 @@
                 </mc:Choice>
                 <mc:Fallback>
                   <w:pict>
-                    <v:group w14:anchorId="604F9BEB" id="Lærred 114" o:spid="_x0000_s1147" editas="canvas" style="width:322.5pt;height:116.25pt;mso-position-horizontal-relative:char;mso-position-vertical-relative:line" coordsize="40957,14763" o:gfxdata="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">
-                      <v:shape id="_x0000_s1148" type="#_x0000_t75" style="position:absolute;width:40957;height:14763;visibility:visible;mso-wrap-style:square">
+                    <v:group w14:anchorId="604F9BEB" id="Lærred 114" o:spid="_x0000_s1147" editas="canvas" style="width:427.95pt;height:116.25pt;mso-position-horizontal-relative:char;mso-position-vertical-relative:line" coordsize="54343,14763" o:gfxdata="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">
+                      <v:shapetype id="_x0000_t75" coordsize="21600,21600" o:spt="75" o:preferrelative="t" path="m@4@5l@4@11@9@11@9@5xe" filled="f" stroked="f">
+                        <v:stroke joinstyle="miter"/>
+                        <v:formulas>
+                          <v:f eqn="if lineDrawn pixelLineWidth 0"/>
+                          <v:f eqn="sum @0 1 0"/>
+                          <v:f eqn="sum 0 0 @1"/>
+                          <v:f eqn="prod @2 1 2"/>
+                          <v:f eqn="prod @3 21600 pixelWidth"/>
+                          <v:f eqn="prod @3 21600 pixelHeight"/>
+                          <v:f eqn="sum @0 0 1"/>
+                          <v:f eqn="prod @6 1 2"/>
+                          <v:f eqn="prod @7 21600 pixelWidth"/>
+                          <v:f eqn="sum @8 21600 0"/>
+                          <v:f eqn="prod @7 21600 pixelHeight"/>
+                          <v:f eqn="sum @10 21600 0"/>
+                        </v:formulas>
+                        <v:path o:extrusionok="f" gradientshapeok="t" o:connecttype="rect"/>
+                        <o:lock v:ext="edit" aspectratio="t"/>
+                      </v:shapetype>
+                      <v:shape id="_x0000_s1148" type="#_x0000_t75" style="position:absolute;width:54343;height:14763;visibility:visible;mso-wrap-style:square">
                         <v:fill o:detectmouseclick="t"/>
                         <v:path o:connecttype="none"/>
                       </v:shape>
-                      <v:shape id="AutoShape 4" o:spid="_x0000_s1149" type="#_x0000_t32" style="position:absolute;left:5083;top:5086;width:31815;height:0;visibility:visible;mso-wrap-style:square" o:connectortype="straight" o:gfxdata="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">
-                        <v:stroke endarrow="block"/>
-                      </v:shape>
-                      <v:shape id="AutoShape 5" o:spid="_x0000_s1150" type="#_x0000_t32" style="position:absolute;left:14322;top:3845;width:0;height:2482;visibility:visible;mso-wrap-style:square" o:connectortype="straight" o:gfxdata="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"/>
-                      <v:shape id="AutoShape 6" o:spid="_x0000_s1151" type="#_x0000_t32" style="position:absolute;left:24233;top:3845;width:0;height:2482;visibility:visible;mso-wrap-style:square" o:connectortype="straight" o:gfxdata="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"/>
-                      <v:shape id="Text Box 7" o:spid="_x0000_s1152" type="#_x0000_t202" style="position:absolute;left:5083;top:2893;width:2193;height:2193;visibility:visible;mso-wrap-style:square;v-text-anchor:top" o:gfxdata="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" stroked="f">
+                      <v:shapetype id="_x0000_t202" coordsize="21600,21600" o:spt="202" path="m,l,21600r21600,l21600,xe">
+                        <v:stroke joinstyle="miter"/>
+                        <v:path gradientshapeok="t" o:connecttype="rect"/>
+                      </v:shapetype>
+                      <v:shape id="Text Box 7" o:spid="_x0000_s1149" type="#_x0000_t202" style="position:absolute;left:5210;top:2186;width:2709;height:2645;visibility:visible;mso-wrap-style:square;v-text-anchor:top" o:gfxdata="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" stroked="f">
                         <v:textbox>
                           <w:txbxContent>
                             <w:p>
@@ -6375,7 +6378,7 @@
                           </w:txbxContent>
                         </v:textbox>
                       </v:shape>
-                      <v:shape id="Text Box 8" o:spid="_x0000_s1153" type="#_x0000_t202" style="position:absolute;left:4233;top:6327;width:4768;height:2278;visibility:visible;mso-wrap-style:square;v-text-anchor:top" o:gfxdata="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" stroked="f">
+                      <v:shape id="Text Box 8" o:spid="_x0000_s1150" type="#_x0000_t202" style="position:absolute;left:4232;top:6327;width:4768;height:2785;visibility:visible;mso-wrap-style:square;v-text-anchor:top" o:gfxdata="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" stroked="f">
                         <v:textbox>
                           <w:txbxContent>
                             <w:p>
@@ -6386,7 +6389,7 @@
                           </w:txbxContent>
                         </v:textbox>
                       </v:shape>
-                      <v:shape id="Text Box 9" o:spid="_x0000_s1154" type="#_x0000_t202" style="position:absolute;left:4233;top:9846;width:4768;height:2380;visibility:visible;mso-wrap-style:square;v-text-anchor:top" o:gfxdata="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" stroked="f">
+                      <v:shape id="Text Box 9" o:spid="_x0000_s1151" type="#_x0000_t202" style="position:absolute;left:4314;top:9366;width:4768;height:2381;visibility:visible;mso-wrap-style:square;v-text-anchor:top" o:gfxdata="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" stroked="f">
                         <v:textbox>
                           <w:txbxContent>
                             <w:p>
@@ -6397,7 +6400,7 @@
                           </w:txbxContent>
                         </v:textbox>
                       </v:shape>
-                      <v:shape id="Text Box 10" o:spid="_x0000_s1155" type="#_x0000_t202" style="position:absolute;left:12876;top:1314;width:3528;height:2950;visibility:visible;mso-wrap-style:square;v-text-anchor:top" o:gfxdata="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" stroked="f">
+                      <v:shape id="Text Box 10" o:spid="_x0000_s1152" type="#_x0000_t202" style="position:absolute;left:13051;top:2101;width:5540;height:2950;visibility:visible;mso-wrap-style:square;v-text-anchor:top" o:gfxdata="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" stroked="f">
                         <v:textbox>
                           <w:txbxContent>
                             <w:p>
@@ -6420,7 +6423,7 @@
                           </w:txbxContent>
                         </v:textbox>
                       </v:shape>
-                      <v:shape id="Text Box 11" o:spid="_x0000_s1156" type="#_x0000_t202" style="position:absolute;left:22805;top:989;width:3137;height:2380;visibility:visible;mso-wrap-style:square;v-text-anchor:top" o:gfxdata="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" stroked="f">
+                      <v:shape id="Text Box 11" o:spid="_x0000_s1153" type="#_x0000_t202" style="position:absolute;left:22980;top:2214;width:6518;height:2617;visibility:visible;mso-wrap-style:square;v-text-anchor:top" o:gfxdata="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" stroked="f">
                         <v:textbox>
                           <w:txbxContent>
                             <w:p>
@@ -6433,14 +6436,11 @@
                                 </w:rPr>
                                 <w:t>2</w:t>
                               </w:r>
-                              <w:r>
-                                <w:t>_</w:t>
-                              </w:r>
                             </w:p>
                           </w:txbxContent>
                         </v:textbox>
                       </v:shape>
-                      <v:shape id="Text Box 12" o:spid="_x0000_s1157" type="#_x0000_t202" style="position:absolute;left:12988;top:6327;width:2575;height:2278;visibility:visible;mso-wrap-style:square;v-text-anchor:top" o:gfxdata="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" stroked="f">
+                      <v:shape id="Text Box 12" o:spid="_x0000_s1154" type="#_x0000_t202" style="position:absolute;left:13206;top:6458;width:2843;height:2554;visibility:visible;mso-wrap-style:square;v-text-anchor:top" o:gfxdata="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" stroked="f">
                         <v:textbox>
                           <w:txbxContent>
                             <w:p>
@@ -6451,7 +6451,7 @@
                           </w:txbxContent>
                         </v:textbox>
                       </v:shape>
-                      <v:shape id="Text Box 13" o:spid="_x0000_s1158" type="#_x0000_t202" style="position:absolute;left:22805;top:6327;width:3137;height:2278;visibility:visible;mso-wrap-style:square;v-text-anchor:top" o:gfxdata="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" stroked="f">
+                      <v:shape id="Text Box 13" o:spid="_x0000_s1155" type="#_x0000_t202" style="position:absolute;left:22795;top:6327;width:2877;height:2685;visibility:visible;mso-wrap-style:square;v-text-anchor:top" o:gfxdata="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" stroked="f">
                         <v:textbox>
                           <w:txbxContent>
                             <w:p>
@@ -6462,22 +6462,22 @@
                           </w:txbxContent>
                         </v:textbox>
                       </v:shape>
-                      <v:shape id="Text Box 14" o:spid="_x0000_s1159" type="#_x0000_t202" style="position:absolute;left:9001;top:6327;width:3987;height:2856;visibility:visible;mso-wrap-style:square;v-text-anchor:top" o:gfxdata="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" stroked="f">
+                      <v:shape id="Text Box 14" o:spid="_x0000_s1156" type="#_x0000_t202" style="position:absolute;left:9449;top:5900;width:3470;height:3595;visibility:visible;mso-wrap-style:square;v-text-anchor:top" o:gfxdata="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" stroked="f">
                         <v:textbox>
                           <w:txbxContent>
                             <w:p>
                               <w:pPr>
                                 <w:rPr>
-                                  <w:b/>
-                                  <w:sz w:val="24"/>
-                                  <w:szCs w:val="24"/>
+                                  <w:bCs/>
+                                  <w:sz w:val="32"/>
+                                  <w:szCs w:val="32"/>
                                 </w:rPr>
                               </w:pPr>
                               <w:r>
                                 <w:rPr>
-                                  <w:b/>
-                                  <w:sz w:val="24"/>
-                                  <w:szCs w:val="24"/>
+                                  <w:bCs/>
+                                  <w:sz w:val="32"/>
+                                  <w:szCs w:val="32"/>
                                 </w:rPr>
                                 <w:t>+</w:t>
                               </w:r>
@@ -6485,20 +6485,20 @@
                           </w:txbxContent>
                         </v:textbox>
                       </v:shape>
-                      <v:shape id="Text Box 15" o:spid="_x0000_s1160" type="#_x0000_t202" style="position:absolute;left:17467;top:5664;width:4097;height:3519;visibility:visible;mso-wrap-style:square;v-text-anchor:top" o:gfxdata="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" stroked="f">
+                      <v:shape id="Text Box 15" o:spid="_x0000_s1157" type="#_x0000_t202" style="position:absolute;left:18252;top:5751;width:3354;height:3519;visibility:visible;mso-wrap-style:square;v-text-anchor:top" o:gfxdata="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" stroked="f">
                         <v:textbox>
                           <w:txbxContent>
                             <w:p>
                               <w:pPr>
                                 <w:rPr>
-                                  <w:b/>
+                                  <w:bCs/>
                                   <w:sz w:val="32"/>
                                   <w:szCs w:val="32"/>
                                 </w:rPr>
                               </w:pPr>
                               <w:r>
                                 <w:rPr>
-                                  <w:b/>
+                                  <w:bCs/>
                                   <w:sz w:val="32"/>
                                   <w:szCs w:val="32"/>
                                 </w:rPr>
@@ -6508,22 +6508,22 @@
                           </w:txbxContent>
                         </v:textbox>
                       </v:shape>
-                      <v:shape id="Text Box 16" o:spid="_x0000_s1161" type="#_x0000_t202" style="position:absolute;left:28517;top:6327;width:4480;height:2856;visibility:visible;mso-wrap-style:square;v-text-anchor:top" o:gfxdata="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" stroked="f">
+                      <v:shape id="Text Box 16" o:spid="_x0000_s1158" type="#_x0000_t202" style="position:absolute;left:28151;top:5900;width:3469;height:3212;visibility:visible;mso-wrap-style:square;v-text-anchor:top" o:gfxdata="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" stroked="f">
                         <v:textbox>
                           <w:txbxContent>
                             <w:p>
                               <w:pPr>
                                 <w:rPr>
-                                  <w:b/>
-                                  <w:sz w:val="24"/>
-                                  <w:szCs w:val="24"/>
+                                  <w:bCs/>
+                                  <w:sz w:val="32"/>
+                                  <w:szCs w:val="32"/>
                                 </w:rPr>
                               </w:pPr>
                               <w:r>
                                 <w:rPr>
-                                  <w:b/>
-                                  <w:sz w:val="24"/>
-                                  <w:szCs w:val="24"/>
+                                  <w:bCs/>
+                                  <w:sz w:val="32"/>
+                                  <w:szCs w:val="32"/>
                                 </w:rPr>
                                 <w:t>+</w:t>
                               </w:r>
@@ -6531,16 +6531,3371 @@
                           </w:txbxContent>
                         </v:textbox>
                       </v:shape>
-                      <v:shape id="AutoShape 17" o:spid="_x0000_s1162" type="#_x0000_t32" style="position:absolute;left:9001;top:9820;width:3987;height:1216;flip:y;visibility:visible;mso-wrap-style:square" o:connectortype="straight" o:gfxdata="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">
+                      <v:shapetype id="_x0000_t32" coordsize="21600,21600" o:spt="32" o:oned="t" path="m,l21600,21600e" filled="f">
+                        <v:path arrowok="t" fillok="f" o:connecttype="none"/>
+                        <o:lock v:ext="edit" shapetype="t"/>
+                      </v:shapetype>
+                      <v:shape id="AutoShape 17" o:spid="_x0000_s1159" type="#_x0000_t32" style="position:absolute;left:9253;top:10133;width:3600;height:1800;flip:y;visibility:visible;mso-wrap-style:square" o:connectortype="straight" o:gfxdata="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">
                         <v:stroke endarrow="block"/>
                       </v:shape>
-                      <v:shape id="AutoShape 18" o:spid="_x0000_s1163" type="#_x0000_t32" style="position:absolute;left:16328;top:9812;width:5236;height:1232;visibility:visible;mso-wrap-style:square" o:connectortype="straight" o:gfxdata="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">
+                      <v:shape id="AutoShape 18" o:spid="_x0000_s1160" type="#_x0000_t32" style="position:absolute;left:17849;top:10091;width:3600;height:1800;visibility:visible;mso-wrap-style:square" o:connectortype="straight" o:gfxdata="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">
                         <v:stroke endarrow="block"/>
                       </v:shape>
-                      <v:shape id="AutoShape 19" o:spid="_x0000_s1164" type="#_x0000_t32" style="position:absolute;left:25942;top:9846;width:7055;height:1198;flip:y;visibility:visible;mso-wrap-style:square" o:connectortype="straight" o:gfxdata="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">
+                      <v:shape id="AutoShape 19" o:spid="_x0000_s1161" type="#_x0000_t32" style="position:absolute;left:27782;top:10006;width:3600;height:1800;flip:y;visibility:visible;mso-wrap-style:square" o:connectortype="straight" o:gfxdata="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">
                         <v:stroke endarrow="block"/>
                       </v:shape>
-                      <v:line id="Lige forbindelse 115" o:spid="_x0000_s1165" style="position:absolute;visibility:visible;mso-wrap-style:square" from="7993,989" to="8037,12226" o:connectortype="straight" o:gfxdata="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" strokecolor="black [3213]"/>
+                      <v:line id="Lige forbindelse 115" o:spid="_x0000_s1162" style="position:absolute;visibility:visible;mso-wrap-style:square" from="7993,989" to="8037,12226" o:connectortype="straight" o:gfxdata="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" strokecolor="black [3213]"/>
+                      <v:shape id="AutoShape 4" o:spid="_x0000_s1163" type="#_x0000_t32" style="position:absolute;left:5083;top:5086;width:34200;height:0;visibility:visible;mso-wrap-style:square" o:connectortype="straight" o:gfxdata="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">
+                        <v:stroke endarrow="block"/>
+                      </v:shape>
+                      <v:shape id="AutoShape 6" o:spid="_x0000_s1164" type="#_x0000_t32" style="position:absolute;left:24233;top:4489;width:0;height:1080;visibility:visible;mso-wrap-style:square" o:connectortype="straight" o:gfxdata="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"/>
+                      <v:shape id="AutoShape 5" o:spid="_x0000_s1165" type="#_x0000_t32" style="position:absolute;left:14322;top:4468;width:0;height:1080;visibility:visible;mso-wrap-style:square" o:connectortype="straight" o:gfxdata="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"/>
+                      <w10:anchorlock/>
+                    </v:group>
+                  </w:pict>
+                </mc:Fallback>
+              </mc:AlternateContent>
+            </w:r>
+          </w:p>
+          <w:p>
+            <w:r>
+              <w:rPr>
+                <w:noProof/>
+              </w:rPr>
+              <mc:AlternateContent>
+                <mc:Choice Requires="wpc">
+                  <w:drawing>
+                    <wp:inline distT="0" distB="0" distL="0" distR="0" wp14:anchorId="71750CD7" wp14:editId="7D14BDBB">
+                      <wp:extent cx="5434885" cy="1476375"/>
+                      <wp:effectExtent l="0" t="0" r="0" b="0"/>
+                      <wp:docPr id="1065937347" name="Lærred 114"/>
+                      <wp:cNvGraphicFramePr>
+                        <a:graphicFrameLocks xmlns:a="http://schemas.openxmlformats.org/drawingml/2006/main"/>
+                      </wp:cNvGraphicFramePr>
+                      <a:graphic xmlns:a="http://schemas.openxmlformats.org/drawingml/2006/main">
+                        <a:graphicData uri="http://schemas.microsoft.com/office/word/2010/wordprocessingCanvas">
+                          <wpc:wpc>
+                            <wpc:bg>
+                              <a:noFill/>
+                            </wpc:bg>
+                            <wpc:whole/>
+                            <wps:wsp>
+                              <wps:cNvPr id="800456768" name="Text Box 11"/>
+                              <wps:cNvSpPr txBox="1">
+                                <a:spLocks noChangeArrowheads="1"/>
+                              </wps:cNvSpPr>
+                              <wps:spPr bwMode="auto">
+                                <a:xfrm>
+                                  <a:off x="3226016" y="226979"/>
+                                  <a:ext cx="651510" cy="303049"/>
+                                </a:xfrm>
+                                <a:prstGeom prst="rect">
+                                  <a:avLst/>
+                                </a:prstGeom>
+                                <a:solidFill>
+                                  <a:srgbClr val="FFFFFF"/>
+                                </a:solidFill>
+                                <a:ln>
+                                  <a:noFill/>
+                                </a:ln>
+                                <a:extLst>
+                                  <a:ext uri="{91240B29-F687-4F45-9708-019B960494DF}">
+                                    <a14:hiddenLine xmlns:a14="http://schemas.microsoft.com/office/drawing/2010/main" w="9525">
+                                      <a:solidFill>
+                                        <a:srgbClr val="000000"/>
+                                      </a:solidFill>
+                                      <a:miter lim="800000"/>
+                                      <a:headEnd/>
+                                      <a:tailEnd/>
+                                    </a14:hiddenLine>
+                                  </a:ext>
+                                </a:extLst>
+                              </wps:spPr>
+                              <wps:txbx>
+                                <w:txbxContent>
+                                  <w:p>
+                                    <w:pPr>
+                                      <w:rPr>
+                                        <w:rFonts w:ascii="Calibri" w:eastAsia="Times New Roman" w:hAnsi="Calibri"/>
+                                      </w:rPr>
+                                    </w:pPr>
+                                    <w:r>
+                                      <w:rPr>
+                                        <w:rFonts w:ascii="Calibri" w:eastAsia="Times New Roman" w:hAnsi="Calibri"/>
+                                      </w:rPr>
+                                      <w:t>X</w:t>
+                                    </w:r>
+                                    <w:r>
+                                      <w:rPr>
+                                        <w:rFonts w:ascii="Calibri" w:eastAsia="Times New Roman" w:hAnsi="Calibri"/>
+                                        <w:position w:val="-6"/>
+                                        <w:vertAlign w:val="subscript"/>
+                                      </w:rPr>
+                                      <w:t>3</w:t>
+                                    </w:r>
+                                  </w:p>
+                                </w:txbxContent>
+                              </wps:txbx>
+                              <wps:bodyPr rot="0" vert="horz" wrap="square" lIns="91440" tIns="45720" rIns="91440" bIns="45720" anchor="t" anchorCtr="0" upright="1">
+                                <a:noAutofit/>
+                              </wps:bodyPr>
+                            </wps:wsp>
+                            <wps:wsp>
+                              <wps:cNvPr id="2038684559" name="Text Box 7"/>
+                              <wps:cNvSpPr txBox="1">
+                                <a:spLocks noChangeArrowheads="1"/>
+                              </wps:cNvSpPr>
+                              <wps:spPr bwMode="auto">
+                                <a:xfrm>
+                                  <a:off x="521095" y="218634"/>
+                                  <a:ext cx="270866" cy="264476"/>
+                                </a:xfrm>
+                                <a:prstGeom prst="rect">
+                                  <a:avLst/>
+                                </a:prstGeom>
+                                <a:solidFill>
+                                  <a:srgbClr val="FFFFFF"/>
+                                </a:solidFill>
+                                <a:ln>
+                                  <a:noFill/>
+                                </a:ln>
+                                <a:extLst>
+                                  <a:ext uri="{91240B29-F687-4F45-9708-019B960494DF}">
+                                    <a14:hiddenLine xmlns:a14="http://schemas.microsoft.com/office/drawing/2010/main" w="9525">
+                                      <a:solidFill>
+                                        <a:srgbClr val="000000"/>
+                                      </a:solidFill>
+                                      <a:miter lim="800000"/>
+                                      <a:headEnd/>
+                                      <a:tailEnd/>
+                                    </a14:hiddenLine>
+                                  </a:ext>
+                                </a:extLst>
+                              </wps:spPr>
+                              <wps:txbx>
+                                <w:txbxContent>
+                                  <w:p>
+                                    <w:r>
+                                      <w:t>x</w:t>
+                                    </w:r>
+                                  </w:p>
+                                </w:txbxContent>
+                              </wps:txbx>
+                              <wps:bodyPr rot="0" vert="horz" wrap="square" lIns="91440" tIns="45720" rIns="91440" bIns="45720" anchor="t" anchorCtr="0" upright="1">
+                                <a:noAutofit/>
+                              </wps:bodyPr>
+                            </wps:wsp>
+                            <wps:wsp>
+                              <wps:cNvPr id="327023608" name="Text Box 8"/>
+                              <wps:cNvSpPr txBox="1">
+                                <a:spLocks noChangeArrowheads="1"/>
+                              </wps:cNvSpPr>
+                              <wps:spPr bwMode="auto">
+                                <a:xfrm>
+                                  <a:off x="423262" y="632732"/>
+                                  <a:ext cx="476806" cy="275274"/>
+                                </a:xfrm>
+                                <a:prstGeom prst="rect">
+                                  <a:avLst/>
+                                </a:prstGeom>
+                                <a:solidFill>
+                                  <a:srgbClr val="FFFFFF"/>
+                                </a:solidFill>
+                                <a:ln>
+                                  <a:noFill/>
+                                </a:ln>
+                                <a:extLst>
+                                  <a:ext uri="{91240B29-F687-4F45-9708-019B960494DF}">
+                                    <a14:hiddenLine xmlns:a14="http://schemas.microsoft.com/office/drawing/2010/main" w="9525">
+                                      <a:solidFill>
+                                        <a:srgbClr val="000000"/>
+                                      </a:solidFill>
+                                      <a:miter lim="800000"/>
+                                      <a:headEnd/>
+                                      <a:tailEnd/>
+                                    </a14:hiddenLine>
+                                  </a:ext>
+                                </a:extLst>
+                              </wps:spPr>
+                              <wps:txbx>
+                                <w:txbxContent>
+                                  <w:p>
+                                    <w:r>
+                                      <w:t>f’(x)</w:t>
+                                    </w:r>
+                                  </w:p>
+                                </w:txbxContent>
+                              </wps:txbx>
+                              <wps:bodyPr rot="0" vert="horz" wrap="square" lIns="91440" tIns="45720" rIns="91440" bIns="45720" anchor="t" anchorCtr="0" upright="1">
+                                <a:noAutofit/>
+                              </wps:bodyPr>
+                            </wps:wsp>
+                            <wps:wsp>
+                              <wps:cNvPr id="1712388508" name="Text Box 9"/>
+                              <wps:cNvSpPr txBox="1">
+                                <a:spLocks noChangeArrowheads="1"/>
+                              </wps:cNvSpPr>
+                              <wps:spPr bwMode="auto">
+                                <a:xfrm>
+                                  <a:off x="431419" y="946283"/>
+                                  <a:ext cx="476806" cy="238012"/>
+                                </a:xfrm>
+                                <a:prstGeom prst="rect">
+                                  <a:avLst/>
+                                </a:prstGeom>
+                                <a:solidFill>
+                                  <a:srgbClr val="FFFFFF"/>
+                                </a:solidFill>
+                                <a:ln>
+                                  <a:noFill/>
+                                </a:ln>
+                                <a:extLst>
+                                  <a:ext uri="{91240B29-F687-4F45-9708-019B960494DF}">
+                                    <a14:hiddenLine xmlns:a14="http://schemas.microsoft.com/office/drawing/2010/main" w="9525">
+                                      <a:solidFill>
+                                        <a:srgbClr val="000000"/>
+                                      </a:solidFill>
+                                      <a:miter lim="800000"/>
+                                      <a:headEnd/>
+                                      <a:tailEnd/>
+                                    </a14:hiddenLine>
+                                  </a:ext>
+                                </a:extLst>
+                              </wps:spPr>
+                              <wps:txbx>
+                                <w:txbxContent>
+                                  <w:p>
+                                    <w:r>
+                                      <w:t>f(x)</w:t>
+                                    </w:r>
+                                  </w:p>
+                                </w:txbxContent>
+                              </wps:txbx>
+                              <wps:bodyPr rot="0" vert="horz" wrap="square" lIns="91440" tIns="45720" rIns="91440" bIns="45720" anchor="t" anchorCtr="0" upright="1">
+                                <a:noAutofit/>
+                              </wps:bodyPr>
+                            </wps:wsp>
+                            <wps:wsp>
+                              <wps:cNvPr id="1805021681" name="Text Box 10"/>
+                              <wps:cNvSpPr txBox="1">
+                                <a:spLocks noChangeArrowheads="1"/>
+                              </wps:cNvSpPr>
+                              <wps:spPr bwMode="auto">
+                                <a:xfrm>
+                                  <a:off x="1305115" y="210157"/>
+                                  <a:ext cx="554063" cy="295015"/>
+                                </a:xfrm>
+                                <a:prstGeom prst="rect">
+                                  <a:avLst/>
+                                </a:prstGeom>
+                                <a:solidFill>
+                                  <a:srgbClr val="FFFFFF"/>
+                                </a:solidFill>
+                                <a:ln>
+                                  <a:noFill/>
+                                </a:ln>
+                                <a:extLst>
+                                  <a:ext uri="{91240B29-F687-4F45-9708-019B960494DF}">
+                                    <a14:hiddenLine xmlns:a14="http://schemas.microsoft.com/office/drawing/2010/main" w="9525">
+                                      <a:solidFill>
+                                        <a:srgbClr val="000000"/>
+                                      </a:solidFill>
+                                      <a:miter lim="800000"/>
+                                      <a:headEnd/>
+                                      <a:tailEnd/>
+                                    </a14:hiddenLine>
+                                  </a:ext>
+                                </a:extLst>
+                              </wps:spPr>
+                              <wps:txbx>
+                                <w:txbxContent>
+                                  <w:p>
+                                    <w:pPr>
+                                      <w:rPr>
+                                        <w:vertAlign w:val="subscript"/>
+                                      </w:rPr>
+                                    </w:pPr>
+                                    <w:r>
+                                      <w:t>X</w:t>
+                                    </w:r>
+                                    <w:r>
+                                      <w:rPr>
+                                        <w:vertAlign w:val="subscript"/>
+                                      </w:rPr>
+                                      <w:t>1</w:t>
+                                    </w:r>
+                                  </w:p>
+                                  <w:p/>
+                                </w:txbxContent>
+                              </wps:txbx>
+                              <wps:bodyPr rot="0" vert="horz" wrap="square" lIns="91440" tIns="45720" rIns="91440" bIns="45720" anchor="t" anchorCtr="0" upright="1">
+                                <a:noAutofit/>
+                              </wps:bodyPr>
+                            </wps:wsp>
+                            <wps:wsp>
+                              <wps:cNvPr id="1473205346" name="Text Box 11"/>
+                              <wps:cNvSpPr txBox="1">
+                                <a:spLocks noChangeArrowheads="1"/>
+                              </wps:cNvSpPr>
+                              <wps:spPr bwMode="auto">
+                                <a:xfrm>
+                                  <a:off x="2298028" y="221407"/>
+                                  <a:ext cx="651814" cy="261703"/>
+                                </a:xfrm>
+                                <a:prstGeom prst="rect">
+                                  <a:avLst/>
+                                </a:prstGeom>
+                                <a:solidFill>
+                                  <a:srgbClr val="FFFFFF"/>
+                                </a:solidFill>
+                                <a:ln>
+                                  <a:noFill/>
+                                </a:ln>
+                                <a:extLst>
+                                  <a:ext uri="{91240B29-F687-4F45-9708-019B960494DF}">
+                                    <a14:hiddenLine xmlns:a14="http://schemas.microsoft.com/office/drawing/2010/main" w="9525">
+                                      <a:solidFill>
+                                        <a:srgbClr val="000000"/>
+                                      </a:solidFill>
+                                      <a:miter lim="800000"/>
+                                      <a:headEnd/>
+                                      <a:tailEnd/>
+                                    </a14:hiddenLine>
+                                  </a:ext>
+                                </a:extLst>
+                              </wps:spPr>
+                              <wps:txbx>
+                                <w:txbxContent>
+                                  <w:p>
+                                    <w:r>
+                                      <w:t>X</w:t>
+                                    </w:r>
+                                    <w:r>
+                                      <w:rPr>
+                                        <w:vertAlign w:val="subscript"/>
+                                      </w:rPr>
+                                      <w:t>2</w:t>
+                                    </w:r>
+                                  </w:p>
+                                </w:txbxContent>
+                              </wps:txbx>
+                              <wps:bodyPr rot="0" vert="horz" wrap="square" lIns="91440" tIns="45720" rIns="91440" bIns="45720" anchor="t" anchorCtr="0" upright="1">
+                                <a:noAutofit/>
+                              </wps:bodyPr>
+                            </wps:wsp>
+                            <wps:wsp>
+                              <wps:cNvPr id="477695823" name="Text Box 12"/>
+                              <wps:cNvSpPr txBox="1">
+                                <a:spLocks noChangeArrowheads="1"/>
+                              </wps:cNvSpPr>
+                              <wps:spPr bwMode="auto">
+                                <a:xfrm>
+                                  <a:off x="1298284" y="632731"/>
+                                  <a:ext cx="300317" cy="255417"/>
+                                </a:xfrm>
+                                <a:prstGeom prst="rect">
+                                  <a:avLst/>
+                                </a:prstGeom>
+                                <a:solidFill>
+                                  <a:srgbClr val="FFFFFF"/>
+                                </a:solidFill>
+                                <a:ln>
+                                  <a:noFill/>
+                                </a:ln>
+                                <a:extLst>
+                                  <a:ext uri="{91240B29-F687-4F45-9708-019B960494DF}">
+                                    <a14:hiddenLine xmlns:a14="http://schemas.microsoft.com/office/drawing/2010/main" w="9525">
+                                      <a:solidFill>
+                                        <a:srgbClr val="000000"/>
+                                      </a:solidFill>
+                                      <a:miter lim="800000"/>
+                                      <a:headEnd/>
+                                      <a:tailEnd/>
+                                    </a14:hiddenLine>
+                                  </a:ext>
+                                </a:extLst>
+                              </wps:spPr>
+                              <wps:txbx>
+                                <w:txbxContent>
+                                  <w:p>
+                                    <w:r>
+                                      <w:t>0</w:t>
+                                    </w:r>
+                                  </w:p>
+                                </w:txbxContent>
+                              </wps:txbx>
+                              <wps:bodyPr rot="0" vert="horz" wrap="square" lIns="91440" tIns="45720" rIns="91440" bIns="45720" anchor="t" anchorCtr="0" upright="1">
+                                <a:noAutofit/>
+                              </wps:bodyPr>
+                            </wps:wsp>
+                            <wps:wsp>
+                              <wps:cNvPr id="1120693668" name="Text Box 13"/>
+                              <wps:cNvSpPr txBox="1">
+                                <a:spLocks noChangeArrowheads="1"/>
+                              </wps:cNvSpPr>
+                              <wps:spPr bwMode="auto">
+                                <a:xfrm>
+                                  <a:off x="2279596" y="632732"/>
+                                  <a:ext cx="316533" cy="268542"/>
+                                </a:xfrm>
+                                <a:prstGeom prst="rect">
+                                  <a:avLst/>
+                                </a:prstGeom>
+                                <a:solidFill>
+                                  <a:srgbClr val="FFFFFF"/>
+                                </a:solidFill>
+                                <a:ln>
+                                  <a:noFill/>
+                                </a:ln>
+                                <a:extLst>
+                                  <a:ext uri="{91240B29-F687-4F45-9708-019B960494DF}">
+                                    <a14:hiddenLine xmlns:a14="http://schemas.microsoft.com/office/drawing/2010/main" w="9525">
+                                      <a:solidFill>
+                                        <a:srgbClr val="000000"/>
+                                      </a:solidFill>
+                                      <a:miter lim="800000"/>
+                                      <a:headEnd/>
+                                      <a:tailEnd/>
+                                    </a14:hiddenLine>
+                                  </a:ext>
+                                </a:extLst>
+                              </wps:spPr>
+                              <wps:txbx>
+                                <w:txbxContent>
+                                  <w:p>
+                                    <w:r>
+                                      <w:t>0</w:t>
+                                    </w:r>
+                                  </w:p>
+                                </w:txbxContent>
+                              </wps:txbx>
+                              <wps:bodyPr rot="0" vert="horz" wrap="square" lIns="91440" tIns="45720" rIns="91440" bIns="45720" anchor="t" anchorCtr="0" upright="1">
+                                <a:noAutofit/>
+                              </wps:bodyPr>
+                            </wps:wsp>
+                            <wps:wsp>
+                              <wps:cNvPr id="1863400301" name="Text Box 14"/>
+                              <wps:cNvSpPr txBox="1">
+                                <a:spLocks noChangeArrowheads="1"/>
+                              </wps:cNvSpPr>
+                              <wps:spPr bwMode="auto">
+                                <a:xfrm>
+                                  <a:off x="952419" y="593186"/>
+                                  <a:ext cx="323265" cy="333911"/>
+                                </a:xfrm>
+                                <a:prstGeom prst="rect">
+                                  <a:avLst/>
+                                </a:prstGeom>
+                                <a:solidFill>
+                                  <a:srgbClr val="FFFFFF"/>
+                                </a:solidFill>
+                                <a:ln>
+                                  <a:noFill/>
+                                </a:ln>
+                                <a:extLst>
+                                  <a:ext uri="{91240B29-F687-4F45-9708-019B960494DF}">
+                                    <a14:hiddenLine xmlns:a14="http://schemas.microsoft.com/office/drawing/2010/main" w="9525">
+                                      <a:solidFill>
+                                        <a:srgbClr val="000000"/>
+                                      </a:solidFill>
+                                      <a:miter lim="800000"/>
+                                      <a:headEnd/>
+                                      <a:tailEnd/>
+                                    </a14:hiddenLine>
+                                  </a:ext>
+                                </a:extLst>
+                              </wps:spPr>
+                              <wps:txbx>
+                                <w:txbxContent>
+                                  <w:p>
+                                    <w:pPr>
+                                      <w:rPr>
+                                        <w:bCs/>
+                                        <w:sz w:val="32"/>
+                                        <w:szCs w:val="32"/>
+                                      </w:rPr>
+                                    </w:pPr>
+                                    <w:r>
+                                      <w:rPr>
+                                        <w:bCs/>
+                                        <w:sz w:val="32"/>
+                                        <w:szCs w:val="32"/>
+                                      </w:rPr>
+                                      <w:t>+</w:t>
+                                    </w:r>
+                                  </w:p>
+                                </w:txbxContent>
+                              </wps:txbx>
+                              <wps:bodyPr rot="0" vert="horz" wrap="square" lIns="91440" tIns="45720" rIns="91440" bIns="45720" anchor="t" anchorCtr="0" upright="1">
+                                <a:noAutofit/>
+                              </wps:bodyPr>
+                            </wps:wsp>
+                            <wps:wsp>
+                              <wps:cNvPr id="1509249497" name="Text Box 15"/>
+                              <wps:cNvSpPr txBox="1">
+                                <a:spLocks noChangeArrowheads="1"/>
+                              </wps:cNvSpPr>
+                              <wps:spPr bwMode="auto">
+                                <a:xfrm>
+                                  <a:off x="1825285" y="575179"/>
+                                  <a:ext cx="316841" cy="351918"/>
+                                </a:xfrm>
+                                <a:prstGeom prst="rect">
+                                  <a:avLst/>
+                                </a:prstGeom>
+                                <a:solidFill>
+                                  <a:srgbClr val="FFFFFF"/>
+                                </a:solidFill>
+                                <a:ln>
+                                  <a:noFill/>
+                                </a:ln>
+                                <a:extLst>
+                                  <a:ext uri="{91240B29-F687-4F45-9708-019B960494DF}">
+                                    <a14:hiddenLine xmlns:a14="http://schemas.microsoft.com/office/drawing/2010/main" w="9525">
+                                      <a:solidFill>
+                                        <a:srgbClr val="000000"/>
+                                      </a:solidFill>
+                                      <a:miter lim="800000"/>
+                                      <a:headEnd/>
+                                      <a:tailEnd/>
+                                    </a14:hiddenLine>
+                                  </a:ext>
+                                </a:extLst>
+                              </wps:spPr>
+                              <wps:txbx>
+                                <w:txbxContent>
+                                  <w:p>
+                                    <w:pPr>
+                                      <w:rPr>
+                                        <w:bCs/>
+                                        <w:sz w:val="32"/>
+                                        <w:szCs w:val="32"/>
+                                      </w:rPr>
+                                    </w:pPr>
+                                    <w:r>
+                                      <w:rPr>
+                                        <w:bCs/>
+                                        <w:sz w:val="32"/>
+                                        <w:szCs w:val="32"/>
+                                      </w:rPr>
+                                      <w:t>-</w:t>
+                                    </w:r>
+                                  </w:p>
+                                </w:txbxContent>
+                              </wps:txbx>
+                              <wps:bodyPr rot="0" vert="horz" wrap="square" lIns="91440" tIns="45720" rIns="91440" bIns="45720" anchor="t" anchorCtr="0" upright="1">
+                                <a:noAutofit/>
+                              </wps:bodyPr>
+                            </wps:wsp>
+                            <wps:wsp>
+                              <wps:cNvPr id="302628713" name="Text Box 16"/>
+                              <wps:cNvSpPr txBox="1">
+                                <a:spLocks noChangeArrowheads="1"/>
+                              </wps:cNvSpPr>
+                              <wps:spPr bwMode="auto">
+                                <a:xfrm>
+                                  <a:off x="2775855" y="590081"/>
+                                  <a:ext cx="376588" cy="317925"/>
+                                </a:xfrm>
+                                <a:prstGeom prst="rect">
+                                  <a:avLst/>
+                                </a:prstGeom>
+                                <a:solidFill>
+                                  <a:srgbClr val="FFFFFF"/>
+                                </a:solidFill>
+                                <a:ln>
+                                  <a:noFill/>
+                                </a:ln>
+                                <a:extLst>
+                                  <a:ext uri="{91240B29-F687-4F45-9708-019B960494DF}">
+                                    <a14:hiddenLine xmlns:a14="http://schemas.microsoft.com/office/drawing/2010/main" w="9525">
+                                      <a:solidFill>
+                                        <a:srgbClr val="000000"/>
+                                      </a:solidFill>
+                                      <a:miter lim="800000"/>
+                                      <a:headEnd/>
+                                      <a:tailEnd/>
+                                    </a14:hiddenLine>
+                                  </a:ext>
+                                </a:extLst>
+                              </wps:spPr>
+                              <wps:txbx>
+                                <w:txbxContent>
+                                  <w:p>
+                                    <w:pPr>
+                                      <w:rPr>
+                                        <w:bCs/>
+                                        <w:sz w:val="32"/>
+                                        <w:szCs w:val="32"/>
+                                      </w:rPr>
+                                    </w:pPr>
+                                    <w:r>
+                                      <w:rPr>
+                                        <w:bCs/>
+                                        <w:sz w:val="32"/>
+                                        <w:szCs w:val="32"/>
+                                      </w:rPr>
+                                      <w:t>+</w:t>
+                                    </w:r>
+                                  </w:p>
+                                </w:txbxContent>
+                              </wps:txbx>
+                              <wps:bodyPr rot="0" vert="horz" wrap="square" lIns="91440" tIns="45720" rIns="91440" bIns="45720" anchor="t" anchorCtr="0" upright="1">
+                                <a:noAutofit/>
+                              </wps:bodyPr>
+                            </wps:wsp>
+                            <wps:wsp>
+                              <wps:cNvPr id="678383597" name="AutoShape 17"/>
+                              <wps:cNvCnPr>
+                                <a:cxnSpLocks noChangeShapeType="1"/>
+                              </wps:cNvCnPr>
+                              <wps:spPr bwMode="auto">
+                                <a:xfrm flipV="1">
+                                  <a:off x="908226" y="1035730"/>
+                                  <a:ext cx="360000" cy="180000"/>
+                                </a:xfrm>
+                                <a:prstGeom prst="straightConnector1">
+                                  <a:avLst/>
+                                </a:prstGeom>
+                                <a:noFill/>
+                                <a:ln w="9525">
+                                  <a:solidFill>
+                                    <a:srgbClr val="000000"/>
+                                  </a:solidFill>
+                                  <a:round/>
+                                  <a:headEnd/>
+                                  <a:tailEnd type="triangle" w="med" len="med"/>
+                                </a:ln>
+                                <a:extLst>
+                                  <a:ext uri="{909E8E84-426E-40DD-AFC4-6F175D3DCCD1}">
+                                    <a14:hiddenFill xmlns:a14="http://schemas.microsoft.com/office/drawing/2010/main">
+                                      <a:noFill/>
+                                    </a14:hiddenFill>
+                                  </a:ext>
+                                </a:extLst>
+                              </wps:spPr>
+                              <wps:bodyPr/>
+                            </wps:wsp>
+                            <wps:wsp>
+                              <wps:cNvPr id="1108413878" name="AutoShape 18"/>
+                              <wps:cNvCnPr>
+                                <a:cxnSpLocks noChangeShapeType="1"/>
+                              </wps:cNvCnPr>
+                              <wps:spPr bwMode="auto">
+                                <a:xfrm>
+                                  <a:off x="1784963" y="993151"/>
+                                  <a:ext cx="360000" cy="180000"/>
+                                </a:xfrm>
+                                <a:prstGeom prst="straightConnector1">
+                                  <a:avLst/>
+                                </a:prstGeom>
+                                <a:noFill/>
+                                <a:ln w="9525">
+                                  <a:solidFill>
+                                    <a:srgbClr val="000000"/>
+                                  </a:solidFill>
+                                  <a:round/>
+                                  <a:headEnd/>
+                                  <a:tailEnd type="triangle" w="med" len="med"/>
+                                </a:ln>
+                                <a:extLst>
+                                  <a:ext uri="{909E8E84-426E-40DD-AFC4-6F175D3DCCD1}">
+                                    <a14:hiddenFill xmlns:a14="http://schemas.microsoft.com/office/drawing/2010/main">
+                                      <a:noFill/>
+                                    </a14:hiddenFill>
+                                  </a:ext>
+                                </a:extLst>
+                              </wps:spPr>
+                              <wps:bodyPr/>
+                            </wps:wsp>
+                            <wps:wsp>
+                              <wps:cNvPr id="1180210822" name="AutoShape 19"/>
+                              <wps:cNvCnPr>
+                                <a:cxnSpLocks noChangeShapeType="1"/>
+                              </wps:cNvCnPr>
+                              <wps:spPr bwMode="auto">
+                                <a:xfrm flipV="1">
+                                  <a:off x="2733441" y="997438"/>
+                                  <a:ext cx="360000" cy="180000"/>
+                                </a:xfrm>
+                                <a:prstGeom prst="straightConnector1">
+                                  <a:avLst/>
+                                </a:prstGeom>
+                                <a:noFill/>
+                                <a:ln w="9525">
+                                  <a:solidFill>
+                                    <a:srgbClr val="000000"/>
+                                  </a:solidFill>
+                                  <a:round/>
+                                  <a:headEnd/>
+                                  <a:tailEnd type="triangle" w="med" len="med"/>
+                                </a:ln>
+                                <a:extLst>
+                                  <a:ext uri="{909E8E84-426E-40DD-AFC4-6F175D3DCCD1}">
+                                    <a14:hiddenFill xmlns:a14="http://schemas.microsoft.com/office/drawing/2010/main">
+                                      <a:noFill/>
+                                    </a14:hiddenFill>
+                                  </a:ext>
+                                </a:extLst>
+                              </wps:spPr>
+                              <wps:bodyPr/>
+                            </wps:wsp>
+                            <wps:wsp>
+                              <wps:cNvPr id="804443190" name="Lige forbindelse 115"/>
+                              <wps:cNvCnPr>
+                                <a:cxnSpLocks noChangeShapeType="1"/>
+                              </wps:cNvCnPr>
+                              <wps:spPr bwMode="auto">
+                                <a:xfrm>
+                                  <a:off x="799310" y="98905"/>
+                                  <a:ext cx="4400" cy="1123757"/>
+                                </a:xfrm>
+                                <a:prstGeom prst="line">
+                                  <a:avLst/>
+                                </a:prstGeom>
+                                <a:noFill/>
+                                <a:ln w="9525">
+                                  <a:solidFill>
+                                    <a:schemeClr val="tx1">
+                                      <a:lumMod val="100000"/>
+                                      <a:lumOff val="0"/>
+                                    </a:schemeClr>
+                                  </a:solidFill>
+                                  <a:round/>
+                                  <a:headEnd/>
+                                  <a:tailEnd/>
+                                </a:ln>
+                                <a:extLst>
+                                  <a:ext uri="{909E8E84-426E-40DD-AFC4-6F175D3DCCD1}">
+                                    <a14:hiddenFill xmlns:a14="http://schemas.microsoft.com/office/drawing/2010/main">
+                                      <a:noFill/>
+                                    </a14:hiddenFill>
+                                  </a:ext>
+                                </a:extLst>
+                              </wps:spPr>
+                              <wps:bodyPr/>
+                            </wps:wsp>
+                            <wps:wsp>
+                              <wps:cNvPr id="1447729116" name="AutoShape 4"/>
+                              <wps:cNvCnPr>
+                                <a:cxnSpLocks noChangeShapeType="1"/>
+                              </wps:cNvCnPr>
+                              <wps:spPr bwMode="auto">
+                                <a:xfrm>
+                                  <a:off x="508305" y="508626"/>
+                                  <a:ext cx="4644000" cy="0"/>
+                                </a:xfrm>
+                                <a:prstGeom prst="straightConnector1">
+                                  <a:avLst/>
+                                </a:prstGeom>
+                                <a:noFill/>
+                                <a:ln w="9525">
+                                  <a:solidFill>
+                                    <a:srgbClr val="000000"/>
+                                  </a:solidFill>
+                                  <a:round/>
+                                  <a:headEnd/>
+                                  <a:tailEnd type="triangle" w="med" len="med"/>
+                                </a:ln>
+                                <a:extLst>
+                                  <a:ext uri="{909E8E84-426E-40DD-AFC4-6F175D3DCCD1}">
+                                    <a14:hiddenFill xmlns:a14="http://schemas.microsoft.com/office/drawing/2010/main">
+                                      <a:noFill/>
+                                    </a14:hiddenFill>
+                                  </a:ext>
+                                </a:extLst>
+                              </wps:spPr>
+                              <wps:bodyPr/>
+                            </wps:wsp>
+                            <wps:wsp>
+                              <wps:cNvPr id="229527643" name="AutoShape 6"/>
+                              <wps:cNvCnPr>
+                                <a:cxnSpLocks noChangeShapeType="1"/>
+                              </wps:cNvCnPr>
+                              <wps:spPr bwMode="auto">
+                                <a:xfrm>
+                                  <a:off x="2423330" y="452107"/>
+                                  <a:ext cx="0" cy="108000"/>
+                                </a:xfrm>
+                                <a:prstGeom prst="straightConnector1">
+                                  <a:avLst/>
+                                </a:prstGeom>
+                                <a:noFill/>
+                                <a:ln w="9525">
+                                  <a:solidFill>
+                                    <a:srgbClr val="000000"/>
+                                  </a:solidFill>
+                                  <a:round/>
+                                  <a:headEnd/>
+                                  <a:tailEnd/>
+                                </a:ln>
+                                <a:extLst>
+                                  <a:ext uri="{909E8E84-426E-40DD-AFC4-6F175D3DCCD1}">
+                                    <a14:hiddenFill xmlns:a14="http://schemas.microsoft.com/office/drawing/2010/main">
+                                      <a:noFill/>
+                                    </a14:hiddenFill>
+                                  </a:ext>
+                                </a:extLst>
+                              </wps:spPr>
+                              <wps:bodyPr/>
+                            </wps:wsp>
+                            <wps:wsp>
+                              <wps:cNvPr id="1124942041" name="AutoShape 5"/>
+                              <wps:cNvCnPr>
+                                <a:cxnSpLocks noChangeShapeType="1"/>
+                              </wps:cNvCnPr>
+                              <wps:spPr bwMode="auto">
+                                <a:xfrm>
+                                  <a:off x="1432217" y="446846"/>
+                                  <a:ext cx="0" cy="108000"/>
+                                </a:xfrm>
+                                <a:prstGeom prst="straightConnector1">
+                                  <a:avLst/>
+                                </a:prstGeom>
+                                <a:noFill/>
+                                <a:ln w="9525">
+                                  <a:solidFill>
+                                    <a:srgbClr val="000000"/>
+                                  </a:solidFill>
+                                  <a:round/>
+                                  <a:headEnd/>
+                                  <a:tailEnd/>
+                                </a:ln>
+                                <a:extLst>
+                                  <a:ext uri="{909E8E84-426E-40DD-AFC4-6F175D3DCCD1}">
+                                    <a14:hiddenFill xmlns:a14="http://schemas.microsoft.com/office/drawing/2010/main">
+                                      <a:noFill/>
+                                    </a14:hiddenFill>
+                                  </a:ext>
+                                </a:extLst>
+                              </wps:spPr>
+                              <wps:bodyPr/>
+                            </wps:wsp>
+                            <wps:wsp>
+                              <wps:cNvPr id="723356654" name="AutoShape 6"/>
+                              <wps:cNvCnPr>
+                                <a:cxnSpLocks noChangeShapeType="1"/>
+                              </wps:cNvCnPr>
+                              <wps:spPr bwMode="auto">
+                                <a:xfrm>
+                                  <a:off x="3357062" y="455643"/>
+                                  <a:ext cx="0" cy="107950"/>
+                                </a:xfrm>
+                                <a:prstGeom prst="straightConnector1">
+                                  <a:avLst/>
+                                </a:prstGeom>
+                                <a:noFill/>
+                                <a:ln w="9525">
+                                  <a:solidFill>
+                                    <a:srgbClr val="000000"/>
+                                  </a:solidFill>
+                                  <a:round/>
+                                  <a:headEnd/>
+                                  <a:tailEnd/>
+                                </a:ln>
+                                <a:extLst>
+                                  <a:ext uri="{909E8E84-426E-40DD-AFC4-6F175D3DCCD1}">
+                                    <a14:hiddenFill xmlns:a14="http://schemas.microsoft.com/office/drawing/2010/main">
+                                      <a:noFill/>
+                                    </a14:hiddenFill>
+                                  </a:ext>
+                                </a:extLst>
+                              </wps:spPr>
+                              <wps:bodyPr/>
+                            </wps:wsp>
+                            <wps:wsp>
+                              <wps:cNvPr id="1723939264" name="Text Box 16"/>
+                              <wps:cNvSpPr txBox="1">
+                                <a:spLocks noChangeArrowheads="1"/>
+                              </wps:cNvSpPr>
+                              <wps:spPr bwMode="auto">
+                                <a:xfrm>
+                                  <a:off x="3633830" y="580490"/>
+                                  <a:ext cx="317913" cy="285615"/>
+                                </a:xfrm>
+                                <a:prstGeom prst="rect">
+                                  <a:avLst/>
+                                </a:prstGeom>
+                                <a:solidFill>
+                                  <a:srgbClr val="FFFFFF"/>
+                                </a:solidFill>
+                                <a:ln>
+                                  <a:noFill/>
+                                </a:ln>
+                                <a:extLst>
+                                  <a:ext uri="{91240B29-F687-4F45-9708-019B960494DF}">
+                                    <a14:hiddenLine xmlns:a14="http://schemas.microsoft.com/office/drawing/2010/main" w="9525">
+                                      <a:solidFill>
+                                        <a:srgbClr val="000000"/>
+                                      </a:solidFill>
+                                      <a:miter lim="800000"/>
+                                      <a:headEnd/>
+                                      <a:tailEnd/>
+                                    </a14:hiddenLine>
+                                  </a:ext>
+                                </a:extLst>
+                              </wps:spPr>
+                              <wps:txbx>
+                                <w:txbxContent>
+                                  <w:p>
+                                    <w:pPr>
+                                      <w:rPr>
+                                        <w:bCs/>
+                                        <w:sz w:val="32"/>
+                                        <w:szCs w:val="32"/>
+                                      </w:rPr>
+                                    </w:pPr>
+                                    <w:r>
+                                      <w:rPr>
+                                        <w:bCs/>
+                                        <w:sz w:val="32"/>
+                                        <w:szCs w:val="32"/>
+                                      </w:rPr>
+                                      <w:t>-</w:t>
+                                    </w:r>
+                                  </w:p>
+                                </w:txbxContent>
+                              </wps:txbx>
+                              <wps:bodyPr rot="0" vert="horz" wrap="square" lIns="91440" tIns="45720" rIns="91440" bIns="45720" anchor="t" anchorCtr="0" upright="1">
+                                <a:noAutofit/>
+                              </wps:bodyPr>
+                            </wps:wsp>
+                            <wps:wsp>
+                              <wps:cNvPr id="842649322" name="AutoShape 19"/>
+                              <wps:cNvCnPr>
+                                <a:cxnSpLocks noChangeShapeType="1"/>
+                              </wps:cNvCnPr>
+                              <wps:spPr bwMode="auto">
+                                <a:xfrm>
+                                  <a:off x="3602243" y="987932"/>
+                                  <a:ext cx="360000" cy="180000"/>
+                                </a:xfrm>
+                                <a:prstGeom prst="straightConnector1">
+                                  <a:avLst/>
+                                </a:prstGeom>
+                                <a:noFill/>
+                                <a:ln w="9525">
+                                  <a:solidFill>
+                                    <a:srgbClr val="000000"/>
+                                  </a:solidFill>
+                                  <a:round/>
+                                  <a:headEnd/>
+                                  <a:tailEnd type="triangle" w="med" len="med"/>
+                                </a:ln>
+                                <a:extLst>
+                                  <a:ext uri="{909E8E84-426E-40DD-AFC4-6F175D3DCCD1}">
+                                    <a14:hiddenFill xmlns:a14="http://schemas.microsoft.com/office/drawing/2010/main">
+                                      <a:noFill/>
+                                    </a14:hiddenFill>
+                                  </a:ext>
+                                </a:extLst>
+                              </wps:spPr>
+                              <wps:bodyPr/>
+                            </wps:wsp>
+                          </wpc:wpc>
+                        </a:graphicData>
+                      </a:graphic>
+                    </wp:inline>
+                  </w:drawing>
+                </mc:Choice>
+                <mc:Fallback>
+                  <w:pict>
+                    <v:group w14:anchorId="71750CD7" id="_x0000_s1166" editas="canvas" style="width:427.95pt;height:116.25pt;mso-position-horizontal-relative:char;mso-position-vertical-relative:line" coordsize="54343,14763" o:gfxdata="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">
+                      <v:shape id="_x0000_s1167" type="#_x0000_t75" style="position:absolute;width:54343;height:14763;visibility:visible;mso-wrap-style:square">
+                        <v:fill o:detectmouseclick="t"/>
+                        <v:path o:connecttype="none"/>
+                      </v:shape>
+                      <v:shape id="Text Box 11" o:spid="_x0000_s1168" type="#_x0000_t202" style="position:absolute;left:32260;top:2269;width:6515;height:3031;visibility:visible;mso-wrap-style:square;v-text-anchor:top" o:gfxdata="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" stroked="f">
+                        <v:textbox>
+                          <w:txbxContent>
+                            <w:p>
+                              <w:pPr>
+                                <w:rPr>
+                                  <w:rFonts w:ascii="Calibri" w:eastAsia="Times New Roman" w:hAnsi="Calibri"/>
+                                </w:rPr>
+                              </w:pPr>
+                              <w:r>
+                                <w:rPr>
+                                  <w:rFonts w:ascii="Calibri" w:eastAsia="Times New Roman" w:hAnsi="Calibri"/>
+                                </w:rPr>
+                                <w:t>X</w:t>
+                              </w:r>
+                              <w:r>
+                                <w:rPr>
+                                  <w:rFonts w:ascii="Calibri" w:eastAsia="Times New Roman" w:hAnsi="Calibri"/>
+                                  <w:position w:val="-6"/>
+                                  <w:vertAlign w:val="subscript"/>
+                                </w:rPr>
+                                <w:t>3</w:t>
+                              </w:r>
+                            </w:p>
+                          </w:txbxContent>
+                        </v:textbox>
+                      </v:shape>
+                      <v:shape id="Text Box 7" o:spid="_x0000_s1169" type="#_x0000_t202" style="position:absolute;left:5210;top:2186;width:2709;height:2645;visibility:visible;mso-wrap-style:square;v-text-anchor:top" o:gfxdata="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" stroked="f">
+                        <v:textbox>
+                          <w:txbxContent>
+                            <w:p>
+                              <w:r>
+                                <w:t>x</w:t>
+                              </w:r>
+                            </w:p>
+                          </w:txbxContent>
+                        </v:textbox>
+                      </v:shape>
+                      <v:shape id="Text Box 8" o:spid="_x0000_s1170" type="#_x0000_t202" style="position:absolute;left:4232;top:6327;width:4768;height:2753;visibility:visible;mso-wrap-style:square;v-text-anchor:top" o:gfxdata="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" stroked="f">
+                        <v:textbox>
+                          <w:txbxContent>
+                            <w:p>
+                              <w:r>
+                                <w:t>f’(x)</w:t>
+                              </w:r>
+                            </w:p>
+                          </w:txbxContent>
+                        </v:textbox>
+                      </v:shape>
+                      <v:shape id="Text Box 9" o:spid="_x0000_s1171" type="#_x0000_t202" style="position:absolute;left:4314;top:9462;width:4768;height:2380;visibility:visible;mso-wrap-style:square;v-text-anchor:top" o:gfxdata="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" stroked="f">
+                        <v:textbox>
+                          <w:txbxContent>
+                            <w:p>
+                              <w:r>
+                                <w:t>f(x)</w:t>
+                              </w:r>
+                            </w:p>
+                          </w:txbxContent>
+                        </v:textbox>
+                      </v:shape>
+                      <v:shape id="Text Box 10" o:spid="_x0000_s1172" type="#_x0000_t202" style="position:absolute;left:13051;top:2101;width:5540;height:2950;visibility:visible;mso-wrap-style:square;v-text-anchor:top" o:gfxdata="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" stroked="f">
+                        <v:textbox>
+                          <w:txbxContent>
+                            <w:p>
+                              <w:pPr>
+                                <w:rPr>
+                                  <w:vertAlign w:val="subscript"/>
+                                </w:rPr>
+                              </w:pPr>
+                              <w:r>
+                                <w:t>X</w:t>
+                              </w:r>
+                              <w:r>
+                                <w:rPr>
+                                  <w:vertAlign w:val="subscript"/>
+                                </w:rPr>
+                                <w:t>1</w:t>
+                              </w:r>
+                            </w:p>
+                            <w:p/>
+                          </w:txbxContent>
+                        </v:textbox>
+                      </v:shape>
+                      <v:shape id="Text Box 11" o:spid="_x0000_s1173" type="#_x0000_t202" style="position:absolute;left:22980;top:2214;width:6518;height:2617;visibility:visible;mso-wrap-style:square;v-text-anchor:top" o:gfxdata="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" stroked="f">
+                        <v:textbox>
+                          <w:txbxContent>
+                            <w:p>
+                              <w:r>
+                                <w:t>X</w:t>
+                              </w:r>
+                              <w:r>
+                                <w:rPr>
+                                  <w:vertAlign w:val="subscript"/>
+                                </w:rPr>
+                                <w:t>2</w:t>
+                              </w:r>
+                            </w:p>
+                          </w:txbxContent>
+                        </v:textbox>
+                      </v:shape>
+                      <v:shape id="Text Box 12" o:spid="_x0000_s1174" type="#_x0000_t202" style="position:absolute;left:12982;top:6327;width:3004;height:2554;visibility:visible;mso-wrap-style:square;v-text-anchor:top" o:gfxdata="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" stroked="f">
+                        <v:textbox>
+                          <w:txbxContent>
+                            <w:p>
+                              <w:r>
+                                <w:t>0</w:t>
+                              </w:r>
+                            </w:p>
+                          </w:txbxContent>
+                        </v:textbox>
+                      </v:shape>
+                      <v:shape id="Text Box 13" o:spid="_x0000_s1175" type="#_x0000_t202" style="position:absolute;left:22795;top:6327;width:3166;height:2685;visibility:visible;mso-wrap-style:square;v-text-anchor:top" o:gfxdata="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" stroked="f">
+                        <v:textbox>
+                          <w:txbxContent>
+                            <w:p>
+                              <w:r>
+                                <w:t>0</w:t>
+                              </w:r>
+                            </w:p>
+                          </w:txbxContent>
+                        </v:textbox>
+                      </v:shape>
+                      <v:shape id="Text Box 14" o:spid="_x0000_s1176" type="#_x0000_t202" style="position:absolute;left:9524;top:5931;width:3232;height:3339;visibility:visible;mso-wrap-style:square;v-text-anchor:top" o:gfxdata="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" stroked="f">
+                        <v:textbox>
+                          <w:txbxContent>
+                            <w:p>
+                              <w:pPr>
+                                <w:rPr>
+                                  <w:bCs/>
+                                  <w:sz w:val="32"/>
+                                  <w:szCs w:val="32"/>
+                                </w:rPr>
+                              </w:pPr>
+                              <w:r>
+                                <w:rPr>
+                                  <w:bCs/>
+                                  <w:sz w:val="32"/>
+                                  <w:szCs w:val="32"/>
+                                </w:rPr>
+                                <w:t>+</w:t>
+                              </w:r>
+                            </w:p>
+                          </w:txbxContent>
+                        </v:textbox>
+                      </v:shape>
+                      <v:shape id="Text Box 15" o:spid="_x0000_s1177" type="#_x0000_t202" style="position:absolute;left:18252;top:5751;width:3169;height:3519;visibility:visible;mso-wrap-style:square;v-text-anchor:top" o:gfxdata="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" stroked="f">
+                        <v:textbox>
+                          <w:txbxContent>
+                            <w:p>
+                              <w:pPr>
+                                <w:rPr>
+                                  <w:bCs/>
+                                  <w:sz w:val="32"/>
+                                  <w:szCs w:val="32"/>
+                                </w:rPr>
+                              </w:pPr>
+                              <w:r>
+                                <w:rPr>
+                                  <w:bCs/>
+                                  <w:sz w:val="32"/>
+                                  <w:szCs w:val="32"/>
+                                </w:rPr>
+                                <w:t>-</w:t>
+                              </w:r>
+                            </w:p>
+                          </w:txbxContent>
+                        </v:textbox>
+                      </v:shape>
+                      <v:shape id="Text Box 16" o:spid="_x0000_s1178" type="#_x0000_t202" style="position:absolute;left:27758;top:5900;width:3766;height:3180;visibility:visible;mso-wrap-style:square;v-text-anchor:top" o:gfxdata="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" stroked="f">
+                        <v:textbox>
+                          <w:txbxContent>
+                            <w:p>
+                              <w:pPr>
+                                <w:rPr>
+                                  <w:bCs/>
+                                  <w:sz w:val="32"/>
+                                  <w:szCs w:val="32"/>
+                                </w:rPr>
+                              </w:pPr>
+                              <w:r>
+                                <w:rPr>
+                                  <w:bCs/>
+                                  <w:sz w:val="32"/>
+                                  <w:szCs w:val="32"/>
+                                </w:rPr>
+                                <w:t>+</w:t>
+                              </w:r>
+                            </w:p>
+                          </w:txbxContent>
+                        </v:textbox>
+                      </v:shape>
+                      <v:shape id="AutoShape 17" o:spid="_x0000_s1179" type="#_x0000_t32" style="position:absolute;left:9082;top:10357;width:3600;height:1800;flip:y;visibility:visible;mso-wrap-style:square" o:connectortype="straight" o:gfxdata="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">
+                        <v:stroke endarrow="block"/>
+                      </v:shape>
+                      <v:shape id="AutoShape 18" o:spid="_x0000_s1180" type="#_x0000_t32" style="position:absolute;left:17849;top:9931;width:3600;height:1800;visibility:visible;mso-wrap-style:square" o:connectortype="straight" o:gfxdata="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">
+                        <v:stroke endarrow="block"/>
+                      </v:shape>
+                      <v:shape id="AutoShape 19" o:spid="_x0000_s1181" type="#_x0000_t32" style="position:absolute;left:27334;top:9974;width:3600;height:1800;flip:y;visibility:visible;mso-wrap-style:square" o:connectortype="straight" o:gfxdata="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">
+                        <v:stroke endarrow="block"/>
+                      </v:shape>
+                      <v:line id="Lige forbindelse 115" o:spid="_x0000_s1182" style="position:absolute;visibility:visible;mso-wrap-style:square" from="7993,989" to="8037,12226" o:connectortype="straight" o:gfxdata="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" strokecolor="black [3213]"/>
+                      <v:shape id="AutoShape 4" o:spid="_x0000_s1183" type="#_x0000_t32" style="position:absolute;left:5083;top:5086;width:46440;height:0;visibility:visible;mso-wrap-style:square" o:connectortype="straight" o:gfxdata="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">
+                        <v:stroke endarrow="block"/>
+                      </v:shape>
+                      <v:shape id="AutoShape 6" o:spid="_x0000_s1184" type="#_x0000_t32" style="position:absolute;left:24233;top:4521;width:0;height:1080;visibility:visible;mso-wrap-style:square" o:connectortype="straight" o:gfxdata="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"/>
+                      <v:shape id="AutoShape 5" o:spid="_x0000_s1185" type="#_x0000_t32" style="position:absolute;left:14322;top:4468;width:0;height:1080;visibility:visible;mso-wrap-style:square" o:connectortype="straight" o:gfxdata="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"/>
+                      <v:shape id="AutoShape 6" o:spid="_x0000_s1186" type="#_x0000_t32" style="position:absolute;left:33570;top:4556;width:0;height:1079;visibility:visible;mso-wrap-style:square" o:connectortype="straight" o:gfxdata="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"/>
+                      <v:shape id="Text Box 16" o:spid="_x0000_s1187" type="#_x0000_t202" style="position:absolute;left:36338;top:5804;width:3179;height:2857;visibility:visible;mso-wrap-style:square;v-text-anchor:top" o:gfxdata="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" stroked="f">
+                        <v:textbox>
+                          <w:txbxContent>
+                            <w:p>
+                              <w:pPr>
+                                <w:rPr>
+                                  <w:bCs/>
+                                  <w:sz w:val="32"/>
+                                  <w:szCs w:val="32"/>
+                                </w:rPr>
+                              </w:pPr>
+                              <w:r>
+                                <w:rPr>
+                                  <w:bCs/>
+                                  <w:sz w:val="32"/>
+                                  <w:szCs w:val="32"/>
+                                </w:rPr>
+                                <w:t>-</w:t>
+                              </w:r>
+                            </w:p>
+                          </w:txbxContent>
+                        </v:textbox>
+                      </v:shape>
+                      <v:shape id="AutoShape 19" o:spid="_x0000_s1188" type="#_x0000_t32" style="position:absolute;left:36022;top:9879;width:3600;height:1800;visibility:visible;mso-wrap-style:square" o:connectortype="straight" o:gfxdata="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">
+                        <v:stroke endarrow="block"/>
+                      </v:shape>
+                      <w10:anchorlock/>
+                    </v:group>
+                  </w:pict>
+                </mc:Fallback>
+              </mc:AlternateContent>
+            </w:r>
+          </w:p>
+        </w:tc>
+        <w:tc>
+          <w:tcPr>
+            <w:tcW w:w="4889" w:type="dxa"/>
+          </w:tcPr>
+          <w:p/>
+          <w:p/>
+        </w:tc>
+      </w:tr>
+      <w:tr>
+        <w:tc>
+          <w:tcPr>
+            <w:tcW w:w="4889" w:type="dxa"/>
+          </w:tcPr>
+          <w:p>
+            <w:pPr>
+              <w:rPr>
+                <w:noProof/>
+              </w:rPr>
+            </w:pPr>
+            <w:r>
+              <w:rPr>
+                <w:noProof/>
+                <w:lang w:eastAsia="en-US"/>
+              </w:rPr>
+              <mc:AlternateContent>
+                <mc:Choice Requires="wpc">
+                  <w:drawing>
+                    <wp:inline distT="0" distB="0" distL="0" distR="0" wp14:anchorId="272BFE5B" wp14:editId="0D75D90F">
+                      <wp:extent cx="5272019" cy="1476375"/>
+                      <wp:effectExtent l="0" t="0" r="0" b="0"/>
+                      <wp:docPr id="40" name="Lærred 154"/>
+                      <wp:cNvGraphicFramePr>
+                        <a:graphicFrameLocks xmlns:a="http://schemas.openxmlformats.org/drawingml/2006/main"/>
+                      </wp:cNvGraphicFramePr>
+                      <a:graphic xmlns:a="http://schemas.openxmlformats.org/drawingml/2006/main">
+                        <a:graphicData uri="http://schemas.microsoft.com/office/word/2010/wordprocessingCanvas">
+                          <wpc:wpc>
+                            <wpc:bg>
+                              <a:noFill/>
+                            </wpc:bg>
+                            <wpc:whole/>
+                            <wps:wsp>
+                              <wps:cNvPr id="1389160623" name="Text Box 10"/>
+                              <wps:cNvSpPr txBox="1">
+                                <a:spLocks noChangeArrowheads="1"/>
+                              </wps:cNvSpPr>
+                              <wps:spPr bwMode="auto">
+                                <a:xfrm>
+                                  <a:off x="1291990" y="218907"/>
+                                  <a:ext cx="493057" cy="295015"/>
+                                </a:xfrm>
+                                <a:prstGeom prst="rect">
+                                  <a:avLst/>
+                                </a:prstGeom>
+                                <a:solidFill>
+                                  <a:srgbClr val="FFFFFF"/>
+                                </a:solidFill>
+                                <a:ln>
+                                  <a:noFill/>
+                                </a:ln>
+                                <a:extLst>
+                                  <a:ext uri="{91240B29-F687-4F45-9708-019B960494DF}">
+                                    <a14:hiddenLine xmlns:a14="http://schemas.microsoft.com/office/drawing/2010/main" w="9525">
+                                      <a:solidFill>
+                                        <a:srgbClr val="000000"/>
+                                      </a:solidFill>
+                                      <a:miter lim="800000"/>
+                                      <a:headEnd/>
+                                      <a:tailEnd/>
+                                    </a14:hiddenLine>
+                                  </a:ext>
+                                </a:extLst>
+                              </wps:spPr>
+                              <wps:txbx>
+                                <w:txbxContent>
+                                  <w:p>
+                                    <w:pPr>
+                                      <w:rPr>
+                                        <w:vertAlign w:val="subscript"/>
+                                      </w:rPr>
+                                    </w:pPr>
+                                    <w:r>
+                                      <w:t>X</w:t>
+                                    </w:r>
+                                    <w:r>
+                                      <w:rPr>
+                                        <w:vertAlign w:val="subscript"/>
+                                      </w:rPr>
+                                      <w:t>1</w:t>
+                                    </w:r>
+                                  </w:p>
+                                  <w:p/>
+                                </w:txbxContent>
+                              </wps:txbx>
+                              <wps:bodyPr rot="0" vert="horz" wrap="square" lIns="91440" tIns="45720" rIns="91440" bIns="45720" anchor="t" anchorCtr="0" upright="1">
+                                <a:noAutofit/>
+                              </wps:bodyPr>
+                            </wps:wsp>
+                            <wps:wsp>
+                              <wps:cNvPr id="1793964694" name="Text Box 11"/>
+                              <wps:cNvSpPr txBox="1">
+                                <a:spLocks noChangeArrowheads="1"/>
+                              </wps:cNvSpPr>
+                              <wps:spPr bwMode="auto">
+                                <a:xfrm>
+                                  <a:off x="2276152" y="221004"/>
+                                  <a:ext cx="475797" cy="290481"/>
+                                </a:xfrm>
+                                <a:prstGeom prst="rect">
+                                  <a:avLst/>
+                                </a:prstGeom>
+                                <a:solidFill>
+                                  <a:srgbClr val="FFFFFF"/>
+                                </a:solidFill>
+                                <a:ln>
+                                  <a:noFill/>
+                                </a:ln>
+                                <a:extLst>
+                                  <a:ext uri="{91240B29-F687-4F45-9708-019B960494DF}">
+                                    <a14:hiddenLine xmlns:a14="http://schemas.microsoft.com/office/drawing/2010/main" w="9525">
+                                      <a:solidFill>
+                                        <a:srgbClr val="000000"/>
+                                      </a:solidFill>
+                                      <a:miter lim="800000"/>
+                                      <a:headEnd/>
+                                      <a:tailEnd/>
+                                    </a14:hiddenLine>
+                                  </a:ext>
+                                </a:extLst>
+                              </wps:spPr>
+                              <wps:txbx>
+                                <w:txbxContent>
+                                  <w:p>
+                                    <w:r>
+                                      <w:t>X</w:t>
+                                    </w:r>
+                                    <w:r>
+                                      <w:rPr>
+                                        <w:vertAlign w:val="subscript"/>
+                                      </w:rPr>
+                                      <w:t>2</w:t>
+                                    </w:r>
+                                  </w:p>
+                                </w:txbxContent>
+                              </wps:txbx>
+                              <wps:bodyPr rot="0" vert="horz" wrap="square" lIns="91440" tIns="45720" rIns="91440" bIns="45720" anchor="t" anchorCtr="0" upright="1">
+                                <a:noAutofit/>
+                              </wps:bodyPr>
+                            </wps:wsp>
+                            <wps:wsp>
+                              <wps:cNvPr id="2105556231" name="AutoShape 4"/>
+                              <wps:cNvCnPr>
+                                <a:cxnSpLocks noChangeShapeType="1"/>
+                              </wps:cNvCnPr>
+                              <wps:spPr bwMode="auto">
+                                <a:xfrm>
+                                  <a:off x="508305" y="508626"/>
+                                  <a:ext cx="3420000" cy="0"/>
+                                </a:xfrm>
+                                <a:prstGeom prst="straightConnector1">
+                                  <a:avLst/>
+                                </a:prstGeom>
+                                <a:noFill/>
+                                <a:ln w="9525">
+                                  <a:solidFill>
+                                    <a:srgbClr val="000000"/>
+                                  </a:solidFill>
+                                  <a:round/>
+                                  <a:headEnd/>
+                                  <a:tailEnd type="triangle" w="med" len="med"/>
+                                </a:ln>
+                                <a:extLst>
+                                  <a:ext uri="{909E8E84-426E-40DD-AFC4-6F175D3DCCD1}">
+                                    <a14:hiddenFill xmlns:a14="http://schemas.microsoft.com/office/drawing/2010/main">
+                                      <a:noFill/>
+                                    </a14:hiddenFill>
+                                  </a:ext>
+                                </a:extLst>
+                              </wps:spPr>
+                              <wps:bodyPr/>
+                            </wps:wsp>
+                            <wps:wsp>
+                              <wps:cNvPr id="628858103" name="AutoShape 5"/>
+                              <wps:cNvCnPr>
+                                <a:cxnSpLocks noChangeShapeType="1"/>
+                              </wps:cNvCnPr>
+                              <wps:spPr bwMode="auto">
+                                <a:xfrm>
+                                  <a:off x="1432217" y="454520"/>
+                                  <a:ext cx="0" cy="600130"/>
+                                </a:xfrm>
+                                <a:prstGeom prst="straightConnector1">
+                                  <a:avLst/>
+                                </a:prstGeom>
+                                <a:noFill/>
+                                <a:ln w="9525">
+                                  <a:solidFill>
+                                    <a:srgbClr val="000000"/>
+                                  </a:solidFill>
+                                  <a:prstDash val="dash"/>
+                                  <a:round/>
+                                  <a:headEnd/>
+                                  <a:tailEnd/>
+                                </a:ln>
+                                <a:extLst>
+                                  <a:ext uri="{909E8E84-426E-40DD-AFC4-6F175D3DCCD1}">
+                                    <a14:hiddenFill xmlns:a14="http://schemas.microsoft.com/office/drawing/2010/main">
+                                      <a:noFill/>
+                                    </a14:hiddenFill>
+                                  </a:ext>
+                                </a:extLst>
+                              </wps:spPr>
+                              <wps:bodyPr/>
+                            </wps:wsp>
+                            <wps:wsp>
+                              <wps:cNvPr id="1530982929" name="AutoShape 6"/>
+                              <wps:cNvCnPr>
+                                <a:cxnSpLocks noChangeShapeType="1"/>
+                              </wps:cNvCnPr>
+                              <wps:spPr bwMode="auto">
+                                <a:xfrm>
+                                  <a:off x="2401455" y="449945"/>
+                                  <a:ext cx="0" cy="108000"/>
+                                </a:xfrm>
+                                <a:prstGeom prst="straightConnector1">
+                                  <a:avLst/>
+                                </a:prstGeom>
+                                <a:noFill/>
+                                <a:ln w="9525">
+                                  <a:solidFill>
+                                    <a:srgbClr val="000000"/>
+                                  </a:solidFill>
+                                  <a:round/>
+                                  <a:headEnd/>
+                                  <a:tailEnd/>
+                                </a:ln>
+                                <a:extLst>
+                                  <a:ext uri="{909E8E84-426E-40DD-AFC4-6F175D3DCCD1}">
+                                    <a14:hiddenFill xmlns:a14="http://schemas.microsoft.com/office/drawing/2010/main">
+                                      <a:noFill/>
+                                    </a14:hiddenFill>
+                                  </a:ext>
+                                </a:extLst>
+                              </wps:spPr>
+                              <wps:bodyPr/>
+                            </wps:wsp>
+                            <wps:wsp>
+                              <wps:cNvPr id="1257744186" name="Text Box 7"/>
+                              <wps:cNvSpPr txBox="1">
+                                <a:spLocks noChangeArrowheads="1"/>
+                              </wps:cNvSpPr>
+                              <wps:spPr bwMode="auto">
+                                <a:xfrm>
+                                  <a:off x="527436" y="225371"/>
+                                  <a:ext cx="219303" cy="263802"/>
+                                </a:xfrm>
+                                <a:prstGeom prst="rect">
+                                  <a:avLst/>
+                                </a:prstGeom>
+                                <a:solidFill>
+                                  <a:srgbClr val="FFFFFF"/>
+                                </a:solidFill>
+                                <a:ln>
+                                  <a:noFill/>
+                                </a:ln>
+                                <a:extLst>
+                                  <a:ext uri="{91240B29-F687-4F45-9708-019B960494DF}">
+                                    <a14:hiddenLine xmlns:a14="http://schemas.microsoft.com/office/drawing/2010/main" w="9525">
+                                      <a:solidFill>
+                                        <a:srgbClr val="000000"/>
+                                      </a:solidFill>
+                                      <a:miter lim="800000"/>
+                                      <a:headEnd/>
+                                      <a:tailEnd/>
+                                    </a14:hiddenLine>
+                                  </a:ext>
+                                </a:extLst>
+                              </wps:spPr>
+                              <wps:txbx>
+                                <w:txbxContent>
+                                  <w:p>
+                                    <w:r>
+                                      <w:t>x</w:t>
+                                    </w:r>
+                                  </w:p>
+                                </w:txbxContent>
+                              </wps:txbx>
+                              <wps:bodyPr rot="0" vert="horz" wrap="square" lIns="91440" tIns="45720" rIns="91440" bIns="45720" anchor="t" anchorCtr="0" upright="1">
+                                <a:noAutofit/>
+                              </wps:bodyPr>
+                            </wps:wsp>
+                            <wps:wsp>
+                              <wps:cNvPr id="2050331791" name="Text Box 8"/>
+                              <wps:cNvSpPr txBox="1">
+                                <a:spLocks noChangeArrowheads="1"/>
+                              </wps:cNvSpPr>
+                              <wps:spPr bwMode="auto">
+                                <a:xfrm>
+                                  <a:off x="423285" y="632731"/>
+                                  <a:ext cx="476806" cy="278471"/>
+                                </a:xfrm>
+                                <a:prstGeom prst="rect">
+                                  <a:avLst/>
+                                </a:prstGeom>
+                                <a:solidFill>
+                                  <a:srgbClr val="FFFFFF"/>
+                                </a:solidFill>
+                                <a:ln>
+                                  <a:noFill/>
+                                </a:ln>
+                                <a:extLst>
+                                  <a:ext uri="{91240B29-F687-4F45-9708-019B960494DF}">
+                                    <a14:hiddenLine xmlns:a14="http://schemas.microsoft.com/office/drawing/2010/main" w="9525">
+                                      <a:solidFill>
+                                        <a:srgbClr val="000000"/>
+                                      </a:solidFill>
+                                      <a:miter lim="800000"/>
+                                      <a:headEnd/>
+                                      <a:tailEnd/>
+                                    </a14:hiddenLine>
+                                  </a:ext>
+                                </a:extLst>
+                              </wps:spPr>
+                              <wps:txbx>
+                                <w:txbxContent>
+                                  <w:p>
+                                    <w:r>
+                                      <w:t>f’(x)</w:t>
+                                    </w:r>
+                                  </w:p>
+                                </w:txbxContent>
+                              </wps:txbx>
+                              <wps:bodyPr rot="0" vert="horz" wrap="square" lIns="91440" tIns="45720" rIns="91440" bIns="45720" anchor="t" anchorCtr="0" upright="1">
+                                <a:noAutofit/>
+                              </wps:bodyPr>
+                            </wps:wsp>
+                            <wps:wsp>
+                              <wps:cNvPr id="807995100" name="Text Box 9"/>
+                              <wps:cNvSpPr txBox="1">
+                                <a:spLocks noChangeArrowheads="1"/>
+                              </wps:cNvSpPr>
+                              <wps:spPr bwMode="auto">
+                                <a:xfrm>
+                                  <a:off x="423305" y="984650"/>
+                                  <a:ext cx="476806" cy="238012"/>
+                                </a:xfrm>
+                                <a:prstGeom prst="rect">
+                                  <a:avLst/>
+                                </a:prstGeom>
+                                <a:solidFill>
+                                  <a:srgbClr val="FFFFFF"/>
+                                </a:solidFill>
+                                <a:ln>
+                                  <a:noFill/>
+                                </a:ln>
+                                <a:extLst>
+                                  <a:ext uri="{91240B29-F687-4F45-9708-019B960494DF}">
+                                    <a14:hiddenLine xmlns:a14="http://schemas.microsoft.com/office/drawing/2010/main" w="9525">
+                                      <a:solidFill>
+                                        <a:srgbClr val="000000"/>
+                                      </a:solidFill>
+                                      <a:miter lim="800000"/>
+                                      <a:headEnd/>
+                                      <a:tailEnd/>
+                                    </a14:hiddenLine>
+                                  </a:ext>
+                                </a:extLst>
+                              </wps:spPr>
+                              <wps:txbx>
+                                <w:txbxContent>
+                                  <w:p>
+                                    <w:r>
+                                      <w:t>f(x)</w:t>
+                                    </w:r>
+                                  </w:p>
+                                </w:txbxContent>
+                              </wps:txbx>
+                              <wps:bodyPr rot="0" vert="horz" wrap="square" lIns="91440" tIns="45720" rIns="91440" bIns="45720" anchor="t" anchorCtr="0" upright="1">
+                                <a:noAutofit/>
+                              </wps:bodyPr>
+                            </wps:wsp>
+                            <wps:wsp>
+                              <wps:cNvPr id="1097014899" name="Text Box 12"/>
+                              <wps:cNvSpPr txBox="1">
+                                <a:spLocks noChangeArrowheads="1"/>
+                              </wps:cNvSpPr>
+                              <wps:spPr bwMode="auto">
+                                <a:xfrm>
+                                  <a:off x="1279537" y="988550"/>
+                                  <a:ext cx="411724" cy="290331"/>
+                                </a:xfrm>
+                                <a:prstGeom prst="rect">
+                                  <a:avLst/>
+                                </a:prstGeom>
+                                <a:solidFill>
+                                  <a:srgbClr val="FFFFFF"/>
+                                </a:solidFill>
+                                <a:ln>
+                                  <a:noFill/>
+                                </a:ln>
+                                <a:extLst>
+                                  <a:ext uri="{91240B29-F687-4F45-9708-019B960494DF}">
+                                    <a14:hiddenLine xmlns:a14="http://schemas.microsoft.com/office/drawing/2010/main" w="9525">
+                                      <a:solidFill>
+                                        <a:srgbClr val="000000"/>
+                                      </a:solidFill>
+                                      <a:miter lim="800000"/>
+                                      <a:headEnd/>
+                                      <a:tailEnd/>
+                                    </a14:hiddenLine>
+                                  </a:ext>
+                                </a:extLst>
+                              </wps:spPr>
+                              <wps:txbx>
+                                <w:txbxContent>
+                                  <w:p>
+                                    <w:r>
+                                      <w:t>i.d</w:t>
+                                    </w:r>
+                                    <w:r>
+                                      <w:t>.</w:t>
+                                    </w:r>
+                                  </w:p>
+                                </w:txbxContent>
+                              </wps:txbx>
+                              <wps:bodyPr rot="0" vert="horz" wrap="square" lIns="91440" tIns="45720" rIns="91440" bIns="45720" anchor="t" anchorCtr="0" upright="1">
+                                <a:noAutofit/>
+                              </wps:bodyPr>
+                            </wps:wsp>
+                            <wps:wsp>
+                              <wps:cNvPr id="1183167548" name="Text Box 13"/>
+                              <wps:cNvSpPr txBox="1">
+                                <a:spLocks noChangeArrowheads="1"/>
+                              </wps:cNvSpPr>
+                              <wps:spPr bwMode="auto">
+                                <a:xfrm>
+                                  <a:off x="2271778" y="632732"/>
+                                  <a:ext cx="313704" cy="227812"/>
+                                </a:xfrm>
+                                <a:prstGeom prst="rect">
+                                  <a:avLst/>
+                                </a:prstGeom>
+                                <a:solidFill>
+                                  <a:srgbClr val="FFFFFF"/>
+                                </a:solidFill>
+                                <a:ln>
+                                  <a:noFill/>
+                                </a:ln>
+                                <a:extLst>
+                                  <a:ext uri="{91240B29-F687-4F45-9708-019B960494DF}">
+                                    <a14:hiddenLine xmlns:a14="http://schemas.microsoft.com/office/drawing/2010/main" w="9525">
+                                      <a:solidFill>
+                                        <a:srgbClr val="000000"/>
+                                      </a:solidFill>
+                                      <a:miter lim="800000"/>
+                                      <a:headEnd/>
+                                      <a:tailEnd/>
+                                    </a14:hiddenLine>
+                                  </a:ext>
+                                </a:extLst>
+                              </wps:spPr>
+                              <wps:txbx>
+                                <w:txbxContent>
+                                  <w:p>
+                                    <w:r>
+                                      <w:t>0</w:t>
+                                    </w:r>
+                                  </w:p>
+                                </w:txbxContent>
+                              </wps:txbx>
+                              <wps:bodyPr rot="0" vert="horz" wrap="square" lIns="91440" tIns="45720" rIns="91440" bIns="45720" anchor="t" anchorCtr="0" upright="1">
+                                <a:noAutofit/>
+                              </wps:bodyPr>
+                            </wps:wsp>
+                            <wps:wsp>
+                              <wps:cNvPr id="852341855" name="Text Box 14"/>
+                              <wps:cNvSpPr txBox="1">
+                                <a:spLocks noChangeArrowheads="1"/>
+                              </wps:cNvSpPr>
+                              <wps:spPr bwMode="auto">
+                                <a:xfrm>
+                                  <a:off x="1005574" y="578383"/>
+                                  <a:ext cx="273963" cy="285615"/>
+                                </a:xfrm>
+                                <a:prstGeom prst="rect">
+                                  <a:avLst/>
+                                </a:prstGeom>
+                                <a:solidFill>
+                                  <a:srgbClr val="FFFFFF"/>
+                                </a:solidFill>
+                                <a:ln>
+                                  <a:noFill/>
+                                </a:ln>
+                                <a:extLst>
+                                  <a:ext uri="{91240B29-F687-4F45-9708-019B960494DF}">
+                                    <a14:hiddenLine xmlns:a14="http://schemas.microsoft.com/office/drawing/2010/main" w="9525">
+                                      <a:solidFill>
+                                        <a:srgbClr val="000000"/>
+                                      </a:solidFill>
+                                      <a:miter lim="800000"/>
+                                      <a:headEnd/>
+                                      <a:tailEnd/>
+                                    </a14:hiddenLine>
+                                  </a:ext>
+                                </a:extLst>
+                              </wps:spPr>
+                              <wps:txbx>
+                                <w:txbxContent>
+                                  <w:p>
+                                    <w:pPr>
+                                      <w:rPr>
+                                        <w:bCs/>
+                                        <w:sz w:val="32"/>
+                                        <w:szCs w:val="32"/>
+                                      </w:rPr>
+                                    </w:pPr>
+                                    <w:r>
+                                      <w:rPr>
+                                        <w:bCs/>
+                                        <w:sz w:val="32"/>
+                                        <w:szCs w:val="32"/>
+                                      </w:rPr>
+                                      <w:t>-</w:t>
+                                    </w:r>
+                                  </w:p>
+                                </w:txbxContent>
+                              </wps:txbx>
+                              <wps:bodyPr rot="0" vert="horz" wrap="square" lIns="91440" tIns="45720" rIns="91440" bIns="45720" anchor="t" anchorCtr="0" upright="1">
+                                <a:noAutofit/>
+                              </wps:bodyPr>
+                            </wps:wsp>
+                            <wps:wsp>
+                              <wps:cNvPr id="1313423117" name="Text Box 15"/>
+                              <wps:cNvSpPr txBox="1">
+                                <a:spLocks noChangeArrowheads="1"/>
+                              </wps:cNvSpPr>
+                              <wps:spPr bwMode="auto">
+                                <a:xfrm>
+                                  <a:off x="1751013" y="579554"/>
+                                  <a:ext cx="285605" cy="351918"/>
+                                </a:xfrm>
+                                <a:prstGeom prst="rect">
+                                  <a:avLst/>
+                                </a:prstGeom>
+                                <a:solidFill>
+                                  <a:srgbClr val="FFFFFF"/>
+                                </a:solidFill>
+                                <a:ln>
+                                  <a:noFill/>
+                                </a:ln>
+                                <a:extLst>
+                                  <a:ext uri="{91240B29-F687-4F45-9708-019B960494DF}">
+                                    <a14:hiddenLine xmlns:a14="http://schemas.microsoft.com/office/drawing/2010/main" w="9525">
+                                      <a:solidFill>
+                                        <a:srgbClr val="000000"/>
+                                      </a:solidFill>
+                                      <a:miter lim="800000"/>
+                                      <a:headEnd/>
+                                      <a:tailEnd/>
+                                    </a14:hiddenLine>
+                                  </a:ext>
+                                </a:extLst>
+                              </wps:spPr>
+                              <wps:txbx>
+                                <w:txbxContent>
+                                  <w:p>
+                                    <w:pPr>
+                                      <w:rPr>
+                                        <w:bCs/>
+                                        <w:sz w:val="32"/>
+                                        <w:szCs w:val="32"/>
+                                      </w:rPr>
+                                    </w:pPr>
+                                    <w:r>
+                                      <w:rPr>
+                                        <w:bCs/>
+                                        <w:sz w:val="32"/>
+                                        <w:szCs w:val="32"/>
+                                      </w:rPr>
+                                      <w:t>-</w:t>
+                                    </w:r>
+                                  </w:p>
+                                </w:txbxContent>
+                              </wps:txbx>
+                              <wps:bodyPr rot="0" vert="horz" wrap="square" lIns="91440" tIns="45720" rIns="91440" bIns="45720" anchor="t" anchorCtr="0" upright="1">
+                                <a:noAutofit/>
+                              </wps:bodyPr>
+                            </wps:wsp>
+                            <wps:wsp>
+                              <wps:cNvPr id="315067639" name="Text Box 16"/>
+                              <wps:cNvSpPr txBox="1">
+                                <a:spLocks noChangeArrowheads="1"/>
+                              </wps:cNvSpPr>
+                              <wps:spPr bwMode="auto">
+                                <a:xfrm>
+                                  <a:off x="2861056" y="597565"/>
+                                  <a:ext cx="345738" cy="326427"/>
+                                </a:xfrm>
+                                <a:prstGeom prst="rect">
+                                  <a:avLst/>
+                                </a:prstGeom>
+                                <a:solidFill>
+                                  <a:srgbClr val="FFFFFF"/>
+                                </a:solidFill>
+                                <a:ln>
+                                  <a:noFill/>
+                                </a:ln>
+                                <a:extLst>
+                                  <a:ext uri="{91240B29-F687-4F45-9708-019B960494DF}">
+                                    <a14:hiddenLine xmlns:a14="http://schemas.microsoft.com/office/drawing/2010/main" w="9525">
+                                      <a:solidFill>
+                                        <a:srgbClr val="000000"/>
+                                      </a:solidFill>
+                                      <a:miter lim="800000"/>
+                                      <a:headEnd/>
+                                      <a:tailEnd/>
+                                    </a14:hiddenLine>
+                                  </a:ext>
+                                </a:extLst>
+                              </wps:spPr>
+                              <wps:txbx>
+                                <w:txbxContent>
+                                  <w:p>
+                                    <w:pPr>
+                                      <w:rPr>
+                                        <w:bCs/>
+                                        <w:sz w:val="32"/>
+                                        <w:szCs w:val="32"/>
+                                      </w:rPr>
+                                    </w:pPr>
+                                    <w:r>
+                                      <w:rPr>
+                                        <w:bCs/>
+                                        <w:sz w:val="32"/>
+                                        <w:szCs w:val="32"/>
+                                      </w:rPr>
+                                      <w:t>+</w:t>
+                                    </w:r>
+                                  </w:p>
+                                </w:txbxContent>
+                              </wps:txbx>
+                              <wps:bodyPr rot="0" vert="horz" wrap="square" lIns="91440" tIns="45720" rIns="91440" bIns="45720" anchor="t" anchorCtr="0" upright="1">
+                                <a:noAutofit/>
+                              </wps:bodyPr>
+                            </wps:wsp>
+                            <wps:wsp>
+                              <wps:cNvPr id="466092793" name="AutoShape 17"/>
+                              <wps:cNvCnPr>
+                                <a:cxnSpLocks noChangeShapeType="1"/>
+                              </wps:cNvCnPr>
+                              <wps:spPr bwMode="auto">
+                                <a:xfrm>
+                                  <a:off x="938584" y="1047170"/>
+                                  <a:ext cx="360000" cy="180000"/>
+                                </a:xfrm>
+                                <a:prstGeom prst="straightConnector1">
+                                  <a:avLst/>
+                                </a:prstGeom>
+                                <a:noFill/>
+                                <a:ln w="9525">
+                                  <a:solidFill>
+                                    <a:srgbClr val="000000"/>
+                                  </a:solidFill>
+                                  <a:round/>
+                                  <a:headEnd/>
+                                  <a:tailEnd type="triangle" w="med" len="med"/>
+                                </a:ln>
+                                <a:extLst>
+                                  <a:ext uri="{909E8E84-426E-40DD-AFC4-6F175D3DCCD1}">
+                                    <a14:hiddenFill xmlns:a14="http://schemas.microsoft.com/office/drawing/2010/main">
+                                      <a:noFill/>
+                                    </a14:hiddenFill>
+                                  </a:ext>
+                                </a:extLst>
+                              </wps:spPr>
+                              <wps:bodyPr/>
+                            </wps:wsp>
+                            <wps:wsp>
+                              <wps:cNvPr id="431599050" name="AutoShape 18"/>
+                              <wps:cNvCnPr>
+                                <a:cxnSpLocks noChangeShapeType="1"/>
+                              </wps:cNvCnPr>
+                              <wps:spPr bwMode="auto">
+                                <a:xfrm>
+                                  <a:off x="1741297" y="1036903"/>
+                                  <a:ext cx="360000" cy="180000"/>
+                                </a:xfrm>
+                                <a:prstGeom prst="straightConnector1">
+                                  <a:avLst/>
+                                </a:prstGeom>
+                                <a:noFill/>
+                                <a:ln w="9525">
+                                  <a:solidFill>
+                                    <a:srgbClr val="000000"/>
+                                  </a:solidFill>
+                                  <a:round/>
+                                  <a:headEnd/>
+                                  <a:tailEnd type="triangle" w="med" len="med"/>
+                                </a:ln>
+                                <a:extLst>
+                                  <a:ext uri="{909E8E84-426E-40DD-AFC4-6F175D3DCCD1}">
+                                    <a14:hiddenFill xmlns:a14="http://schemas.microsoft.com/office/drawing/2010/main">
+                                      <a:noFill/>
+                                    </a14:hiddenFill>
+                                  </a:ext>
+                                </a:extLst>
+                              </wps:spPr>
+                              <wps:bodyPr/>
+                            </wps:wsp>
+                            <wps:wsp>
+                              <wps:cNvPr id="324312674" name="AutoShape 19"/>
+                              <wps:cNvCnPr>
+                                <a:cxnSpLocks noChangeShapeType="1"/>
+                              </wps:cNvCnPr>
+                              <wps:spPr bwMode="auto">
+                                <a:xfrm flipV="1">
+                                  <a:off x="2768646" y="1045486"/>
+                                  <a:ext cx="360000" cy="180000"/>
+                                </a:xfrm>
+                                <a:prstGeom prst="straightConnector1">
+                                  <a:avLst/>
+                                </a:prstGeom>
+                                <a:noFill/>
+                                <a:ln w="9525">
+                                  <a:solidFill>
+                                    <a:srgbClr val="000000"/>
+                                  </a:solidFill>
+                                  <a:round/>
+                                  <a:headEnd/>
+                                  <a:tailEnd type="triangle" w="med" len="med"/>
+                                </a:ln>
+                                <a:extLst>
+                                  <a:ext uri="{909E8E84-426E-40DD-AFC4-6F175D3DCCD1}">
+                                    <a14:hiddenFill xmlns:a14="http://schemas.microsoft.com/office/drawing/2010/main">
+                                      <a:noFill/>
+                                    </a14:hiddenFill>
+                                  </a:ext>
+                                </a:extLst>
+                              </wps:spPr>
+                              <wps:bodyPr/>
+                            </wps:wsp>
+                            <wps:wsp>
+                              <wps:cNvPr id="1249483129" name="Lige forbindelse 153"/>
+                              <wps:cNvCnPr>
+                                <a:cxnSpLocks noChangeShapeType="1"/>
+                              </wps:cNvCnPr>
+                              <wps:spPr bwMode="auto">
+                                <a:xfrm>
+                                  <a:off x="799310" y="98905"/>
+                                  <a:ext cx="4400" cy="1123757"/>
+                                </a:xfrm>
+                                <a:prstGeom prst="line">
+                                  <a:avLst/>
+                                </a:prstGeom>
+                                <a:noFill/>
+                                <a:ln w="9525">
+                                  <a:solidFill>
+                                    <a:schemeClr val="tx1">
+                                      <a:lumMod val="100000"/>
+                                      <a:lumOff val="0"/>
+                                    </a:schemeClr>
+                                  </a:solidFill>
+                                  <a:round/>
+                                  <a:headEnd/>
+                                  <a:tailEnd/>
+                                </a:ln>
+                                <a:extLst>
+                                  <a:ext uri="{909E8E84-426E-40DD-AFC4-6F175D3DCCD1}">
+                                    <a14:hiddenFill xmlns:a14="http://schemas.microsoft.com/office/drawing/2010/main">
+                                      <a:noFill/>
+                                    </a14:hiddenFill>
+                                  </a:ext>
+                                </a:extLst>
+                              </wps:spPr>
+                              <wps:bodyPr/>
+                            </wps:wsp>
+                          </wpc:wpc>
+                        </a:graphicData>
+                      </a:graphic>
+                    </wp:inline>
+                  </w:drawing>
+                </mc:Choice>
+                <mc:Fallback>
+                  <w:pict>
+                    <v:group w14:anchorId="272BFE5B" id="Lærred 154" o:spid="_x0000_s1189" editas="canvas" style="width:415.1pt;height:116.25pt;mso-position-horizontal-relative:char;mso-position-vertical-relative:line" coordsize="52717,14763" o:gfxdata="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">
+                      <v:shape id="_x0000_s1190" type="#_x0000_t75" style="position:absolute;width:52717;height:14763;visibility:visible;mso-wrap-style:square">
+                        <v:fill o:detectmouseclick="t"/>
+                        <v:path o:connecttype="none"/>
+                      </v:shape>
+                      <v:shape id="Text Box 10" o:spid="_x0000_s1191" type="#_x0000_t202" style="position:absolute;left:12919;top:2189;width:4931;height:2950;visibility:visible;mso-wrap-style:square;v-text-anchor:top" o:gfxdata="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" stroked="f">
+                        <v:textbox>
+                          <w:txbxContent>
+                            <w:p>
+                              <w:pPr>
+                                <w:rPr>
+                                  <w:vertAlign w:val="subscript"/>
+                                </w:rPr>
+                              </w:pPr>
+                              <w:r>
+                                <w:t>X</w:t>
+                              </w:r>
+                              <w:r>
+                                <w:rPr>
+                                  <w:vertAlign w:val="subscript"/>
+                                </w:rPr>
+                                <w:t>1</w:t>
+                              </w:r>
+                            </w:p>
+                            <w:p/>
+                          </w:txbxContent>
+                        </v:textbox>
+                      </v:shape>
+                      <v:shape id="Text Box 11" o:spid="_x0000_s1192" type="#_x0000_t202" style="position:absolute;left:22761;top:2210;width:4758;height:2904;visibility:visible;mso-wrap-style:square;v-text-anchor:top" o:gfxdata="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" stroked="f">
+                        <v:textbox>
+                          <w:txbxContent>
+                            <w:p>
+                              <w:r>
+                                <w:t>X</w:t>
+                              </w:r>
+                              <w:r>
+                                <w:rPr>
+                                  <w:vertAlign w:val="subscript"/>
+                                </w:rPr>
+                                <w:t>2</w:t>
+                              </w:r>
+                            </w:p>
+                          </w:txbxContent>
+                        </v:textbox>
+                      </v:shape>
+                      <v:shape id="AutoShape 4" o:spid="_x0000_s1193" type="#_x0000_t32" style="position:absolute;left:5083;top:5086;width:34200;height:0;visibility:visible;mso-wrap-style:square" o:connectortype="straight" o:gfxdata="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">
+                        <v:stroke endarrow="block"/>
+                      </v:shape>
+                      <v:shape id="AutoShape 5" o:spid="_x0000_s1194" type="#_x0000_t32" style="position:absolute;left:14322;top:4545;width:0;height:6001;visibility:visible;mso-wrap-style:square" o:connectortype="straight" o:gfxdata="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">
+                        <v:stroke dashstyle="dash"/>
+                      </v:shape>
+                      <v:shape id="AutoShape 6" o:spid="_x0000_s1195" type="#_x0000_t32" style="position:absolute;left:24014;top:4499;width:0;height:1080;visibility:visible;mso-wrap-style:square" o:connectortype="straight" o:gfxdata="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"/>
+                      <v:shape id="Text Box 7" o:spid="_x0000_s1196" type="#_x0000_t202" style="position:absolute;left:5274;top:2253;width:2193;height:2638;visibility:visible;mso-wrap-style:square;v-text-anchor:top" o:gfxdata="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" stroked="f">
+                        <v:textbox>
+                          <w:txbxContent>
+                            <w:p>
+                              <w:r>
+                                <w:t>x</w:t>
+                              </w:r>
+                            </w:p>
+                          </w:txbxContent>
+                        </v:textbox>
+                      </v:shape>
+                      <v:shape id="Text Box 8" o:spid="_x0000_s1197" type="#_x0000_t202" style="position:absolute;left:4232;top:6327;width:4768;height:2785;visibility:visible;mso-wrap-style:square;v-text-anchor:top" o:gfxdata="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" stroked="f">
+                        <v:textbox>
+                          <w:txbxContent>
+                            <w:p>
+                              <w:r>
+                                <w:t>f’(x)</w:t>
+                              </w:r>
+                            </w:p>
+                          </w:txbxContent>
+                        </v:textbox>
+                      </v:shape>
+                      <v:shape id="Text Box 9" o:spid="_x0000_s1198" type="#_x0000_t202" style="position:absolute;left:4233;top:9846;width:4768;height:2380;visibility:visible;mso-wrap-style:square;v-text-anchor:top" o:gfxdata="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" stroked="f">
+                        <v:textbox>
+                          <w:txbxContent>
+                            <w:p>
+                              <w:r>
+                                <w:t>f(x)</w:t>
+                              </w:r>
+                            </w:p>
+                          </w:txbxContent>
+                        </v:textbox>
+                      </v:shape>
+                      <v:shape id="Text Box 12" o:spid="_x0000_s1199" type="#_x0000_t202" style="position:absolute;left:12795;top:9885;width:4117;height:2903;visibility:visible;mso-wrap-style:square;v-text-anchor:top" o:gfxdata="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" stroked="f">
+                        <v:textbox>
+                          <w:txbxContent>
+                            <w:p>
+                              <w:r>
+                                <w:t>i.d</w:t>
+                              </w:r>
+                              <w:r>
+                                <w:t>.</w:t>
+                              </w:r>
+                            </w:p>
+                          </w:txbxContent>
+                        </v:textbox>
+                      </v:shape>
+                      <v:shape id="Text Box 13" o:spid="_x0000_s1200" type="#_x0000_t202" style="position:absolute;left:22717;top:6327;width:3137;height:2278;visibility:visible;mso-wrap-style:square;v-text-anchor:top" o:gfxdata="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" stroked="f">
+                        <v:textbox>
+                          <w:txbxContent>
+                            <w:p>
+                              <w:r>
+                                <w:t>0</w:t>
+                              </w:r>
+                            </w:p>
+                          </w:txbxContent>
+                        </v:textbox>
+                      </v:shape>
+                      <v:shape id="Text Box 14" o:spid="_x0000_s1201" type="#_x0000_t202" style="position:absolute;left:10055;top:5783;width:2740;height:2856;visibility:visible;mso-wrap-style:square;v-text-anchor:top" o:gfxdata="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" stroked="f">
+                        <v:textbox>
+                          <w:txbxContent>
+                            <w:p>
+                              <w:pPr>
+                                <w:rPr>
+                                  <w:bCs/>
+                                  <w:sz w:val="32"/>
+                                  <w:szCs w:val="32"/>
+                                </w:rPr>
+                              </w:pPr>
+                              <w:r>
+                                <w:rPr>
+                                  <w:bCs/>
+                                  <w:sz w:val="32"/>
+                                  <w:szCs w:val="32"/>
+                                </w:rPr>
+                                <w:t>-</w:t>
+                              </w:r>
+                            </w:p>
+                          </w:txbxContent>
+                        </v:textbox>
+                      </v:shape>
+                      <v:shape id="Text Box 15" o:spid="_x0000_s1202" type="#_x0000_t202" style="position:absolute;left:17510;top:5795;width:2856;height:3519;visibility:visible;mso-wrap-style:square;v-text-anchor:top" o:gfxdata="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" stroked="f">
+                        <v:textbox>
+                          <w:txbxContent>
+                            <w:p>
+                              <w:pPr>
+                                <w:rPr>
+                                  <w:bCs/>
+                                  <w:sz w:val="32"/>
+                                  <w:szCs w:val="32"/>
+                                </w:rPr>
+                              </w:pPr>
+                              <w:r>
+                                <w:rPr>
+                                  <w:bCs/>
+                                  <w:sz w:val="32"/>
+                                  <w:szCs w:val="32"/>
+                                </w:rPr>
+                                <w:t>-</w:t>
+                              </w:r>
+                            </w:p>
+                          </w:txbxContent>
+                        </v:textbox>
+                      </v:shape>
+                      <v:shape id="Text Box 16" o:spid="_x0000_s1203" type="#_x0000_t202" style="position:absolute;left:28610;top:5975;width:3457;height:3264;visibility:visible;mso-wrap-style:square;v-text-anchor:top" o:gfxdata="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" stroked="f">
+                        <v:textbox>
+                          <w:txbxContent>
+                            <w:p>
+                              <w:pPr>
+                                <w:rPr>
+                                  <w:bCs/>
+                                  <w:sz w:val="32"/>
+                                  <w:szCs w:val="32"/>
+                                </w:rPr>
+                              </w:pPr>
+                              <w:r>
+                                <w:rPr>
+                                  <w:bCs/>
+                                  <w:sz w:val="32"/>
+                                  <w:szCs w:val="32"/>
+                                </w:rPr>
+                                <w:t>+</w:t>
+                              </w:r>
+                            </w:p>
+                          </w:txbxContent>
+                        </v:textbox>
+                      </v:shape>
+                      <v:shape id="AutoShape 17" o:spid="_x0000_s1204" type="#_x0000_t32" style="position:absolute;left:9385;top:10471;width:3600;height:1800;visibility:visible;mso-wrap-style:square" o:connectortype="straight" o:gfxdata="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">
+                        <v:stroke endarrow="block"/>
+                      </v:shape>
+                      <v:shape id="AutoShape 18" o:spid="_x0000_s1205" type="#_x0000_t32" style="position:absolute;left:17412;top:10369;width:3600;height:1800;visibility:visible;mso-wrap-style:square" o:connectortype="straight" o:gfxdata="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">
+                        <v:stroke endarrow="block"/>
+                      </v:shape>
+                      <v:shape id="AutoShape 19" o:spid="_x0000_s1206" type="#_x0000_t32" style="position:absolute;left:27686;top:10454;width:3600;height:1800;flip:y;visibility:visible;mso-wrap-style:square" o:connectortype="straight" o:gfxdata="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">
+                        <v:stroke endarrow="block"/>
+                      </v:shape>
+                      <v:line id="Lige forbindelse 153" o:spid="_x0000_s1207" style="position:absolute;visibility:visible;mso-wrap-style:square" from="7993,989" to="8037,12226" o:connectortype="straight" o:gfxdata="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" strokecolor="black [3213]"/>
+                      <w10:anchorlock/>
+                    </v:group>
+                  </w:pict>
+                </mc:Fallback>
+              </mc:AlternateContent>
+            </w:r>
+          </w:p>
+          <w:p>
+            <w:pPr>
+              <w:rPr>
+                <w:noProof/>
+              </w:rPr>
+            </w:pPr>
+            <w:r>
+              <w:rPr>
+                <w:noProof/>
+                <w:lang w:eastAsia="en-US"/>
+              </w:rPr>
+              <mc:AlternateContent>
+                <mc:Choice Requires="wpc">
+                  <w:drawing>
+                    <wp:inline distT="0" distB="0" distL="0" distR="0" wp14:anchorId="14221929" wp14:editId="0BBDBFEE">
+                      <wp:extent cx="5272019" cy="1476375"/>
+                      <wp:effectExtent l="0" t="0" r="0" b="0"/>
+                      <wp:docPr id="1940237089" name="Lærred 154"/>
+                      <wp:cNvGraphicFramePr>
+                        <a:graphicFrameLocks xmlns:a="http://schemas.openxmlformats.org/drawingml/2006/main"/>
+                      </wp:cNvGraphicFramePr>
+                      <a:graphic xmlns:a="http://schemas.openxmlformats.org/drawingml/2006/main">
+                        <a:graphicData uri="http://schemas.microsoft.com/office/word/2010/wordprocessingCanvas">
+                          <wpc:wpc>
+                            <wpc:bg>
+                              <a:noFill/>
+                            </wpc:bg>
+                            <wpc:whole/>
+                            <wps:wsp>
+                              <wps:cNvPr id="981128606" name="Text Box 11"/>
+                              <wps:cNvSpPr txBox="1">
+                                <a:spLocks noChangeArrowheads="1"/>
+                              </wps:cNvSpPr>
+                              <wps:spPr bwMode="auto">
+                                <a:xfrm>
+                                  <a:off x="3078866" y="236229"/>
+                                  <a:ext cx="475797" cy="290481"/>
+                                </a:xfrm>
+                                <a:prstGeom prst="rect">
+                                  <a:avLst/>
+                                </a:prstGeom>
+                                <a:solidFill>
+                                  <a:srgbClr val="FFFFFF"/>
+                                </a:solidFill>
+                                <a:ln>
+                                  <a:noFill/>
+                                </a:ln>
+                                <a:extLst>
+                                  <a:ext uri="{91240B29-F687-4F45-9708-019B960494DF}">
+                                    <a14:hiddenLine xmlns:a14="http://schemas.microsoft.com/office/drawing/2010/main" w="9525">
+                                      <a:solidFill>
+                                        <a:srgbClr val="000000"/>
+                                      </a:solidFill>
+                                      <a:miter lim="800000"/>
+                                      <a:headEnd/>
+                                      <a:tailEnd/>
+                                    </a14:hiddenLine>
+                                  </a:ext>
+                                </a:extLst>
+                              </wps:spPr>
+                              <wps:txbx>
+                                <w:txbxContent>
+                                  <w:p>
+                                    <w:r>
+                                      <w:t>X</w:t>
+                                    </w:r>
+                                    <w:r>
+                                      <w:rPr>
+                                        <w:vertAlign w:val="subscript"/>
+                                      </w:rPr>
+                                      <w:t>3</w:t>
+                                    </w:r>
+                                  </w:p>
+                                </w:txbxContent>
+                              </wps:txbx>
+                              <wps:bodyPr rot="0" vert="horz" wrap="square" lIns="91440" tIns="45720" rIns="91440" bIns="45720" anchor="t" anchorCtr="0" upright="1">
+                                <a:noAutofit/>
+                              </wps:bodyPr>
+                            </wps:wsp>
+                            <wps:wsp>
+                              <wps:cNvPr id="574781313" name="Text Box 10"/>
+                              <wps:cNvSpPr txBox="1">
+                                <a:spLocks noChangeArrowheads="1"/>
+                              </wps:cNvSpPr>
+                              <wps:spPr bwMode="auto">
+                                <a:xfrm>
+                                  <a:off x="1314370" y="236229"/>
+                                  <a:ext cx="493057" cy="295015"/>
+                                </a:xfrm>
+                                <a:prstGeom prst="rect">
+                                  <a:avLst/>
+                                </a:prstGeom>
+                                <a:solidFill>
+                                  <a:srgbClr val="FFFFFF"/>
+                                </a:solidFill>
+                                <a:ln>
+                                  <a:noFill/>
+                                </a:ln>
+                                <a:extLst>
+                                  <a:ext uri="{91240B29-F687-4F45-9708-019B960494DF}">
+                                    <a14:hiddenLine xmlns:a14="http://schemas.microsoft.com/office/drawing/2010/main" w="9525">
+                                      <a:solidFill>
+                                        <a:srgbClr val="000000"/>
+                                      </a:solidFill>
+                                      <a:miter lim="800000"/>
+                                      <a:headEnd/>
+                                      <a:tailEnd/>
+                                    </a14:hiddenLine>
+                                  </a:ext>
+                                </a:extLst>
+                              </wps:spPr>
+                              <wps:txbx>
+                                <w:txbxContent>
+                                  <w:p>
+                                    <w:pPr>
+                                      <w:rPr>
+                                        <w:vertAlign w:val="subscript"/>
+                                      </w:rPr>
+                                    </w:pPr>
+                                    <w:r>
+                                      <w:t>X</w:t>
+                                    </w:r>
+                                    <w:r>
+                                      <w:rPr>
+                                        <w:vertAlign w:val="subscript"/>
+                                      </w:rPr>
+                                      <w:t>1</w:t>
+                                    </w:r>
+                                  </w:p>
+                                  <w:p/>
+                                </w:txbxContent>
+                              </wps:txbx>
+                              <wps:bodyPr rot="0" vert="horz" wrap="square" lIns="91440" tIns="45720" rIns="91440" bIns="45720" anchor="t" anchorCtr="0" upright="1">
+                                <a:noAutofit/>
+                              </wps:bodyPr>
+                            </wps:wsp>
+                            <wps:wsp>
+                              <wps:cNvPr id="1885418013" name="Text Box 11"/>
+                              <wps:cNvSpPr txBox="1">
+                                <a:spLocks noChangeArrowheads="1"/>
+                              </wps:cNvSpPr>
+                              <wps:spPr bwMode="auto">
+                                <a:xfrm>
+                                  <a:off x="2271779" y="244626"/>
+                                  <a:ext cx="475797" cy="290481"/>
+                                </a:xfrm>
+                                <a:prstGeom prst="rect">
+                                  <a:avLst/>
+                                </a:prstGeom>
+                                <a:solidFill>
+                                  <a:srgbClr val="FFFFFF"/>
+                                </a:solidFill>
+                                <a:ln>
+                                  <a:noFill/>
+                                </a:ln>
+                                <a:extLst>
+                                  <a:ext uri="{91240B29-F687-4F45-9708-019B960494DF}">
+                                    <a14:hiddenLine xmlns:a14="http://schemas.microsoft.com/office/drawing/2010/main" w="9525">
+                                      <a:solidFill>
+                                        <a:srgbClr val="000000"/>
+                                      </a:solidFill>
+                                      <a:miter lim="800000"/>
+                                      <a:headEnd/>
+                                      <a:tailEnd/>
+                                    </a14:hiddenLine>
+                                  </a:ext>
+                                </a:extLst>
+                              </wps:spPr>
+                              <wps:txbx>
+                                <w:txbxContent>
+                                  <w:p>
+                                    <w:r>
+                                      <w:t>X</w:t>
+                                    </w:r>
+                                    <w:r>
+                                      <w:rPr>
+                                        <w:vertAlign w:val="subscript"/>
+                                      </w:rPr>
+                                      <w:t>2</w:t>
+                                    </w:r>
+                                  </w:p>
+                                </w:txbxContent>
+                              </wps:txbx>
+                              <wps:bodyPr rot="0" vert="horz" wrap="square" lIns="91440" tIns="45720" rIns="91440" bIns="45720" anchor="t" anchorCtr="0" upright="1">
+                                <a:noAutofit/>
+                              </wps:bodyPr>
+                            </wps:wsp>
+                            <wps:wsp>
+                              <wps:cNvPr id="170195269" name="AutoShape 4"/>
+                              <wps:cNvCnPr>
+                                <a:cxnSpLocks noChangeShapeType="1"/>
+                              </wps:cNvCnPr>
+                              <wps:spPr bwMode="auto">
+                                <a:xfrm>
+                                  <a:off x="508305" y="508626"/>
+                                  <a:ext cx="3600000" cy="0"/>
+                                </a:xfrm>
+                                <a:prstGeom prst="straightConnector1">
+                                  <a:avLst/>
+                                </a:prstGeom>
+                                <a:noFill/>
+                                <a:ln w="9525">
+                                  <a:solidFill>
+                                    <a:srgbClr val="000000"/>
+                                  </a:solidFill>
+                                  <a:round/>
+                                  <a:headEnd/>
+                                  <a:tailEnd type="triangle" w="med" len="med"/>
+                                </a:ln>
+                                <a:extLst>
+                                  <a:ext uri="{909E8E84-426E-40DD-AFC4-6F175D3DCCD1}">
+                                    <a14:hiddenFill xmlns:a14="http://schemas.microsoft.com/office/drawing/2010/main">
+                                      <a:noFill/>
+                                    </a14:hiddenFill>
+                                  </a:ext>
+                                </a:extLst>
+                              </wps:spPr>
+                              <wps:bodyPr/>
+                            </wps:wsp>
+                            <wps:wsp>
+                              <wps:cNvPr id="2024058306" name="AutoShape 5"/>
+                              <wps:cNvCnPr>
+                                <a:cxnSpLocks noChangeShapeType="1"/>
+                              </wps:cNvCnPr>
+                              <wps:spPr bwMode="auto">
+                                <a:xfrm>
+                                  <a:off x="2398014" y="473457"/>
+                                  <a:ext cx="0" cy="600130"/>
+                                </a:xfrm>
+                                <a:prstGeom prst="straightConnector1">
+                                  <a:avLst/>
+                                </a:prstGeom>
+                                <a:noFill/>
+                                <a:ln w="9525">
+                                  <a:solidFill>
+                                    <a:srgbClr val="000000"/>
+                                  </a:solidFill>
+                                  <a:prstDash val="dash"/>
+                                  <a:round/>
+                                  <a:headEnd/>
+                                  <a:tailEnd/>
+                                </a:ln>
+                                <a:extLst>
+                                  <a:ext uri="{909E8E84-426E-40DD-AFC4-6F175D3DCCD1}">
+                                    <a14:hiddenFill xmlns:a14="http://schemas.microsoft.com/office/drawing/2010/main">
+                                      <a:noFill/>
+                                    </a14:hiddenFill>
+                                  </a:ext>
+                                </a:extLst>
+                              </wps:spPr>
+                              <wps:bodyPr/>
+                            </wps:wsp>
+                            <wps:wsp>
+                              <wps:cNvPr id="1429737099" name="AutoShape 6"/>
+                              <wps:cNvCnPr>
+                                <a:cxnSpLocks noChangeShapeType="1"/>
+                              </wps:cNvCnPr>
+                              <wps:spPr bwMode="auto">
+                                <a:xfrm>
+                                  <a:off x="1435900" y="461756"/>
+                                  <a:ext cx="0" cy="108000"/>
+                                </a:xfrm>
+                                <a:prstGeom prst="straightConnector1">
+                                  <a:avLst/>
+                                </a:prstGeom>
+                                <a:noFill/>
+                                <a:ln w="9525">
+                                  <a:solidFill>
+                                    <a:srgbClr val="000000"/>
+                                  </a:solidFill>
+                                  <a:round/>
+                                  <a:headEnd/>
+                                  <a:tailEnd/>
+                                </a:ln>
+                                <a:extLst>
+                                  <a:ext uri="{909E8E84-426E-40DD-AFC4-6F175D3DCCD1}">
+                                    <a14:hiddenFill xmlns:a14="http://schemas.microsoft.com/office/drawing/2010/main">
+                                      <a:noFill/>
+                                    </a14:hiddenFill>
+                                  </a:ext>
+                                </a:extLst>
+                              </wps:spPr>
+                              <wps:bodyPr/>
+                            </wps:wsp>
+                            <wps:wsp>
+                              <wps:cNvPr id="257874398" name="Text Box 7"/>
+                              <wps:cNvSpPr txBox="1">
+                                <a:spLocks noChangeArrowheads="1"/>
+                              </wps:cNvSpPr>
+                              <wps:spPr bwMode="auto">
+                                <a:xfrm>
+                                  <a:off x="527436" y="225371"/>
+                                  <a:ext cx="219303" cy="263802"/>
+                                </a:xfrm>
+                                <a:prstGeom prst="rect">
+                                  <a:avLst/>
+                                </a:prstGeom>
+                                <a:solidFill>
+                                  <a:srgbClr val="FFFFFF"/>
+                                </a:solidFill>
+                                <a:ln>
+                                  <a:noFill/>
+                                </a:ln>
+                                <a:extLst>
+                                  <a:ext uri="{91240B29-F687-4F45-9708-019B960494DF}">
+                                    <a14:hiddenLine xmlns:a14="http://schemas.microsoft.com/office/drawing/2010/main" w="9525">
+                                      <a:solidFill>
+                                        <a:srgbClr val="000000"/>
+                                      </a:solidFill>
+                                      <a:miter lim="800000"/>
+                                      <a:headEnd/>
+                                      <a:tailEnd/>
+                                    </a14:hiddenLine>
+                                  </a:ext>
+                                </a:extLst>
+                              </wps:spPr>
+                              <wps:txbx>
+                                <w:txbxContent>
+                                  <w:p>
+                                    <w:r>
+                                      <w:t>x</w:t>
+                                    </w:r>
+                                  </w:p>
+                                </w:txbxContent>
+                              </wps:txbx>
+                              <wps:bodyPr rot="0" vert="horz" wrap="square" lIns="91440" tIns="45720" rIns="91440" bIns="45720" anchor="t" anchorCtr="0" upright="1">
+                                <a:noAutofit/>
+                              </wps:bodyPr>
+                            </wps:wsp>
+                            <wps:wsp>
+                              <wps:cNvPr id="1487072748" name="Text Box 8"/>
+                              <wps:cNvSpPr txBox="1">
+                                <a:spLocks noChangeArrowheads="1"/>
+                              </wps:cNvSpPr>
+                              <wps:spPr bwMode="auto">
+                                <a:xfrm>
+                                  <a:off x="423285" y="632731"/>
+                                  <a:ext cx="476806" cy="268879"/>
+                                </a:xfrm>
+                                <a:prstGeom prst="rect">
+                                  <a:avLst/>
+                                </a:prstGeom>
+                                <a:solidFill>
+                                  <a:srgbClr val="FFFFFF"/>
+                                </a:solidFill>
+                                <a:ln>
+                                  <a:noFill/>
+                                </a:ln>
+                                <a:extLst>
+                                  <a:ext uri="{91240B29-F687-4F45-9708-019B960494DF}">
+                                    <a14:hiddenLine xmlns:a14="http://schemas.microsoft.com/office/drawing/2010/main" w="9525">
+                                      <a:solidFill>
+                                        <a:srgbClr val="000000"/>
+                                      </a:solidFill>
+                                      <a:miter lim="800000"/>
+                                      <a:headEnd/>
+                                      <a:tailEnd/>
+                                    </a14:hiddenLine>
+                                  </a:ext>
+                                </a:extLst>
+                              </wps:spPr>
+                              <wps:txbx>
+                                <w:txbxContent>
+                                  <w:p>
+                                    <w:r>
+                                      <w:t>f’(x)</w:t>
+                                    </w:r>
+                                  </w:p>
+                                </w:txbxContent>
+                              </wps:txbx>
+                              <wps:bodyPr rot="0" vert="horz" wrap="square" lIns="91440" tIns="45720" rIns="91440" bIns="45720" anchor="t" anchorCtr="0" upright="1">
+                                <a:noAutofit/>
+                              </wps:bodyPr>
+                            </wps:wsp>
+                            <wps:wsp>
+                              <wps:cNvPr id="1191151625" name="Text Box 9"/>
+                              <wps:cNvSpPr txBox="1">
+                                <a:spLocks noChangeArrowheads="1"/>
+                              </wps:cNvSpPr>
+                              <wps:spPr bwMode="auto">
+                                <a:xfrm>
+                                  <a:off x="423305" y="952678"/>
+                                  <a:ext cx="476806" cy="238012"/>
+                                </a:xfrm>
+                                <a:prstGeom prst="rect">
+                                  <a:avLst/>
+                                </a:prstGeom>
+                                <a:solidFill>
+                                  <a:srgbClr val="FFFFFF"/>
+                                </a:solidFill>
+                                <a:ln>
+                                  <a:noFill/>
+                                </a:ln>
+                                <a:extLst>
+                                  <a:ext uri="{91240B29-F687-4F45-9708-019B960494DF}">
+                                    <a14:hiddenLine xmlns:a14="http://schemas.microsoft.com/office/drawing/2010/main" w="9525">
+                                      <a:solidFill>
+                                        <a:srgbClr val="000000"/>
+                                      </a:solidFill>
+                                      <a:miter lim="800000"/>
+                                      <a:headEnd/>
+                                      <a:tailEnd/>
+                                    </a14:hiddenLine>
+                                  </a:ext>
+                                </a:extLst>
+                              </wps:spPr>
+                              <wps:txbx>
+                                <w:txbxContent>
+                                  <w:p>
+                                    <w:r>
+                                      <w:t>f(x)</w:t>
+                                    </w:r>
+                                  </w:p>
+                                </w:txbxContent>
+                              </wps:txbx>
+                              <wps:bodyPr rot="0" vert="horz" wrap="square" lIns="91440" tIns="45720" rIns="91440" bIns="45720" anchor="t" anchorCtr="0" upright="1">
+                                <a:noAutofit/>
+                              </wps:bodyPr>
+                            </wps:wsp>
+                            <wps:wsp>
+                              <wps:cNvPr id="780199792" name="Text Box 12"/>
+                              <wps:cNvSpPr txBox="1">
+                                <a:spLocks noChangeArrowheads="1"/>
+                              </wps:cNvSpPr>
+                              <wps:spPr bwMode="auto">
+                                <a:xfrm>
+                                  <a:off x="2227103" y="1094058"/>
+                                  <a:ext cx="411724" cy="296725"/>
+                                </a:xfrm>
+                                <a:prstGeom prst="rect">
+                                  <a:avLst/>
+                                </a:prstGeom>
+                                <a:solidFill>
+                                  <a:srgbClr val="FFFFFF"/>
+                                </a:solidFill>
+                                <a:ln>
+                                  <a:noFill/>
+                                </a:ln>
+                                <a:extLst>
+                                  <a:ext uri="{91240B29-F687-4F45-9708-019B960494DF}">
+                                    <a14:hiddenLine xmlns:a14="http://schemas.microsoft.com/office/drawing/2010/main" w="9525">
+                                      <a:solidFill>
+                                        <a:srgbClr val="000000"/>
+                                      </a:solidFill>
+                                      <a:miter lim="800000"/>
+                                      <a:headEnd/>
+                                      <a:tailEnd/>
+                                    </a14:hiddenLine>
+                                  </a:ext>
+                                </a:extLst>
+                              </wps:spPr>
+                              <wps:txbx>
+                                <w:txbxContent>
+                                  <w:p>
+                                    <w:r>
+                                      <w:t>i.d.</w:t>
+                                    </w:r>
+                                  </w:p>
+                                </w:txbxContent>
+                              </wps:txbx>
+                              <wps:bodyPr rot="0" vert="horz" wrap="square" lIns="91440" tIns="45720" rIns="91440" bIns="45720" anchor="t" anchorCtr="0" upright="1">
+                                <a:noAutofit/>
+                              </wps:bodyPr>
+                            </wps:wsp>
+                            <wps:wsp>
+                              <wps:cNvPr id="1811596498" name="Text Box 13"/>
+                              <wps:cNvSpPr txBox="1">
+                                <a:spLocks noChangeArrowheads="1"/>
+                              </wps:cNvSpPr>
+                              <wps:spPr bwMode="auto">
+                                <a:xfrm>
+                                  <a:off x="1305045" y="626024"/>
+                                  <a:ext cx="313704" cy="227812"/>
+                                </a:xfrm>
+                                <a:prstGeom prst="rect">
+                                  <a:avLst/>
+                                </a:prstGeom>
+                                <a:solidFill>
+                                  <a:srgbClr val="FFFFFF"/>
+                                </a:solidFill>
+                                <a:ln>
+                                  <a:noFill/>
+                                </a:ln>
+                                <a:extLst>
+                                  <a:ext uri="{91240B29-F687-4F45-9708-019B960494DF}">
+                                    <a14:hiddenLine xmlns:a14="http://schemas.microsoft.com/office/drawing/2010/main" w="9525">
+                                      <a:solidFill>
+                                        <a:srgbClr val="000000"/>
+                                      </a:solidFill>
+                                      <a:miter lim="800000"/>
+                                      <a:headEnd/>
+                                      <a:tailEnd/>
+                                    </a14:hiddenLine>
+                                  </a:ext>
+                                </a:extLst>
+                              </wps:spPr>
+                              <wps:txbx>
+                                <w:txbxContent>
+                                  <w:p>
+                                    <w:r>
+                                      <w:t>0</w:t>
+                                    </w:r>
+                                  </w:p>
+                                </w:txbxContent>
+                              </wps:txbx>
+                              <wps:bodyPr rot="0" vert="horz" wrap="square" lIns="91440" tIns="45720" rIns="91440" bIns="45720" anchor="t" anchorCtr="0" upright="1">
+                                <a:noAutofit/>
+                              </wps:bodyPr>
+                            </wps:wsp>
+                            <wps:wsp>
+                              <wps:cNvPr id="2008791349" name="Text Box 14"/>
+                              <wps:cNvSpPr txBox="1">
+                                <a:spLocks noChangeArrowheads="1"/>
+                              </wps:cNvSpPr>
+                              <wps:spPr bwMode="auto">
+                                <a:xfrm>
+                                  <a:off x="1005574" y="578383"/>
+                                  <a:ext cx="273963" cy="285615"/>
+                                </a:xfrm>
+                                <a:prstGeom prst="rect">
+                                  <a:avLst/>
+                                </a:prstGeom>
+                                <a:solidFill>
+                                  <a:srgbClr val="FFFFFF"/>
+                                </a:solidFill>
+                                <a:ln>
+                                  <a:noFill/>
+                                </a:ln>
+                                <a:extLst>
+                                  <a:ext uri="{91240B29-F687-4F45-9708-019B960494DF}">
+                                    <a14:hiddenLine xmlns:a14="http://schemas.microsoft.com/office/drawing/2010/main" w="9525">
+                                      <a:solidFill>
+                                        <a:srgbClr val="000000"/>
+                                      </a:solidFill>
+                                      <a:miter lim="800000"/>
+                                      <a:headEnd/>
+                                      <a:tailEnd/>
+                                    </a14:hiddenLine>
+                                  </a:ext>
+                                </a:extLst>
+                              </wps:spPr>
+                              <wps:txbx>
+                                <w:txbxContent>
+                                  <w:p>
+                                    <w:pPr>
+                                      <w:rPr>
+                                        <w:bCs/>
+                                        <w:sz w:val="32"/>
+                                        <w:szCs w:val="32"/>
+                                      </w:rPr>
+                                    </w:pPr>
+                                    <w:r>
+                                      <w:rPr>
+                                        <w:bCs/>
+                                        <w:sz w:val="32"/>
+                                        <w:szCs w:val="32"/>
+                                      </w:rPr>
+                                      <w:t>-</w:t>
+                                    </w:r>
+                                  </w:p>
+                                </w:txbxContent>
+                              </wps:txbx>
+                              <wps:bodyPr rot="0" vert="horz" wrap="square" lIns="91440" tIns="45720" rIns="91440" bIns="45720" anchor="t" anchorCtr="0" upright="1">
+                                <a:noAutofit/>
+                              </wps:bodyPr>
+                            </wps:wsp>
+                            <wps:wsp>
+                              <wps:cNvPr id="1303520722" name="Text Box 15"/>
+                              <wps:cNvSpPr txBox="1">
+                                <a:spLocks noChangeArrowheads="1"/>
+                              </wps:cNvSpPr>
+                              <wps:spPr bwMode="auto">
+                                <a:xfrm>
+                                  <a:off x="1751013" y="579554"/>
+                                  <a:ext cx="285605" cy="351918"/>
+                                </a:xfrm>
+                                <a:prstGeom prst="rect">
+                                  <a:avLst/>
+                                </a:prstGeom>
+                                <a:solidFill>
+                                  <a:srgbClr val="FFFFFF"/>
+                                </a:solidFill>
+                                <a:ln>
+                                  <a:noFill/>
+                                </a:ln>
+                                <a:extLst>
+                                  <a:ext uri="{91240B29-F687-4F45-9708-019B960494DF}">
+                                    <a14:hiddenLine xmlns:a14="http://schemas.microsoft.com/office/drawing/2010/main" w="9525">
+                                      <a:solidFill>
+                                        <a:srgbClr val="000000"/>
+                                      </a:solidFill>
+                                      <a:miter lim="800000"/>
+                                      <a:headEnd/>
+                                      <a:tailEnd/>
+                                    </a14:hiddenLine>
+                                  </a:ext>
+                                </a:extLst>
+                              </wps:spPr>
+                              <wps:txbx>
+                                <w:txbxContent>
+                                  <w:p>
+                                    <w:pPr>
+                                      <w:rPr>
+                                        <w:bCs/>
+                                        <w:sz w:val="32"/>
+                                        <w:szCs w:val="32"/>
+                                      </w:rPr>
+                                    </w:pPr>
+                                    <w:r>
+                                      <w:rPr>
+                                        <w:bCs/>
+                                        <w:sz w:val="32"/>
+                                        <w:szCs w:val="32"/>
+                                      </w:rPr>
+                                      <w:t>+</w:t>
+                                    </w:r>
+                                  </w:p>
+                                </w:txbxContent>
+                              </wps:txbx>
+                              <wps:bodyPr rot="0" vert="horz" wrap="square" lIns="91440" tIns="45720" rIns="91440" bIns="45720" anchor="t" anchorCtr="0" upright="1">
+                                <a:noAutofit/>
+                              </wps:bodyPr>
+                            </wps:wsp>
+                            <wps:wsp>
+                              <wps:cNvPr id="1846548853" name="Text Box 16"/>
+                              <wps:cNvSpPr txBox="1">
+                                <a:spLocks noChangeArrowheads="1"/>
+                              </wps:cNvSpPr>
+                              <wps:spPr bwMode="auto">
+                                <a:xfrm>
+                                  <a:off x="2747582" y="579554"/>
+                                  <a:ext cx="345738" cy="326427"/>
+                                </a:xfrm>
+                                <a:prstGeom prst="rect">
+                                  <a:avLst/>
+                                </a:prstGeom>
+                                <a:solidFill>
+                                  <a:srgbClr val="FFFFFF"/>
+                                </a:solidFill>
+                                <a:ln>
+                                  <a:noFill/>
+                                </a:ln>
+                                <a:extLst>
+                                  <a:ext uri="{91240B29-F687-4F45-9708-019B960494DF}">
+                                    <a14:hiddenLine xmlns:a14="http://schemas.microsoft.com/office/drawing/2010/main" w="9525">
+                                      <a:solidFill>
+                                        <a:srgbClr val="000000"/>
+                                      </a:solidFill>
+                                      <a:miter lim="800000"/>
+                                      <a:headEnd/>
+                                      <a:tailEnd/>
+                                    </a14:hiddenLine>
+                                  </a:ext>
+                                </a:extLst>
+                              </wps:spPr>
+                              <wps:txbx>
+                                <w:txbxContent>
+                                  <w:p>
+                                    <w:pPr>
+                                      <w:rPr>
+                                        <w:bCs/>
+                                        <w:sz w:val="32"/>
+                                        <w:szCs w:val="32"/>
+                                      </w:rPr>
+                                    </w:pPr>
+                                    <w:r>
+                                      <w:rPr>
+                                        <w:bCs/>
+                                        <w:sz w:val="32"/>
+                                        <w:szCs w:val="32"/>
+                                      </w:rPr>
+                                      <w:t>+</w:t>
+                                    </w:r>
+                                  </w:p>
+                                </w:txbxContent>
+                              </wps:txbx>
+                              <wps:bodyPr rot="0" vert="horz" wrap="square" lIns="91440" tIns="45720" rIns="91440" bIns="45720" anchor="t" anchorCtr="0" upright="1">
+                                <a:noAutofit/>
+                              </wps:bodyPr>
+                            </wps:wsp>
+                            <wps:wsp>
+                              <wps:cNvPr id="1416515472" name="AutoShape 17"/>
+                              <wps:cNvCnPr>
+                                <a:cxnSpLocks noChangeShapeType="1"/>
+                              </wps:cNvCnPr>
+                              <wps:spPr bwMode="auto">
+                                <a:xfrm>
+                                  <a:off x="951240" y="1021591"/>
+                                  <a:ext cx="360000" cy="180000"/>
+                                </a:xfrm>
+                                <a:prstGeom prst="straightConnector1">
+                                  <a:avLst/>
+                                </a:prstGeom>
+                                <a:noFill/>
+                                <a:ln w="9525">
+                                  <a:solidFill>
+                                    <a:srgbClr val="000000"/>
+                                  </a:solidFill>
+                                  <a:round/>
+                                  <a:headEnd/>
+                                  <a:tailEnd type="triangle" w="med" len="med"/>
+                                </a:ln>
+                                <a:extLst>
+                                  <a:ext uri="{909E8E84-426E-40DD-AFC4-6F175D3DCCD1}">
+                                    <a14:hiddenFill xmlns:a14="http://schemas.microsoft.com/office/drawing/2010/main">
+                                      <a:noFill/>
+                                    </a14:hiddenFill>
+                                  </a:ext>
+                                </a:extLst>
+                              </wps:spPr>
+                              <wps:bodyPr/>
+                            </wps:wsp>
+                            <wps:wsp>
+                              <wps:cNvPr id="1964317248" name="AutoShape 18"/>
+                              <wps:cNvCnPr>
+                                <a:cxnSpLocks noChangeShapeType="1"/>
+                              </wps:cNvCnPr>
+                              <wps:spPr bwMode="auto">
+                                <a:xfrm flipV="1">
+                                  <a:off x="1710344" y="1032697"/>
+                                  <a:ext cx="360000" cy="180000"/>
+                                </a:xfrm>
+                                <a:prstGeom prst="straightConnector1">
+                                  <a:avLst/>
+                                </a:prstGeom>
+                                <a:noFill/>
+                                <a:ln w="9525">
+                                  <a:solidFill>
+                                    <a:srgbClr val="000000"/>
+                                  </a:solidFill>
+                                  <a:round/>
+                                  <a:headEnd/>
+                                  <a:tailEnd type="triangle" w="med" len="med"/>
+                                </a:ln>
+                                <a:extLst>
+                                  <a:ext uri="{909E8E84-426E-40DD-AFC4-6F175D3DCCD1}">
+                                    <a14:hiddenFill xmlns:a14="http://schemas.microsoft.com/office/drawing/2010/main">
+                                      <a:noFill/>
+                                    </a14:hiddenFill>
+                                  </a:ext>
+                                </a:extLst>
+                              </wps:spPr>
+                              <wps:bodyPr/>
+                            </wps:wsp>
+                            <wps:wsp>
+                              <wps:cNvPr id="1303256554" name="AutoShape 19"/>
+                              <wps:cNvCnPr>
+                                <a:cxnSpLocks noChangeShapeType="1"/>
+                              </wps:cNvCnPr>
+                              <wps:spPr bwMode="auto">
+                                <a:xfrm flipV="1">
+                                  <a:off x="2724285" y="1039091"/>
+                                  <a:ext cx="360000" cy="180000"/>
+                                </a:xfrm>
+                                <a:prstGeom prst="straightConnector1">
+                                  <a:avLst/>
+                                </a:prstGeom>
+                                <a:noFill/>
+                                <a:ln w="9525">
+                                  <a:solidFill>
+                                    <a:srgbClr val="000000"/>
+                                  </a:solidFill>
+                                  <a:round/>
+                                  <a:headEnd/>
+                                  <a:tailEnd type="triangle" w="med" len="med"/>
+                                </a:ln>
+                                <a:extLst>
+                                  <a:ext uri="{909E8E84-426E-40DD-AFC4-6F175D3DCCD1}">
+                                    <a14:hiddenFill xmlns:a14="http://schemas.microsoft.com/office/drawing/2010/main">
+                                      <a:noFill/>
+                                    </a14:hiddenFill>
+                                  </a:ext>
+                                </a:extLst>
+                              </wps:spPr>
+                              <wps:bodyPr/>
+                            </wps:wsp>
+                            <wps:wsp>
+                              <wps:cNvPr id="1207377885" name="Lige forbindelse 153"/>
+                              <wps:cNvCnPr>
+                                <a:cxnSpLocks noChangeShapeType="1"/>
+                              </wps:cNvCnPr>
+                              <wps:spPr bwMode="auto">
+                                <a:xfrm>
+                                  <a:off x="799310" y="98905"/>
+                                  <a:ext cx="4400" cy="1123757"/>
+                                </a:xfrm>
+                                <a:prstGeom prst="line">
+                                  <a:avLst/>
+                                </a:prstGeom>
+                                <a:noFill/>
+                                <a:ln w="9525">
+                                  <a:solidFill>
+                                    <a:schemeClr val="tx1">
+                                      <a:lumMod val="100000"/>
+                                      <a:lumOff val="0"/>
+                                    </a:schemeClr>
+                                  </a:solidFill>
+                                  <a:round/>
+                                  <a:headEnd/>
+                                  <a:tailEnd/>
+                                </a:ln>
+                                <a:extLst>
+                                  <a:ext uri="{909E8E84-426E-40DD-AFC4-6F175D3DCCD1}">
+                                    <a14:hiddenFill xmlns:a14="http://schemas.microsoft.com/office/drawing/2010/main">
+                                      <a:noFill/>
+                                    </a14:hiddenFill>
+                                  </a:ext>
+                                </a:extLst>
+                              </wps:spPr>
+                              <wps:bodyPr/>
+                            </wps:wsp>
+                            <wps:wsp>
+                              <wps:cNvPr id="2029896664" name="AutoShape 6"/>
+                              <wps:cNvCnPr>
+                                <a:cxnSpLocks noChangeShapeType="1"/>
+                              </wps:cNvCnPr>
+                              <wps:spPr bwMode="auto">
+                                <a:xfrm>
+                                  <a:off x="3204666" y="461756"/>
+                                  <a:ext cx="0" cy="108000"/>
+                                </a:xfrm>
+                                <a:prstGeom prst="straightConnector1">
+                                  <a:avLst/>
+                                </a:prstGeom>
+                                <a:noFill/>
+                                <a:ln w="9525">
+                                  <a:solidFill>
+                                    <a:srgbClr val="000000"/>
+                                  </a:solidFill>
+                                  <a:round/>
+                                  <a:headEnd/>
+                                  <a:tailEnd/>
+                                </a:ln>
+                                <a:extLst>
+                                  <a:ext uri="{909E8E84-426E-40DD-AFC4-6F175D3DCCD1}">
+                                    <a14:hiddenFill xmlns:a14="http://schemas.microsoft.com/office/drawing/2010/main">
+                                      <a:noFill/>
+                                    </a14:hiddenFill>
+                                  </a:ext>
+                                </a:extLst>
+                              </wps:spPr>
+                              <wps:bodyPr/>
+                            </wps:wsp>
+                            <wps:wsp>
+                              <wps:cNvPr id="676353060" name="AutoShape 17"/>
+                              <wps:cNvCnPr>
+                                <a:cxnSpLocks noChangeShapeType="1"/>
+                              </wps:cNvCnPr>
+                              <wps:spPr bwMode="auto">
+                                <a:xfrm>
+                                  <a:off x="3471371" y="1026303"/>
+                                  <a:ext cx="360000" cy="180000"/>
+                                </a:xfrm>
+                                <a:prstGeom prst="straightConnector1">
+                                  <a:avLst/>
+                                </a:prstGeom>
+                                <a:noFill/>
+                                <a:ln w="9525">
+                                  <a:solidFill>
+                                    <a:srgbClr val="000000"/>
+                                  </a:solidFill>
+                                  <a:round/>
+                                  <a:headEnd/>
+                                  <a:tailEnd type="triangle" w="med" len="med"/>
+                                </a:ln>
+                                <a:extLst>
+                                  <a:ext uri="{909E8E84-426E-40DD-AFC4-6F175D3DCCD1}">
+                                    <a14:hiddenFill xmlns:a14="http://schemas.microsoft.com/office/drawing/2010/main">
+                                      <a:noFill/>
+                                    </a14:hiddenFill>
+                                  </a:ext>
+                                </a:extLst>
+                              </wps:spPr>
+                              <wps:bodyPr/>
+                            </wps:wsp>
+                            <wps:wsp>
+                              <wps:cNvPr id="229320686" name="Text Box 14"/>
+                              <wps:cNvSpPr txBox="1">
+                                <a:spLocks noChangeArrowheads="1"/>
+                              </wps:cNvSpPr>
+                              <wps:spPr bwMode="auto">
+                                <a:xfrm>
+                                  <a:off x="3521773" y="579554"/>
+                                  <a:ext cx="273963" cy="285615"/>
+                                </a:xfrm>
+                                <a:prstGeom prst="rect">
+                                  <a:avLst/>
+                                </a:prstGeom>
+                                <a:solidFill>
+                                  <a:srgbClr val="FFFFFF"/>
+                                </a:solidFill>
+                                <a:ln>
+                                  <a:noFill/>
+                                </a:ln>
+                                <a:extLst>
+                                  <a:ext uri="{91240B29-F687-4F45-9708-019B960494DF}">
+                                    <a14:hiddenLine xmlns:a14="http://schemas.microsoft.com/office/drawing/2010/main" w="9525">
+                                      <a:solidFill>
+                                        <a:srgbClr val="000000"/>
+                                      </a:solidFill>
+                                      <a:miter lim="800000"/>
+                                      <a:headEnd/>
+                                      <a:tailEnd/>
+                                    </a14:hiddenLine>
+                                  </a:ext>
+                                </a:extLst>
+                              </wps:spPr>
+                              <wps:txbx>
+                                <w:txbxContent>
+                                  <w:p>
+                                    <w:pPr>
+                                      <w:rPr>
+                                        <w:bCs/>
+                                        <w:sz w:val="32"/>
+                                        <w:szCs w:val="32"/>
+                                      </w:rPr>
+                                    </w:pPr>
+                                    <w:r>
+                                      <w:rPr>
+                                        <w:bCs/>
+                                        <w:sz w:val="32"/>
+                                        <w:szCs w:val="32"/>
+                                      </w:rPr>
+                                      <w:t>-</w:t>
+                                    </w:r>
+                                  </w:p>
+                                </w:txbxContent>
+                              </wps:txbx>
+                              <wps:bodyPr rot="0" vert="horz" wrap="square" lIns="91440" tIns="45720" rIns="91440" bIns="45720" anchor="t" anchorCtr="0" upright="1">
+                                <a:noAutofit/>
+                              </wps:bodyPr>
+                            </wps:wsp>
+                          </wpc:wpc>
+                        </a:graphicData>
+                      </a:graphic>
+                    </wp:inline>
+                  </w:drawing>
+                </mc:Choice>
+                <mc:Fallback>
+                  <w:pict>
+                    <v:group w14:anchorId="14221929" id="_x0000_s1208" editas="canvas" style="width:415.1pt;height:116.25pt;mso-position-horizontal-relative:char;mso-position-vertical-relative:line" coordsize="52717,14763" o:gfxdata="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">
+                      <v:shape id="_x0000_s1209" type="#_x0000_t75" style="position:absolute;width:52717;height:14763;visibility:visible;mso-wrap-style:square">
+                        <v:fill o:detectmouseclick="t"/>
+                        <v:path o:connecttype="none"/>
+                      </v:shape>
+                      <v:shape id="Text Box 11" o:spid="_x0000_s1210" type="#_x0000_t202" style="position:absolute;left:30788;top:2362;width:4758;height:2905;visibility:visible;mso-wrap-style:square;v-text-anchor:top" o:gfxdata="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" stroked="f">
+                        <v:textbox>
+                          <w:txbxContent>
+                            <w:p>
+                              <w:r>
+                                <w:t>X</w:t>
+                              </w:r>
+                              <w:r>
+                                <w:rPr>
+                                  <w:vertAlign w:val="subscript"/>
+                                </w:rPr>
+                                <w:t>3</w:t>
+                              </w:r>
+                            </w:p>
+                          </w:txbxContent>
+                        </v:textbox>
+                      </v:shape>
+                      <v:shape id="Text Box 10" o:spid="_x0000_s1211" type="#_x0000_t202" style="position:absolute;left:13143;top:2362;width:4931;height:2950;visibility:visible;mso-wrap-style:square;v-text-anchor:top" o:gfxdata="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" stroked="f">
+                        <v:textbox>
+                          <w:txbxContent>
+                            <w:p>
+                              <w:pPr>
+                                <w:rPr>
+                                  <w:vertAlign w:val="subscript"/>
+                                </w:rPr>
+                              </w:pPr>
+                              <w:r>
+                                <w:t>X</w:t>
+                              </w:r>
+                              <w:r>
+                                <w:rPr>
+                                  <w:vertAlign w:val="subscript"/>
+                                </w:rPr>
+                                <w:t>1</w:t>
+                              </w:r>
+                            </w:p>
+                            <w:p/>
+                          </w:txbxContent>
+                        </v:textbox>
+                      </v:shape>
+                      <v:shape id="Text Box 11" o:spid="_x0000_s1212" type="#_x0000_t202" style="position:absolute;left:22717;top:2446;width:4758;height:2905;visibility:visible;mso-wrap-style:square;v-text-anchor:top" o:gfxdata="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" stroked="f">
+                        <v:textbox>
+                          <w:txbxContent>
+                            <w:p>
+                              <w:r>
+                                <w:t>X</w:t>
+                              </w:r>
+                              <w:r>
+                                <w:rPr>
+                                  <w:vertAlign w:val="subscript"/>
+                                </w:rPr>
+                                <w:t>2</w:t>
+                              </w:r>
+                            </w:p>
+                          </w:txbxContent>
+                        </v:textbox>
+                      </v:shape>
+                      <v:shape id="AutoShape 4" o:spid="_x0000_s1213" type="#_x0000_t32" style="position:absolute;left:5083;top:5086;width:36000;height:0;visibility:visible;mso-wrap-style:square" o:connectortype="straight" o:gfxdata="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">
+                        <v:stroke endarrow="block"/>
+                      </v:shape>
+                      <v:shape id="AutoShape 5" o:spid="_x0000_s1214" type="#_x0000_t32" style="position:absolute;left:23980;top:4734;width:0;height:6001;visibility:visible;mso-wrap-style:square" o:connectortype="straight" o:gfxdata="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">
+                        <v:stroke dashstyle="dash"/>
+                      </v:shape>
+                      <v:shape id="AutoShape 6" o:spid="_x0000_s1215" type="#_x0000_t32" style="position:absolute;left:14359;top:4617;width:0;height:1080;visibility:visible;mso-wrap-style:square" o:connectortype="straight" o:gfxdata="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"/>
+                      <v:shape id="Text Box 7" o:spid="_x0000_s1216" type="#_x0000_t202" style="position:absolute;left:5274;top:2253;width:2193;height:2638;visibility:visible;mso-wrap-style:square;v-text-anchor:top" o:gfxdata="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" stroked="f">
+                        <v:textbox>
+                          <w:txbxContent>
+                            <w:p>
+                              <w:r>
+                                <w:t>x</w:t>
+                              </w:r>
+                            </w:p>
+                          </w:txbxContent>
+                        </v:textbox>
+                      </v:shape>
+                      <v:shape id="Text Box 8" o:spid="_x0000_s1217" type="#_x0000_t202" style="position:absolute;left:4232;top:6327;width:4768;height:2689;visibility:visible;mso-wrap-style:square;v-text-anchor:top" o:gfxdata="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" stroked="f">
+                        <v:textbox>
+                          <w:txbxContent>
+                            <w:p>
+                              <w:r>
+                                <w:t>f’(x)</w:t>
+                              </w:r>
+                            </w:p>
+                          </w:txbxContent>
+                        </v:textbox>
+                      </v:shape>
+                      <v:shape id="Text Box 9" o:spid="_x0000_s1218" type="#_x0000_t202" style="position:absolute;left:4233;top:9526;width:4768;height:2380;visibility:visible;mso-wrap-style:square;v-text-anchor:top" o:gfxdata="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" stroked="f">
+                        <v:textbox>
+                          <w:txbxContent>
+                            <w:p>
+                              <w:r>
+                                <w:t>f(x)</w:t>
+                              </w:r>
+                            </w:p>
+                          </w:txbxContent>
+                        </v:textbox>
+                      </v:shape>
+                      <v:shape id="Text Box 12" o:spid="_x0000_s1219" type="#_x0000_t202" style="position:absolute;left:22271;top:10940;width:4117;height:2967;visibility:visible;mso-wrap-style:square;v-text-anchor:top" o:gfxdata="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" stroked="f">
+                        <v:textbox>
+                          <w:txbxContent>
+                            <w:p>
+                              <w:r>
+                                <w:t>i.d.</w:t>
+                              </w:r>
+                            </w:p>
+                          </w:txbxContent>
+                        </v:textbox>
+                      </v:shape>
+                      <v:shape id="Text Box 13" o:spid="_x0000_s1220" type="#_x0000_t202" style="position:absolute;left:13050;top:6260;width:3137;height:2278;visibility:visible;mso-wrap-style:square;v-text-anchor:top" o:gfxdata="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" stroked="f">
+                        <v:textbox>
+                          <w:txbxContent>
+                            <w:p>
+                              <w:r>
+                                <w:t>0</w:t>
+                              </w:r>
+                            </w:p>
+                          </w:txbxContent>
+                        </v:textbox>
+                      </v:shape>
+                      <v:shape id="Text Box 14" o:spid="_x0000_s1221" type="#_x0000_t202" style="position:absolute;left:10055;top:5783;width:2740;height:2856;visibility:visible;mso-wrap-style:square;v-text-anchor:top" o:gfxdata="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" stroked="f">
+                        <v:textbox>
+                          <w:txbxContent>
+                            <w:p>
+                              <w:pPr>
+                                <w:rPr>
+                                  <w:bCs/>
+                                  <w:sz w:val="32"/>
+                                  <w:szCs w:val="32"/>
+                                </w:rPr>
+                              </w:pPr>
+                              <w:r>
+                                <w:rPr>
+                                  <w:bCs/>
+                                  <w:sz w:val="32"/>
+                                  <w:szCs w:val="32"/>
+                                </w:rPr>
+                                <w:t>-</w:t>
+                              </w:r>
+                            </w:p>
+                          </w:txbxContent>
+                        </v:textbox>
+                      </v:shape>
+                      <v:shape id="Text Box 15" o:spid="_x0000_s1222" type="#_x0000_t202" style="position:absolute;left:17510;top:5795;width:2856;height:3519;visibility:visible;mso-wrap-style:square;v-text-anchor:top" o:gfxdata="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" stroked="f">
+                        <v:textbox>
+                          <w:txbxContent>
+                            <w:p>
+                              <w:pPr>
+                                <w:rPr>
+                                  <w:bCs/>
+                                  <w:sz w:val="32"/>
+                                  <w:szCs w:val="32"/>
+                                </w:rPr>
+                              </w:pPr>
+                              <w:r>
+                                <w:rPr>
+                                  <w:bCs/>
+                                  <w:sz w:val="32"/>
+                                  <w:szCs w:val="32"/>
+                                </w:rPr>
+                                <w:t>+</w:t>
+                              </w:r>
+                            </w:p>
+                          </w:txbxContent>
+                        </v:textbox>
+                      </v:shape>
+                      <v:shape id="Text Box 16" o:spid="_x0000_s1223" type="#_x0000_t202" style="position:absolute;left:27475;top:5795;width:3458;height:3264;visibility:visible;mso-wrap-style:square;v-text-anchor:top" o:gfxdata="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" stroked="f">
+                        <v:textbox>
+                          <w:txbxContent>
+                            <w:p>
+                              <w:pPr>
+                                <w:rPr>
+                                  <w:bCs/>
+                                  <w:sz w:val="32"/>
+                                  <w:szCs w:val="32"/>
+                                </w:rPr>
+                              </w:pPr>
+                              <w:r>
+                                <w:rPr>
+                                  <w:bCs/>
+                                  <w:sz w:val="32"/>
+                                  <w:szCs w:val="32"/>
+                                </w:rPr>
+                                <w:t>+</w:t>
+                              </w:r>
+                            </w:p>
+                          </w:txbxContent>
+                        </v:textbox>
+                      </v:shape>
+                      <v:shape id="AutoShape 17" o:spid="_x0000_s1224" type="#_x0000_t32" style="position:absolute;left:9512;top:10215;width:3600;height:1800;visibility:visible;mso-wrap-style:square" o:connectortype="straight" o:gfxdata="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">
+                        <v:stroke endarrow="block"/>
+                      </v:shape>
+                      <v:shape id="AutoShape 18" o:spid="_x0000_s1225" type="#_x0000_t32" style="position:absolute;left:17103;top:10326;width:3600;height:1800;flip:y;visibility:visible;mso-wrap-style:square" o:connectortype="straight" o:gfxdata="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">
+                        <v:stroke endarrow="block"/>
+                      </v:shape>
+                      <v:shape id="AutoShape 19" o:spid="_x0000_s1226" type="#_x0000_t32" style="position:absolute;left:27242;top:10390;width:3600;height:1800;flip:y;visibility:visible;mso-wrap-style:square" o:connectortype="straight" o:gfxdata="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">
+                        <v:stroke endarrow="block"/>
+                      </v:shape>
+                      <v:line id="Lige forbindelse 153" o:spid="_x0000_s1227" style="position:absolute;visibility:visible;mso-wrap-style:square" from="7993,989" to="8037,12226" o:connectortype="straight" o:gfxdata="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" strokecolor="black [3213]"/>
+                      <v:shape id="AutoShape 6" o:spid="_x0000_s1228" type="#_x0000_t32" style="position:absolute;left:32046;top:4617;width:0;height:1080;visibility:visible;mso-wrap-style:square" o:connectortype="straight" o:gfxdata="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"/>
+                      <v:shape id="AutoShape 17" o:spid="_x0000_s1229" type="#_x0000_t32" style="position:absolute;left:34713;top:10263;width:3600;height:1800;visibility:visible;mso-wrap-style:square" o:connectortype="straight" o:gfxdata="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">
+                        <v:stroke endarrow="block"/>
+                      </v:shape>
+                      <v:shape id="Text Box 14" o:spid="_x0000_s1230" type="#_x0000_t202" style="position:absolute;left:35217;top:5795;width:2740;height:2856;visibility:visible;mso-wrap-style:square;v-text-anchor:top" o:gfxdata="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" stroked="f">
+                        <v:textbox>
+                          <w:txbxContent>
+                            <w:p>
+                              <w:pPr>
+                                <w:rPr>
+                                  <w:bCs/>
+                                  <w:sz w:val="32"/>
+                                  <w:szCs w:val="32"/>
+                                </w:rPr>
+                              </w:pPr>
+                              <w:r>
+                                <w:rPr>
+                                  <w:bCs/>
+                                  <w:sz w:val="32"/>
+                                  <w:szCs w:val="32"/>
+                                </w:rPr>
+                                <w:t>-</w:t>
+                              </w:r>
+                            </w:p>
+                          </w:txbxContent>
+                        </v:textbox>
+                      </v:shape>
                       <w10:anchorlock/>
                     </v:group>
                   </w:pict>
@@ -6575,10 +9930,10 @@
               <mc:AlternateContent>
                 <mc:Choice Requires="wpc">
                   <w:drawing>
-                    <wp:inline distT="0" distB="0" distL="0" distR="0" wp14:anchorId="272BFE5B" wp14:editId="3D2E0475">
-                      <wp:extent cx="4095750" cy="1476375"/>
-                      <wp:effectExtent l="0" t="0" r="3810" b="0"/>
-                      <wp:docPr id="40" name="Lærred 154"/>
+                    <wp:inline distT="0" distB="0" distL="0" distR="0" wp14:anchorId="1B55FC22" wp14:editId="512806CA">
+                      <wp:extent cx="5336132" cy="1296035"/>
+                      <wp:effectExtent l="0" t="0" r="0" b="0"/>
+                      <wp:docPr id="23" name="Lærred 96"/>
                       <wp:cNvGraphicFramePr>
                         <a:graphicFrameLocks xmlns:a="http://schemas.openxmlformats.org/drawingml/2006/main"/>
                       </wp:cNvGraphicFramePr>
@@ -6590,14 +9945,14 @@
                             </wpc:bg>
                             <wpc:whole/>
                             <wps:wsp>
-                              <wps:cNvPr id="2105556231" name="AutoShape 4"/>
+                              <wps:cNvPr id="1842554152" name="AutoShape 20"/>
                               <wps:cNvCnPr>
                                 <a:cxnSpLocks noChangeShapeType="1"/>
                               </wps:cNvCnPr>
                               <wps:spPr bwMode="auto">
                                 <a:xfrm>
-                                  <a:off x="508306" y="508626"/>
-                                  <a:ext cx="3181539" cy="0"/>
+                                  <a:off x="216702" y="352910"/>
+                                  <a:ext cx="3780000" cy="0"/>
                                 </a:xfrm>
                                 <a:prstGeom prst="straightConnector1">
                                   <a:avLst/>
@@ -6622,90 +9977,30 @@
                               <wps:bodyPr/>
                             </wps:wsp>
                             <wps:wsp>
-                              <wps:cNvPr id="628858103" name="AutoShape 5"/>
-                              <wps:cNvCnPr>
-                                <a:cxnSpLocks noChangeShapeType="1"/>
-                              </wps:cNvCnPr>
-                              <wps:spPr bwMode="auto">
-                                <a:xfrm>
-                                  <a:off x="1432217" y="384520"/>
-                                  <a:ext cx="0" cy="600130"/>
-                                </a:xfrm>
-                                <a:prstGeom prst="straightConnector1">
-                                  <a:avLst/>
-                                </a:prstGeom>
-                                <a:noFill/>
-                                <a:ln w="9525">
-                                  <a:solidFill>
-                                    <a:srgbClr val="000000"/>
-                                  </a:solidFill>
-                                  <a:prstDash val="dash"/>
-                                  <a:round/>
-                                  <a:headEnd/>
-                                  <a:tailEnd/>
-                                </a:ln>
-                                <a:extLst>
-                                  <a:ext uri="{909E8E84-426E-40DD-AFC4-6F175D3DCCD1}">
-                                    <a14:hiddenFill xmlns:a14="http://schemas.microsoft.com/office/drawing/2010/main">
-                                      <a:noFill/>
-                                    </a14:hiddenFill>
-                                  </a:ext>
-                                </a:extLst>
-                              </wps:spPr>
-                              <wps:bodyPr/>
-                            </wps:wsp>
-                            <wps:wsp>
-                              <wps:cNvPr id="1530982929" name="AutoShape 6"/>
-                              <wps:cNvCnPr>
-                                <a:cxnSpLocks noChangeShapeType="1"/>
-                              </wps:cNvCnPr>
-                              <wps:spPr bwMode="auto">
-                                <a:xfrm>
-                                  <a:off x="2423330" y="384520"/>
-                                  <a:ext cx="0" cy="248213"/>
-                                </a:xfrm>
-                                <a:prstGeom prst="straightConnector1">
-                                  <a:avLst/>
-                                </a:prstGeom>
-                                <a:noFill/>
-                                <a:ln w="9525">
-                                  <a:solidFill>
-                                    <a:srgbClr val="000000"/>
-                                  </a:solidFill>
-                                  <a:round/>
-                                  <a:headEnd/>
-                                  <a:tailEnd/>
-                                </a:ln>
-                                <a:extLst>
-                                  <a:ext uri="{909E8E84-426E-40DD-AFC4-6F175D3DCCD1}">
-                                    <a14:hiddenFill xmlns:a14="http://schemas.microsoft.com/office/drawing/2010/main">
-                                      <a:noFill/>
-                                    </a14:hiddenFill>
-                                  </a:ext>
-                                </a:extLst>
-                              </wps:spPr>
-                              <wps:bodyPr/>
-                            </wps:wsp>
-                            <wps:wsp>
-                              <wps:cNvPr id="1257744186" name="Text Box 7"/>
+                              <wps:cNvPr id="1321442193" name="Text Box 21"/>
                               <wps:cNvSpPr txBox="1">
                                 <a:spLocks noChangeArrowheads="1"/>
                               </wps:cNvSpPr>
                               <wps:spPr bwMode="auto">
                                 <a:xfrm>
-                                  <a:off x="508306" y="289315"/>
-                                  <a:ext cx="219303" cy="219311"/>
+                                  <a:off x="216703" y="85802"/>
+                                  <a:ext cx="314605" cy="267107"/>
                                 </a:xfrm>
                                 <a:prstGeom prst="rect">
                                   <a:avLst/>
                                 </a:prstGeom>
-                                <a:solidFill>
-                                  <a:srgbClr val="FFFFFF"/>
-                                </a:solidFill>
+                                <a:noFill/>
                                 <a:ln>
                                   <a:noFill/>
                                 </a:ln>
                                 <a:extLst>
+                                  <a:ext uri="{909E8E84-426E-40DD-AFC4-6F175D3DCCD1}">
+                                    <a14:hiddenFill xmlns:a14="http://schemas.microsoft.com/office/drawing/2010/main">
+                                      <a:solidFill>
+                                        <a:srgbClr val="FFFFFF"/>
+                                      </a:solidFill>
+                                    </a14:hiddenFill>
+                                  </a:ext>
                                   <a:ext uri="{91240B29-F687-4F45-9708-019B960494DF}">
                                     <a14:hiddenLine xmlns:a14="http://schemas.microsoft.com/office/drawing/2010/main" w="9525">
                                       <a:solidFill>
@@ -6732,25 +10027,30 @@
                               </wps:bodyPr>
                             </wps:wsp>
                             <wps:wsp>
-                              <wps:cNvPr id="2050331791" name="Text Box 8"/>
+                              <wps:cNvPr id="1402437008" name="Text Box 22"/>
                               <wps:cNvSpPr txBox="1">
                                 <a:spLocks noChangeArrowheads="1"/>
                               </wps:cNvSpPr>
                               <wps:spPr bwMode="auto">
                                 <a:xfrm>
-                                  <a:off x="423305" y="632732"/>
-                                  <a:ext cx="476806" cy="227812"/>
+                                  <a:off x="83301" y="409911"/>
+                                  <a:ext cx="515207" cy="257607"/>
                                 </a:xfrm>
                                 <a:prstGeom prst="rect">
                                   <a:avLst/>
                                 </a:prstGeom>
-                                <a:solidFill>
-                                  <a:srgbClr val="FFFFFF"/>
-                                </a:solidFill>
+                                <a:noFill/>
                                 <a:ln>
                                   <a:noFill/>
                                 </a:ln>
                                 <a:extLst>
+                                  <a:ext uri="{909E8E84-426E-40DD-AFC4-6F175D3DCCD1}">
+                                    <a14:hiddenFill xmlns:a14="http://schemas.microsoft.com/office/drawing/2010/main">
+                                      <a:solidFill>
+                                        <a:srgbClr val="FFFFFF"/>
+                                      </a:solidFill>
+                                    </a14:hiddenFill>
+                                  </a:ext>
                                   <a:ext uri="{91240B29-F687-4F45-9708-019B960494DF}">
                                     <a14:hiddenLine xmlns:a14="http://schemas.microsoft.com/office/drawing/2010/main" w="9525">
                                       <a:solidFill>
@@ -6777,25 +10077,30 @@
                               </wps:bodyPr>
                             </wps:wsp>
                             <wps:wsp>
-                              <wps:cNvPr id="807995100" name="Text Box 9"/>
+                              <wps:cNvPr id="518405669" name="Text Box 23"/>
                               <wps:cNvSpPr txBox="1">
                                 <a:spLocks noChangeArrowheads="1"/>
                               </wps:cNvSpPr>
                               <wps:spPr bwMode="auto">
                                 <a:xfrm>
-                                  <a:off x="423305" y="984650"/>
-                                  <a:ext cx="476806" cy="238012"/>
+                                  <a:off x="83301" y="733920"/>
+                                  <a:ext cx="448006" cy="257607"/>
                                 </a:xfrm>
                                 <a:prstGeom prst="rect">
                                   <a:avLst/>
                                 </a:prstGeom>
-                                <a:solidFill>
-                                  <a:srgbClr val="FFFFFF"/>
-                                </a:solidFill>
+                                <a:noFill/>
                                 <a:ln>
                                   <a:noFill/>
                                 </a:ln>
                                 <a:extLst>
+                                  <a:ext uri="{909E8E84-426E-40DD-AFC4-6F175D3DCCD1}">
+                                    <a14:hiddenFill xmlns:a14="http://schemas.microsoft.com/office/drawing/2010/main">
+                                      <a:solidFill>
+                                        <a:srgbClr val="FFFFFF"/>
+                                      </a:solidFill>
+                                    </a14:hiddenFill>
+                                  </a:ext>
                                   <a:ext uri="{91240B29-F687-4F45-9708-019B960494DF}">
                                     <a14:hiddenLine xmlns:a14="http://schemas.microsoft.com/office/drawing/2010/main" w="9525">
                                       <a:solidFill>
@@ -6822,25 +10127,83 @@
                               </wps:bodyPr>
                             </wps:wsp>
                             <wps:wsp>
-                              <wps:cNvPr id="1389160623" name="Text Box 10"/>
+                              <wps:cNvPr id="118372644" name="Text Box 24"/>
                               <wps:cNvSpPr txBox="1">
                                 <a:spLocks noChangeArrowheads="1"/>
                               </wps:cNvSpPr>
                               <wps:spPr bwMode="auto">
                                 <a:xfrm>
-                                  <a:off x="1287616" y="131407"/>
-                                  <a:ext cx="352804" cy="295015"/>
+                                  <a:off x="777608" y="85803"/>
+                                  <a:ext cx="626652" cy="267107"/>
                                 </a:xfrm>
                                 <a:prstGeom prst="rect">
                                   <a:avLst/>
                                 </a:prstGeom>
-                                <a:solidFill>
-                                  <a:srgbClr val="FFFFFF"/>
-                                </a:solidFill>
+                                <a:noFill/>
                                 <a:ln>
                                   <a:noFill/>
                                 </a:ln>
                                 <a:extLst>
+                                  <a:ext uri="{909E8E84-426E-40DD-AFC4-6F175D3DCCD1}">
+                                    <a14:hiddenFill xmlns:a14="http://schemas.microsoft.com/office/drawing/2010/main">
+                                      <a:solidFill>
+                                        <a:srgbClr val="FFFFFF"/>
+                                      </a:solidFill>
+                                    </a14:hiddenFill>
+                                  </a:ext>
+                                  <a:ext uri="{91240B29-F687-4F45-9708-019B960494DF}">
+                                    <a14:hiddenLine xmlns:a14="http://schemas.microsoft.com/office/drawing/2010/main" w="9525">
+                                      <a:solidFill>
+                                        <a:srgbClr val="000000"/>
+                                      </a:solidFill>
+                                      <a:miter lim="800000"/>
+                                      <a:headEnd/>
+                                      <a:tailEnd/>
+                                    </a14:hiddenLine>
+                                  </a:ext>
+                                </a:extLst>
+                              </wps:spPr>
+                              <wps:txbx>
+                                <w:txbxContent>
+                                  <w:p>
+                                    <w:r>
+                                      <w:t xml:space="preserve">      </w:t>
+                                    </w:r>
+                                    <w:r>
+                                      <w:t>0</w:t>
+                                    </w:r>
+                                  </w:p>
+                                </w:txbxContent>
+                              </wps:txbx>
+                              <wps:bodyPr rot="0" vert="horz" wrap="square" lIns="91440" tIns="45720" rIns="91440" bIns="45720" anchor="t" anchorCtr="0" upright="1">
+                                <a:noAutofit/>
+                              </wps:bodyPr>
+                            </wps:wsp>
+                            <wps:wsp>
+                              <wps:cNvPr id="1892143681" name="Text Box 25"/>
+                              <wps:cNvSpPr txBox="1">
+                                <a:spLocks noChangeArrowheads="1"/>
+                              </wps:cNvSpPr>
+                              <wps:spPr bwMode="auto">
+                                <a:xfrm>
+                                  <a:off x="1771477" y="92197"/>
+                                  <a:ext cx="516305" cy="267107"/>
+                                </a:xfrm>
+                                <a:prstGeom prst="rect">
+                                  <a:avLst/>
+                                </a:prstGeom>
+                                <a:noFill/>
+                                <a:ln>
+                                  <a:noFill/>
+                                </a:ln>
+                                <a:extLst>
+                                  <a:ext uri="{909E8E84-426E-40DD-AFC4-6F175D3DCCD1}">
+                                    <a14:hiddenFill xmlns:a14="http://schemas.microsoft.com/office/drawing/2010/main">
+                                      <a:solidFill>
+                                        <a:srgbClr val="FFFFFF"/>
+                                      </a:solidFill>
+                                    </a14:hiddenFill>
+                                  </a:ext>
                                   <a:ext uri="{91240B29-F687-4F45-9708-019B960494DF}">
                                     <a14:hiddenLine xmlns:a14="http://schemas.microsoft.com/office/drawing/2010/main" w="9525">
                                       <a:solidFill>
@@ -6871,7 +10234,6 @@
                                       <w:t>1</w:t>
                                     </w:r>
                                   </w:p>
-                                  <w:p/>
                                 </w:txbxContent>
                               </wps:txbx>
                               <wps:bodyPr rot="0" vert="horz" wrap="square" lIns="91440" tIns="45720" rIns="91440" bIns="45720" anchor="t" anchorCtr="0" upright="1">
@@ -6879,129 +10241,30 @@
                               </wps:bodyPr>
                             </wps:wsp>
                             <wps:wsp>
-                              <wps:cNvPr id="1793964694" name="Text Box 11"/>
+                              <wps:cNvPr id="1326582518" name="Text Box 26"/>
                               <wps:cNvSpPr txBox="1">
                                 <a:spLocks noChangeArrowheads="1"/>
                               </wps:cNvSpPr>
                               <wps:spPr bwMode="auto">
                                 <a:xfrm>
-                                  <a:off x="2280528" y="98905"/>
-                                  <a:ext cx="313704" cy="238012"/>
+                                  <a:off x="1793166" y="422700"/>
+                                  <a:ext cx="308140" cy="257607"/>
                                 </a:xfrm>
                                 <a:prstGeom prst="rect">
                                   <a:avLst/>
                                 </a:prstGeom>
-                                <a:solidFill>
-                                  <a:srgbClr val="FFFFFF"/>
-                                </a:solidFill>
+                                <a:noFill/>
                                 <a:ln>
                                   <a:noFill/>
                                 </a:ln>
                                 <a:extLst>
-                                  <a:ext uri="{91240B29-F687-4F45-9708-019B960494DF}">
-                                    <a14:hiddenLine xmlns:a14="http://schemas.microsoft.com/office/drawing/2010/main" w="9525">
+                                  <a:ext uri="{909E8E84-426E-40DD-AFC4-6F175D3DCCD1}">
+                                    <a14:hiddenFill xmlns:a14="http://schemas.microsoft.com/office/drawing/2010/main">
                                       <a:solidFill>
-                                        <a:srgbClr val="000000"/>
+                                        <a:srgbClr val="FFFFFF"/>
                                       </a:solidFill>
-                                      <a:miter lim="800000"/>
-                                      <a:headEnd/>
-                                      <a:tailEnd/>
-                                    </a14:hiddenLine>
-                                  </a:ext>
-                                </a:extLst>
-                              </wps:spPr>
-                              <wps:txbx>
-                                <w:txbxContent>
-                                  <w:p>
-                                    <w:r>
-                                      <w:t>X</w:t>
-                                    </w:r>
-                                    <w:r>
-                                      <w:rPr>
-                                        <w:vertAlign w:val="subscript"/>
-                                      </w:rPr>
-                                      <w:t>2</w:t>
-                                    </w:r>
-                                    <w:r>
-                                      <w:t>_</w:t>
-                                    </w:r>
-                                  </w:p>
-                                </w:txbxContent>
-                              </wps:txbx>
-                              <wps:bodyPr rot="0" vert="horz" wrap="square" lIns="91440" tIns="45720" rIns="91440" bIns="45720" anchor="t" anchorCtr="0" upright="1">
-                                <a:noAutofit/>
-                              </wps:bodyPr>
-                            </wps:wsp>
-                            <wps:wsp>
-                              <wps:cNvPr id="1097014899" name="Text Box 12"/>
-                              <wps:cNvSpPr txBox="1">
-                                <a:spLocks noChangeArrowheads="1"/>
-                              </wps:cNvSpPr>
-                              <wps:spPr bwMode="auto">
-                                <a:xfrm>
-                                  <a:off x="1279716" y="988550"/>
-                                  <a:ext cx="341604" cy="348518"/>
-                                </a:xfrm>
-                                <a:prstGeom prst="rect">
-                                  <a:avLst/>
-                                </a:prstGeom>
-                                <a:solidFill>
-                                  <a:srgbClr val="FFFFFF"/>
-                                </a:solidFill>
-                                <a:ln>
-                                  <a:noFill/>
-                                </a:ln>
-                                <a:extLst>
-                                  <a:ext uri="{91240B29-F687-4F45-9708-019B960494DF}">
-                                    <a14:hiddenLine xmlns:a14="http://schemas.microsoft.com/office/drawing/2010/main" w="9525">
-                                      <a:solidFill>
-                                        <a:srgbClr val="000000"/>
-                                      </a:solidFill>
-                                      <a:miter lim="800000"/>
-                                      <a:headEnd/>
-                                      <a:tailEnd/>
-                                    </a14:hiddenLine>
-                                  </a:ext>
-                                </a:extLst>
-                              </wps:spPr>
-                              <wps:txbx>
-                                <w:txbxContent>
-                                  <w:p>
-                                    <w:proofErr w:type="spellStart"/>
-                                    <w:r>
-                                      <w:t>i.d</w:t>
-                                    </w:r>
-                                    <w:proofErr w:type="spellEnd"/>
-                                    <w:r>
-                                      <w:t>.</w:t>
-                                    </w:r>
-                                  </w:p>
-                                </w:txbxContent>
-                              </wps:txbx>
-                              <wps:bodyPr rot="0" vert="horz" wrap="square" lIns="91440" tIns="45720" rIns="91440" bIns="45720" anchor="t" anchorCtr="0" upright="1">
-                                <a:noAutofit/>
-                              </wps:bodyPr>
-                            </wps:wsp>
-                            <wps:wsp>
-                              <wps:cNvPr id="1183167548" name="Text Box 13"/>
-                              <wps:cNvSpPr txBox="1">
-                                <a:spLocks noChangeArrowheads="1"/>
-                              </wps:cNvSpPr>
-                              <wps:spPr bwMode="auto">
-                                <a:xfrm>
-                                  <a:off x="2280528" y="632732"/>
-                                  <a:ext cx="313704" cy="227812"/>
-                                </a:xfrm>
-                                <a:prstGeom prst="rect">
-                                  <a:avLst/>
-                                </a:prstGeom>
-                                <a:solidFill>
-                                  <a:srgbClr val="FFFFFF"/>
-                                </a:solidFill>
-                                <a:ln>
-                                  <a:noFill/>
-                                </a:ln>
-                                <a:extLst>
+                                    </a14:hiddenFill>
+                                  </a:ext>
                                   <a:ext uri="{91240B29-F687-4F45-9708-019B960494DF}">
                                     <a14:hiddenLine xmlns:a14="http://schemas.microsoft.com/office/drawing/2010/main" w="9525">
                                       <a:solidFill>
@@ -7028,25 +10291,30 @@
                               </wps:bodyPr>
                             </wps:wsp>
                             <wps:wsp>
-                              <wps:cNvPr id="852341855" name="Text Box 14"/>
+                              <wps:cNvPr id="588761237" name="Text Box 27"/>
                               <wps:cNvSpPr txBox="1">
                                 <a:spLocks noChangeArrowheads="1"/>
                               </wps:cNvSpPr>
                               <wps:spPr bwMode="auto">
                                 <a:xfrm>
-                                  <a:off x="900111" y="632732"/>
-                                  <a:ext cx="398705" cy="285615"/>
+                                  <a:off x="1414086" y="425897"/>
+                                  <a:ext cx="317627" cy="324009"/>
                                 </a:xfrm>
                                 <a:prstGeom prst="rect">
                                   <a:avLst/>
                                 </a:prstGeom>
-                                <a:solidFill>
-                                  <a:srgbClr val="FFFFFF"/>
-                                </a:solidFill>
+                                <a:noFill/>
                                 <a:ln>
                                   <a:noFill/>
                                 </a:ln>
                                 <a:extLst>
+                                  <a:ext uri="{909E8E84-426E-40DD-AFC4-6F175D3DCCD1}">
+                                    <a14:hiddenFill xmlns:a14="http://schemas.microsoft.com/office/drawing/2010/main">
+                                      <a:solidFill>
+                                        <a:srgbClr val="FFFFFF"/>
+                                      </a:solidFill>
+                                    </a14:hiddenFill>
+                                  </a:ext>
                                   <a:ext uri="{91240B29-F687-4F45-9708-019B960494DF}">
                                     <a14:hiddenLine xmlns:a14="http://schemas.microsoft.com/office/drawing/2010/main" w="9525">
                                       <a:solidFill>
@@ -7064,46 +10332,51 @@
                                   <w:p>
                                     <w:pPr>
                                       <w:rPr>
-                                        <w:b/>
-                                        <w:sz w:val="24"/>
-                                        <w:szCs w:val="24"/>
+                                        <w:bCs/>
+                                        <w:sz w:val="32"/>
+                                        <w:szCs w:val="32"/>
                                       </w:rPr>
                                     </w:pPr>
                                     <w:r>
                                       <w:rPr>
-                                        <w:b/>
-                                        <w:sz w:val="24"/>
-                                        <w:szCs w:val="24"/>
+                                        <w:bCs/>
+                                        <w:sz w:val="32"/>
+                                        <w:szCs w:val="32"/>
                                       </w:rPr>
                                       <w:t>-</w:t>
                                     </w:r>
                                   </w:p>
                                 </w:txbxContent>
                               </wps:txbx>
-                              <wps:bodyPr rot="0" vert="horz" wrap="square" lIns="91440" tIns="45720" rIns="91440" bIns="45720" anchor="t" anchorCtr="0" upright="1">
+                              <wps:bodyPr rot="0" vert="horz" wrap="square" lIns="91440" tIns="0" rIns="91440" bIns="0" anchor="t" anchorCtr="0" upright="1">
                                 <a:noAutofit/>
                               </wps:bodyPr>
                             </wps:wsp>
                             <wps:wsp>
-                              <wps:cNvPr id="1313423117" name="Text Box 15"/>
+                              <wps:cNvPr id="817962871" name="Text Box 28"/>
                               <wps:cNvSpPr txBox="1">
                                 <a:spLocks noChangeArrowheads="1"/>
                               </wps:cNvSpPr>
                               <wps:spPr bwMode="auto">
                                 <a:xfrm>
-                                  <a:off x="1746721" y="566429"/>
-                                  <a:ext cx="409705" cy="351918"/>
+                                  <a:off x="2203380" y="419503"/>
+                                  <a:ext cx="352805" cy="257607"/>
                                 </a:xfrm>
                                 <a:prstGeom prst="rect">
                                   <a:avLst/>
                                 </a:prstGeom>
-                                <a:solidFill>
-                                  <a:srgbClr val="FFFFFF"/>
-                                </a:solidFill>
+                                <a:noFill/>
                                 <a:ln>
                                   <a:noFill/>
                                 </a:ln>
                                 <a:extLst>
+                                  <a:ext uri="{909E8E84-426E-40DD-AFC4-6F175D3DCCD1}">
+                                    <a14:hiddenFill xmlns:a14="http://schemas.microsoft.com/office/drawing/2010/main">
+                                      <a:solidFill>
+                                        <a:srgbClr val="FFFFFF"/>
+                                      </a:solidFill>
+                                    </a14:hiddenFill>
+                                  </a:ext>
                                   <a:ext uri="{91240B29-F687-4F45-9708-019B960494DF}">
                                     <a14:hiddenLine xmlns:a14="http://schemas.microsoft.com/office/drawing/2010/main" w="9525">
                                       <a:solidFill>
@@ -7121,46 +10394,86 @@
                                   <w:p>
                                     <w:pPr>
                                       <w:rPr>
-                                        <w:b/>
+                                        <w:bCs/>
                                         <w:sz w:val="32"/>
                                         <w:szCs w:val="32"/>
                                       </w:rPr>
                                     </w:pPr>
                                     <w:r>
                                       <w:rPr>
-                                        <w:b/>
+                                        <w:bCs/>
                                         <w:sz w:val="32"/>
                                         <w:szCs w:val="32"/>
                                       </w:rPr>
-                                      <w:t>-</w:t>
+                                      <w:t>+</w:t>
                                     </w:r>
                                   </w:p>
                                 </w:txbxContent>
                               </wps:txbx>
-                              <wps:bodyPr rot="0" vert="horz" wrap="square" lIns="91440" tIns="45720" rIns="91440" bIns="45720" anchor="t" anchorCtr="0" upright="1">
+                              <wps:bodyPr rot="0" vert="horz" wrap="square" lIns="91440" tIns="10800" rIns="91440" bIns="45720" anchor="t" anchorCtr="0" upright="1">
                                 <a:noAutofit/>
                               </wps:bodyPr>
                             </wps:wsp>
                             <wps:wsp>
-                              <wps:cNvPr id="315067639" name="Text Box 16"/>
+                              <wps:cNvPr id="1629761413" name="AutoShape 29"/>
+                              <wps:cNvCnPr>
+                                <a:cxnSpLocks noChangeShapeType="1"/>
+                                <a:stCxn id="118372644" idx="2"/>
+                                <a:endCxn id="1235569774" idx="0"/>
+                              </wps:cNvCnPr>
+                              <wps:spPr bwMode="auto">
+                                <a:xfrm flipH="1">
+                                  <a:off x="1089466" y="352910"/>
+                                  <a:ext cx="1468" cy="638617"/>
+                                </a:xfrm>
+                                <a:prstGeom prst="straightConnector1">
+                                  <a:avLst/>
+                                </a:prstGeom>
+                                <a:noFill/>
+                                <a:ln w="15875">
+                                  <a:solidFill>
+                                    <a:srgbClr val="000000"/>
+                                  </a:solidFill>
+                                  <a:prstDash val="dash"/>
+                                  <a:round/>
+                                  <a:headEnd/>
+                                  <a:tailEnd/>
+                                </a:ln>
+                                <a:extLst>
+                                  <a:ext uri="{909E8E84-426E-40DD-AFC4-6F175D3DCCD1}">
+                                    <a14:hiddenFill xmlns:a14="http://schemas.microsoft.com/office/drawing/2010/main">
+                                      <a:noFill/>
+                                    </a14:hiddenFill>
+                                  </a:ext>
+                                </a:extLst>
+                              </wps:spPr>
+                              <wps:bodyPr/>
+                            </wps:wsp>
+                            <wps:wsp>
+                              <wps:cNvPr id="1235569774" name="Text Box 30"/>
                               <wps:cNvSpPr txBox="1">
                                 <a:spLocks noChangeArrowheads="1"/>
                               </wps:cNvSpPr>
                               <wps:spPr bwMode="auto">
                                 <a:xfrm>
-                                  <a:off x="2851735" y="632732"/>
-                                  <a:ext cx="448005" cy="285615"/>
+                                  <a:off x="880722" y="991527"/>
+                                  <a:ext cx="417487" cy="304508"/>
                                 </a:xfrm>
                                 <a:prstGeom prst="rect">
                                   <a:avLst/>
                                 </a:prstGeom>
-                                <a:solidFill>
-                                  <a:srgbClr val="FFFFFF"/>
-                                </a:solidFill>
+                                <a:noFill/>
                                 <a:ln>
                                   <a:noFill/>
                                 </a:ln>
                                 <a:extLst>
+                                  <a:ext uri="{909E8E84-426E-40DD-AFC4-6F175D3DCCD1}">
+                                    <a14:hiddenFill xmlns:a14="http://schemas.microsoft.com/office/drawing/2010/main">
+                                      <a:solidFill>
+                                        <a:srgbClr val="FFFFFF"/>
+                                      </a:solidFill>
+                                    </a14:hiddenFill>
+                                  </a:ext>
                                   <a:ext uri="{91240B29-F687-4F45-9708-019B960494DF}">
                                     <a14:hiddenLine xmlns:a14="http://schemas.microsoft.com/office/drawing/2010/main" w="9525">
                                       <a:solidFill>
@@ -7176,20 +10489,20 @@
                               <wps:txbx>
                                 <w:txbxContent>
                                   <w:p>
-                                    <w:pPr>
-                                      <w:rPr>
-                                        <w:b/>
-                                        <w:sz w:val="24"/>
-                                        <w:szCs w:val="24"/>
-                                      </w:rPr>
-                                    </w:pPr>
                                     <w:r>
-                                      <w:rPr>
-                                        <w:b/>
-                                        <w:sz w:val="24"/>
-                                        <w:szCs w:val="24"/>
-                                      </w:rPr>
-                                      <w:t>+</w:t>
+                                      <w:t xml:space="preserve"> </w:t>
+                                    </w:r>
+                                    <w:r>
+                                      <w:t>i</w:t>
+                                    </w:r>
+                                    <w:r>
+                                      <w:t>.</w:t>
+                                    </w:r>
+                                    <w:r>
+                                      <w:t>d</w:t>
+                                    </w:r>
+                                    <w:r>
+                                      <w:t>.</w:t>
                                     </w:r>
                                   </w:p>
                                 </w:txbxContent>
@@ -7199,14 +10512,55 @@
                               </wps:bodyPr>
                             </wps:wsp>
                             <wps:wsp>
-                              <wps:cNvPr id="466092793" name="AutoShape 17"/>
+                              <wps:cNvPr id="2123318225" name="Rectangle 31" descr="Mørk diagonalt opadgående"/>
+                              <wps:cNvSpPr>
+                                <a:spLocks noChangeArrowheads="1"/>
+                              </wps:cNvSpPr>
+                              <wps:spPr bwMode="auto">
+                                <a:xfrm>
+                                  <a:off x="449706" y="359304"/>
+                                  <a:ext cx="632509" cy="638617"/>
+                                </a:xfrm>
+                                <a:prstGeom prst="rect">
+                                  <a:avLst/>
+                                </a:prstGeom>
+                                <a:pattFill prst="dkUpDiag">
+                                  <a:fgClr>
+                                    <a:srgbClr val="000000"/>
+                                  </a:fgClr>
+                                  <a:bgClr>
+                                    <a:srgbClr val="FFFFFF"/>
+                                  </a:bgClr>
+                                </a:pattFill>
+                                <a:ln>
+                                  <a:noFill/>
+                                </a:ln>
+                                <a:extLst>
+                                  <a:ext uri="{91240B29-F687-4F45-9708-019B960494DF}">
+                                    <a14:hiddenLine xmlns:a14="http://schemas.microsoft.com/office/drawing/2010/main" w="9525">
+                                      <a:solidFill>
+                                        <a:srgbClr val="000000"/>
+                                      </a:solidFill>
+                                      <a:miter lim="800000"/>
+                                      <a:headEnd/>
+                                      <a:tailEnd/>
+                                    </a14:hiddenLine>
+                                  </a:ext>
+                                </a:extLst>
+                              </wps:spPr>
+                              <wps:bodyPr rot="0" vert="horz" wrap="square" lIns="91440" tIns="45720" rIns="91440" bIns="45720" anchor="t" anchorCtr="0" upright="1">
+                                <a:noAutofit/>
+                              </wps:bodyPr>
+                            </wps:wsp>
+                            <wps:wsp>
+                              <wps:cNvPr id="638157327" name="AutoShape 32"/>
                               <wps:cNvCnPr>
                                 <a:cxnSpLocks noChangeShapeType="1"/>
                               </wps:cNvCnPr>
                               <wps:spPr bwMode="auto">
                                 <a:xfrm>
-                                  <a:off x="900111" y="981250"/>
-                                  <a:ext cx="336004" cy="241412"/>
+                                  <a:off x="1339770" y="778681"/>
+                                  <a:ext cx="360000" cy="180000"/>
                                 </a:xfrm>
                                 <a:prstGeom prst="straightConnector1">
                                   <a:avLst/>
@@ -7231,14 +10585,14 @@
                               <wps:bodyPr/>
                             </wps:wsp>
                             <wps:wsp>
-                              <wps:cNvPr id="431599050" name="AutoShape 18"/>
+                              <wps:cNvPr id="595554369" name="AutoShape 33"/>
                               <wps:cNvCnPr>
                                 <a:cxnSpLocks noChangeShapeType="1"/>
                               </wps:cNvCnPr>
                               <wps:spPr bwMode="auto">
-                                <a:xfrm>
-                                  <a:off x="1632820" y="981250"/>
-                                  <a:ext cx="523606" cy="123206"/>
+                                <a:xfrm flipV="1">
+                                  <a:off x="2144861" y="801062"/>
+                                  <a:ext cx="360000" cy="180000"/>
                                 </a:xfrm>
                                 <a:prstGeom prst="straightConnector1">
                                   <a:avLst/>
@@ -7263,14 +10617,14 @@
                               <wps:bodyPr/>
                             </wps:wsp>
                             <wps:wsp>
-                              <wps:cNvPr id="324312674" name="AutoShape 19"/>
+                              <wps:cNvPr id="2029290126" name="AutoShape 6"/>
                               <wps:cNvCnPr>
                                 <a:cxnSpLocks noChangeShapeType="1"/>
                               </wps:cNvCnPr>
                               <wps:spPr bwMode="auto">
-                                <a:xfrm flipV="1">
-                                  <a:off x="2594232" y="984650"/>
-                                  <a:ext cx="705509" cy="119806"/>
+                                <a:xfrm>
+                                  <a:off x="1916796" y="301911"/>
+                                  <a:ext cx="0" cy="108000"/>
                                 </a:xfrm>
                                 <a:prstGeom prst="straightConnector1">
                                   <a:avLst/>
@@ -7279,41 +10633,6 @@
                                 <a:ln w="9525">
                                   <a:solidFill>
                                     <a:srgbClr val="000000"/>
-                                  </a:solidFill>
-                                  <a:round/>
-                                  <a:headEnd/>
-                                  <a:tailEnd type="triangle" w="med" len="med"/>
-                                </a:ln>
-                                <a:extLst>
-                                  <a:ext uri="{909E8E84-426E-40DD-AFC4-6F175D3DCCD1}">
-                                    <a14:hiddenFill xmlns:a14="http://schemas.microsoft.com/office/drawing/2010/main">
-                                      <a:noFill/>
-                                    </a14:hiddenFill>
-                                  </a:ext>
-                                </a:extLst>
-                              </wps:spPr>
-                              <wps:bodyPr/>
-                            </wps:wsp>
-                            <wps:wsp>
-                              <wps:cNvPr id="1249483129" name="Lige forbindelse 153"/>
-                              <wps:cNvCnPr>
-                                <a:cxnSpLocks noChangeShapeType="1"/>
-                              </wps:cNvCnPr>
-                              <wps:spPr bwMode="auto">
-                                <a:xfrm>
-                                  <a:off x="799310" y="98905"/>
-                                  <a:ext cx="4400" cy="1123757"/>
-                                </a:xfrm>
-                                <a:prstGeom prst="line">
-                                  <a:avLst/>
-                                </a:prstGeom>
-                                <a:noFill/>
-                                <a:ln w="9525">
-                                  <a:solidFill>
-                                    <a:schemeClr val="tx1">
-                                      <a:lumMod val="100000"/>
-                                      <a:lumOff val="0"/>
-                                    </a:schemeClr>
                                   </a:solidFill>
                                   <a:round/>
                                   <a:headEnd/>
@@ -7337,19 +10656,15 @@
                 </mc:Choice>
                 <mc:Fallback>
                   <w:pict>
-                    <v:group w14:anchorId="272BFE5B" id="Lærred 154" o:spid="_x0000_s1166" editas="canvas" style="width:322.5pt;height:116.25pt;mso-position-horizontal-relative:char;mso-position-vertical-relative:line" coordsize="40957,14763" o:gfxdata="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">
-                      <v:shape id="_x0000_s1167" type="#_x0000_t75" style="position:absolute;width:40957;height:14763;visibility:visible;mso-wrap-style:square">
+                    <v:group w14:anchorId="1B55FC22" id="Lærred 96" o:spid="_x0000_s1231" editas="canvas" style="width:420.15pt;height:102.05pt;mso-position-horizontal-relative:char;mso-position-vertical-relative:line" coordsize="53359,12960" o:gfxdata="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">
+                      <v:shape id="_x0000_s1232" type="#_x0000_t75" style="position:absolute;width:53359;height:12960;visibility:visible;mso-wrap-style:square">
                         <v:fill o:detectmouseclick="t"/>
                         <v:path o:connecttype="none"/>
                       </v:shape>
-                      <v:shape id="AutoShape 4" o:spid="_x0000_s1168" type="#_x0000_t32" style="position:absolute;left:5083;top:5086;width:31815;height:0;visibility:visible;mso-wrap-style:square" o:connectortype="straight" o:gfxdata="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">
+                      <v:shape id="AutoShape 20" o:spid="_x0000_s1233" type="#_x0000_t32" style="position:absolute;left:2167;top:3529;width:37800;height:0;visibility:visible;mso-wrap-style:square" o:connectortype="straight" o:gfxdata="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">
                         <v:stroke endarrow="block"/>
                       </v:shape>
-                      <v:shape id="AutoShape 5" o:spid="_x0000_s1169" type="#_x0000_t32" style="position:absolute;left:14322;top:3845;width:0;height:6001;visibility:visible;mso-wrap-style:square" o:connectortype="straight" o:gfxdata="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">
-                        <v:stroke dashstyle="dash"/>
-                      </v:shape>
-                      <v:shape id="AutoShape 6" o:spid="_x0000_s1170" type="#_x0000_t32" style="position:absolute;left:24233;top:3845;width:0;height:2482;visibility:visible;mso-wrap-style:square" o:connectortype="straight" o:gfxdata="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"/>
-                      <v:shape id="Text Box 7" o:spid="_x0000_s1171" type="#_x0000_t202" style="position:absolute;left:5083;top:2893;width:2193;height:2193;visibility:visible;mso-wrap-style:square;v-text-anchor:top" o:gfxdata="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" stroked="f">
+                      <v:shape id="Text Box 21" o:spid="_x0000_s1234" type="#_x0000_t202" style="position:absolute;left:2167;top:858;width:3146;height:2671;visibility:visible;mso-wrap-style:square;v-text-anchor:top" o:gfxdata="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" filled="f" stroked="f">
                         <v:textbox>
                           <w:txbxContent>
                             <w:p>
@@ -7360,7 +10675,7 @@
                           </w:txbxContent>
                         </v:textbox>
                       </v:shape>
-                      <v:shape id="Text Box 8" o:spid="_x0000_s1172" type="#_x0000_t202" style="position:absolute;left:4233;top:6327;width:4768;height:2278;visibility:visible;mso-wrap-style:square;v-text-anchor:top" o:gfxdata="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" stroked="f">
+                      <v:shape id="Text Box 22" o:spid="_x0000_s1235" type="#_x0000_t202" style="position:absolute;left:833;top:4099;width:5152;height:2576;visibility:visible;mso-wrap-style:square;v-text-anchor:top" o:gfxdata="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" filled="f" stroked="f">
                         <v:textbox>
                           <w:txbxContent>
                             <w:p>
@@ -7371,7 +10686,7 @@
                           </w:txbxContent>
                         </v:textbox>
                       </v:shape>
-                      <v:shape id="Text Box 9" o:spid="_x0000_s1173" type="#_x0000_t202" style="position:absolute;left:4233;top:9846;width:4768;height:2380;visibility:visible;mso-wrap-style:square;v-text-anchor:top" o:gfxdata="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" stroked="f">
+                      <v:shape id="Text Box 23" o:spid="_x0000_s1236" type="#_x0000_t202" style="position:absolute;left:833;top:7339;width:4480;height:2576;visibility:visible;mso-wrap-style:square;v-text-anchor:top" o:gfxdata="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" filled="f" stroked="f">
                         <v:textbox>
                           <w:txbxContent>
                             <w:p>
@@ -7382,7 +10697,21 @@
                           </w:txbxContent>
                         </v:textbox>
                       </v:shape>
-                      <v:shape id="Text Box 10" o:spid="_x0000_s1174" type="#_x0000_t202" style="position:absolute;left:12876;top:1314;width:3528;height:2950;visibility:visible;mso-wrap-style:square;v-text-anchor:top" o:gfxdata="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" stroked="f">
+                      <v:shape id="Text Box 24" o:spid="_x0000_s1237" type="#_x0000_t202" style="position:absolute;left:7776;top:858;width:6266;height:2671;visibility:visible;mso-wrap-style:square;v-text-anchor:top" o:gfxdata="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" filled="f" stroked="f">
+                        <v:textbox>
+                          <w:txbxContent>
+                            <w:p>
+                              <w:r>
+                                <w:t xml:space="preserve">      </w:t>
+                              </w:r>
+                              <w:r>
+                                <w:t>0</w:t>
+                              </w:r>
+                            </w:p>
+                          </w:txbxContent>
+                        </v:textbox>
+                      </v:shape>
+                      <v:shape id="Text Box 25" o:spid="_x0000_s1238" type="#_x0000_t202" style="position:absolute;left:17714;top:921;width:5163;height:2672;visibility:visible;mso-wrap-style:square;v-text-anchor:top" o:gfxdata="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" filled="f" stroked="f">
                         <v:textbox>
                           <w:txbxContent>
                             <w:p>
@@ -7401,47 +10730,10 @@
                                 <w:t>1</w:t>
                               </w:r>
                             </w:p>
-                            <w:p/>
                           </w:txbxContent>
                         </v:textbox>
                       </v:shape>
-                      <v:shape id="Text Box 11" o:spid="_x0000_s1175" type="#_x0000_t202" style="position:absolute;left:22805;top:989;width:3137;height:2380;visibility:visible;mso-wrap-style:square;v-text-anchor:top" o:gfxdata="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" stroked="f">
-                        <v:textbox>
-                          <w:txbxContent>
-                            <w:p>
-                              <w:r>
-                                <w:t>X</w:t>
-                              </w:r>
-                              <w:r>
-                                <w:rPr>
-                                  <w:vertAlign w:val="subscript"/>
-                                </w:rPr>
-                                <w:t>2</w:t>
-                              </w:r>
-                              <w:r>
-                                <w:t>_</w:t>
-                              </w:r>
-                            </w:p>
-                          </w:txbxContent>
-                        </v:textbox>
-                      </v:shape>
-                      <v:shape id="Text Box 12" o:spid="_x0000_s1176" type="#_x0000_t202" style="position:absolute;left:12797;top:9885;width:3416;height:3485;visibility:visible;mso-wrap-style:square;v-text-anchor:top" o:gfxdata="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" stroked="f">
-                        <v:textbox>
-                          <w:txbxContent>
-                            <w:p>
-                              <w:proofErr w:type="spellStart"/>
-                              <w:r>
-                                <w:t>i.d</w:t>
-                              </w:r>
-                              <w:proofErr w:type="spellEnd"/>
-                              <w:r>
-                                <w:t>.</w:t>
-                              </w:r>
-                            </w:p>
-                          </w:txbxContent>
-                        </v:textbox>
-                      </v:shape>
-                      <v:shape id="Text Box 13" o:spid="_x0000_s1177" type="#_x0000_t202" style="position:absolute;left:22805;top:6327;width:3137;height:2278;visibility:visible;mso-wrap-style:square;v-text-anchor:top" o:gfxdata="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" stroked="f">
+                      <v:shape id="Text Box 26" o:spid="_x0000_s1239" type="#_x0000_t202" style="position:absolute;left:17931;top:4227;width:3082;height:2576;visibility:visible;mso-wrap-style:square;v-text-anchor:top" o:gfxdata="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" filled="f" stroked="f">
                         <v:textbox>
                           <w:txbxContent>
                             <w:p>
@@ -7452,43 +10744,20 @@
                           </w:txbxContent>
                         </v:textbox>
                       </v:shape>
-                      <v:shape id="Text Box 14" o:spid="_x0000_s1178" type="#_x0000_t202" style="position:absolute;left:9001;top:6327;width:3987;height:2856;visibility:visible;mso-wrap-style:square;v-text-anchor:top" o:gfxdata="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" stroked="f">
-                        <v:textbox>
+                      <v:shape id="Text Box 27" o:spid="_x0000_s1240" type="#_x0000_t202" style="position:absolute;left:14140;top:4258;width:3177;height:3241;visibility:visible;mso-wrap-style:square;v-text-anchor:top" o:gfxdata="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" filled="f" stroked="f">
+                        <v:textbox inset=",0,,0">
                           <w:txbxContent>
                             <w:p>
                               <w:pPr>
                                 <w:rPr>
-                                  <w:b/>
-                                  <w:sz w:val="24"/>
-                                  <w:szCs w:val="24"/>
-                                </w:rPr>
-                              </w:pPr>
-                              <w:r>
-                                <w:rPr>
-                                  <w:b/>
-                                  <w:sz w:val="24"/>
-                                  <w:szCs w:val="24"/>
-                                </w:rPr>
-                                <w:t>-</w:t>
-                              </w:r>
-                            </w:p>
-                          </w:txbxContent>
-                        </v:textbox>
-                      </v:shape>
-                      <v:shape id="Text Box 15" o:spid="_x0000_s1179" type="#_x0000_t202" style="position:absolute;left:17467;top:5664;width:4097;height:3519;visibility:visible;mso-wrap-style:square;v-text-anchor:top" o:gfxdata="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" stroked="f">
-                        <v:textbox>
-                          <w:txbxContent>
-                            <w:p>
-                              <w:pPr>
-                                <w:rPr>
-                                  <w:b/>
+                                  <w:bCs/>
                                   <w:sz w:val="32"/>
                                   <w:szCs w:val="32"/>
                                 </w:rPr>
                               </w:pPr>
                               <w:r>
                                 <w:rPr>
-                                  <w:b/>
+                                  <w:bCs/>
                                   <w:sz w:val="32"/>
                                   <w:szCs w:val="32"/>
                                 </w:rPr>
@@ -7498,22 +10767,22 @@
                           </w:txbxContent>
                         </v:textbox>
                       </v:shape>
-                      <v:shape id="Text Box 16" o:spid="_x0000_s1180" type="#_x0000_t202" style="position:absolute;left:28517;top:6327;width:4480;height:2856;visibility:visible;mso-wrap-style:square;v-text-anchor:top" o:gfxdata="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" stroked="f">
-                        <v:textbox>
+                      <v:shape id="Text Box 28" o:spid="_x0000_s1241" type="#_x0000_t202" style="position:absolute;left:22033;top:4195;width:3528;height:2576;visibility:visible;mso-wrap-style:square;v-text-anchor:top" o:gfxdata="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" filled="f" stroked="f">
+                        <v:textbox inset=",.3mm">
                           <w:txbxContent>
                             <w:p>
                               <w:pPr>
                                 <w:rPr>
-                                  <w:b/>
-                                  <w:sz w:val="24"/>
-                                  <w:szCs w:val="24"/>
+                                  <w:bCs/>
+                                  <w:sz w:val="32"/>
+                                  <w:szCs w:val="32"/>
                                 </w:rPr>
                               </w:pPr>
                               <w:r>
                                 <w:rPr>
-                                  <w:b/>
-                                  <w:sz w:val="24"/>
-                                  <w:szCs w:val="24"/>
+                                  <w:bCs/>
+                                  <w:sz w:val="32"/>
+                                  <w:szCs w:val="32"/>
                                 </w:rPr>
                                 <w:t>+</w:t>
                               </w:r>
@@ -7521,16 +10790,1248 @@
                           </w:txbxContent>
                         </v:textbox>
                       </v:shape>
-                      <v:shape id="AutoShape 17" o:spid="_x0000_s1181" type="#_x0000_t32" style="position:absolute;left:9001;top:9812;width:3360;height:2414;visibility:visible;mso-wrap-style:square" o:connectortype="straight" o:gfxdata="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">
+                      <v:shape id="AutoShape 29" o:spid="_x0000_s1242" type="#_x0000_t32" style="position:absolute;left:10894;top:3529;width:15;height:6386;flip:x;visibility:visible;mso-wrap-style:square" o:connectortype="straight" o:gfxdata="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" strokeweight="1.25pt">
+                        <v:stroke dashstyle="dash"/>
+                      </v:shape>
+                      <v:shape id="Text Box 30" o:spid="_x0000_s1243" type="#_x0000_t202" style="position:absolute;left:8807;top:9915;width:4175;height:3045;visibility:visible;mso-wrap-style:square;v-text-anchor:top" o:gfxdata="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" filled="f" stroked="f">
+                        <v:textbox>
+                          <w:txbxContent>
+                            <w:p>
+                              <w:r>
+                                <w:t xml:space="preserve"> </w:t>
+                              </w:r>
+                              <w:r>
+                                <w:t>i</w:t>
+                              </w:r>
+                              <w:r>
+                                <w:t>.</w:t>
+                              </w:r>
+                              <w:r>
+                                <w:t>d</w:t>
+                              </w:r>
+                              <w:r>
+                                <w:t>.</w:t>
+                              </w:r>
+                            </w:p>
+                          </w:txbxContent>
+                        </v:textbox>
+                      </v:shape>
+                      <v:rect id="Rectangle 31" o:spid="_x0000_s1244" alt="Mørk diagonalt opadgående" style="position:absolute;left:4497;top:3593;width:6325;height:6386;visibility:visible;mso-wrap-style:square;v-text-anchor:top" o:gfxdata="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" fillcolor="black" stroked="f">
+                        <v:fill r:id="rId4" o:title="" type="pattern"/>
+                      </v:rect>
+                      <v:shape id="AutoShape 32" o:spid="_x0000_s1245" type="#_x0000_t32" style="position:absolute;left:13397;top:7786;width:3600;height:1800;visibility:visible;mso-wrap-style:square" o:connectortype="straight" o:gfxdata="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">
                         <v:stroke endarrow="block"/>
                       </v:shape>
-                      <v:shape id="AutoShape 18" o:spid="_x0000_s1182" type="#_x0000_t32" style="position:absolute;left:16328;top:9812;width:5236;height:1232;visibility:visible;mso-wrap-style:square" o:connectortype="straight" o:gfxdata="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">
+                      <v:shape id="AutoShape 33" o:spid="_x0000_s1246" type="#_x0000_t32" style="position:absolute;left:21448;top:8010;width:3600;height:1800;flip:y;visibility:visible;mso-wrap-style:square" o:connectortype="straight" o:gfxdata="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">
                         <v:stroke endarrow="block"/>
                       </v:shape>
-                      <v:shape id="AutoShape 19" o:spid="_x0000_s1183" type="#_x0000_t32" style="position:absolute;left:25942;top:9846;width:7055;height:1198;flip:y;visibility:visible;mso-wrap-style:square" o:connectortype="straight" o:gfxdata="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">
+                      <v:shape id="AutoShape 6" o:spid="_x0000_s1247" type="#_x0000_t32" style="position:absolute;left:19167;top:3019;width:0;height:1080;visibility:visible;mso-wrap-style:square" o:connectortype="straight" o:gfxdata="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"/>
+                      <w10:anchorlock/>
+                    </v:group>
+                  </w:pict>
+                </mc:Fallback>
+              </mc:AlternateContent>
+            </w:r>
+          </w:p>
+          <w:p>
+            <w:pPr>
+              <w:rPr>
+                <w:noProof/>
+              </w:rPr>
+            </w:pPr>
+            <w:r>
+              <w:rPr>
+                <w:noProof/>
+                <w:lang w:eastAsia="en-US"/>
+              </w:rPr>
+              <mc:AlternateContent>
+                <mc:Choice Requires="wpc">
+                  <w:drawing>
+                    <wp:inline distT="0" distB="0" distL="0" distR="0" wp14:anchorId="4E27E13E" wp14:editId="0786B387">
+                      <wp:extent cx="5336132" cy="1296035"/>
+                      <wp:effectExtent l="0" t="0" r="0" b="0"/>
+                      <wp:docPr id="2062133110" name="Lærred 96"/>
+                      <wp:cNvGraphicFramePr>
+                        <a:graphicFrameLocks xmlns:a="http://schemas.openxmlformats.org/drawingml/2006/main"/>
+                      </wp:cNvGraphicFramePr>
+                      <a:graphic xmlns:a="http://schemas.openxmlformats.org/drawingml/2006/main">
+                        <a:graphicData uri="http://schemas.microsoft.com/office/word/2010/wordprocessingCanvas">
+                          <wpc:wpc>
+                            <wpc:bg>
+                              <a:noFill/>
+                            </wpc:bg>
+                            <wpc:whole/>
+                            <wps:wsp>
+                              <wps:cNvPr id="633368630" name="AutoShape 20"/>
+                              <wps:cNvCnPr>
+                                <a:cxnSpLocks noChangeShapeType="1"/>
+                              </wps:cNvCnPr>
+                              <wps:spPr bwMode="auto">
+                                <a:xfrm>
+                                  <a:off x="216702" y="352910"/>
+                                  <a:ext cx="4140000" cy="0"/>
+                                </a:xfrm>
+                                <a:prstGeom prst="straightConnector1">
+                                  <a:avLst/>
+                                </a:prstGeom>
+                                <a:noFill/>
+                                <a:ln w="9525">
+                                  <a:solidFill>
+                                    <a:srgbClr val="000000"/>
+                                  </a:solidFill>
+                                  <a:round/>
+                                  <a:headEnd/>
+                                  <a:tailEnd type="triangle" w="med" len="med"/>
+                                </a:ln>
+                                <a:extLst>
+                                  <a:ext uri="{909E8E84-426E-40DD-AFC4-6F175D3DCCD1}">
+                                    <a14:hiddenFill xmlns:a14="http://schemas.microsoft.com/office/drawing/2010/main">
+                                      <a:noFill/>
+                                    </a14:hiddenFill>
+                                  </a:ext>
+                                </a:extLst>
+                              </wps:spPr>
+                              <wps:bodyPr/>
+                            </wps:wsp>
+                            <wps:wsp>
+                              <wps:cNvPr id="545894874" name="Text Box 21"/>
+                              <wps:cNvSpPr txBox="1">
+                                <a:spLocks noChangeArrowheads="1"/>
+                              </wps:cNvSpPr>
+                              <wps:spPr bwMode="auto">
+                                <a:xfrm>
+                                  <a:off x="216703" y="85802"/>
+                                  <a:ext cx="314605" cy="267107"/>
+                                </a:xfrm>
+                                <a:prstGeom prst="rect">
+                                  <a:avLst/>
+                                </a:prstGeom>
+                                <a:noFill/>
+                                <a:ln>
+                                  <a:noFill/>
+                                </a:ln>
+                                <a:extLst>
+                                  <a:ext uri="{909E8E84-426E-40DD-AFC4-6F175D3DCCD1}">
+                                    <a14:hiddenFill xmlns:a14="http://schemas.microsoft.com/office/drawing/2010/main">
+                                      <a:solidFill>
+                                        <a:srgbClr val="FFFFFF"/>
+                                      </a:solidFill>
+                                    </a14:hiddenFill>
+                                  </a:ext>
+                                  <a:ext uri="{91240B29-F687-4F45-9708-019B960494DF}">
+                                    <a14:hiddenLine xmlns:a14="http://schemas.microsoft.com/office/drawing/2010/main" w="9525">
+                                      <a:solidFill>
+                                        <a:srgbClr val="000000"/>
+                                      </a:solidFill>
+                                      <a:miter lim="800000"/>
+                                      <a:headEnd/>
+                                      <a:tailEnd/>
+                                    </a14:hiddenLine>
+                                  </a:ext>
+                                </a:extLst>
+                              </wps:spPr>
+                              <wps:txbx>
+                                <w:txbxContent>
+                                  <w:p>
+                                    <w:r>
+                                      <w:t>x</w:t>
+                                    </w:r>
+                                  </w:p>
+                                </w:txbxContent>
+                              </wps:txbx>
+                              <wps:bodyPr rot="0" vert="horz" wrap="square" lIns="91440" tIns="45720" rIns="91440" bIns="45720" anchor="t" anchorCtr="0" upright="1">
+                                <a:noAutofit/>
+                              </wps:bodyPr>
+                            </wps:wsp>
+                            <wps:wsp>
+                              <wps:cNvPr id="197362301" name="Text Box 22"/>
+                              <wps:cNvSpPr txBox="1">
+                                <a:spLocks noChangeArrowheads="1"/>
+                              </wps:cNvSpPr>
+                              <wps:spPr bwMode="auto">
+                                <a:xfrm>
+                                  <a:off x="83301" y="409911"/>
+                                  <a:ext cx="515207" cy="257607"/>
+                                </a:xfrm>
+                                <a:prstGeom prst="rect">
+                                  <a:avLst/>
+                                </a:prstGeom>
+                                <a:noFill/>
+                                <a:ln>
+                                  <a:noFill/>
+                                </a:ln>
+                                <a:extLst>
+                                  <a:ext uri="{909E8E84-426E-40DD-AFC4-6F175D3DCCD1}">
+                                    <a14:hiddenFill xmlns:a14="http://schemas.microsoft.com/office/drawing/2010/main">
+                                      <a:solidFill>
+                                        <a:srgbClr val="FFFFFF"/>
+                                      </a:solidFill>
+                                    </a14:hiddenFill>
+                                  </a:ext>
+                                  <a:ext uri="{91240B29-F687-4F45-9708-019B960494DF}">
+                                    <a14:hiddenLine xmlns:a14="http://schemas.microsoft.com/office/drawing/2010/main" w="9525">
+                                      <a:solidFill>
+                                        <a:srgbClr val="000000"/>
+                                      </a:solidFill>
+                                      <a:miter lim="800000"/>
+                                      <a:headEnd/>
+                                      <a:tailEnd/>
+                                    </a14:hiddenLine>
+                                  </a:ext>
+                                </a:extLst>
+                              </wps:spPr>
+                              <wps:txbx>
+                                <w:txbxContent>
+                                  <w:p>
+                                    <w:r>
+                                      <w:t>f’(x)</w:t>
+                                    </w:r>
+                                  </w:p>
+                                </w:txbxContent>
+                              </wps:txbx>
+                              <wps:bodyPr rot="0" vert="horz" wrap="square" lIns="91440" tIns="45720" rIns="91440" bIns="45720" anchor="t" anchorCtr="0" upright="1">
+                                <a:noAutofit/>
+                              </wps:bodyPr>
+                            </wps:wsp>
+                            <wps:wsp>
+                              <wps:cNvPr id="995634390" name="Text Box 23"/>
+                              <wps:cNvSpPr txBox="1">
+                                <a:spLocks noChangeArrowheads="1"/>
+                              </wps:cNvSpPr>
+                              <wps:spPr bwMode="auto">
+                                <a:xfrm>
+                                  <a:off x="83301" y="733920"/>
+                                  <a:ext cx="448006" cy="257607"/>
+                                </a:xfrm>
+                                <a:prstGeom prst="rect">
+                                  <a:avLst/>
+                                </a:prstGeom>
+                                <a:noFill/>
+                                <a:ln>
+                                  <a:noFill/>
+                                </a:ln>
+                                <a:extLst>
+                                  <a:ext uri="{909E8E84-426E-40DD-AFC4-6F175D3DCCD1}">
+                                    <a14:hiddenFill xmlns:a14="http://schemas.microsoft.com/office/drawing/2010/main">
+                                      <a:solidFill>
+                                        <a:srgbClr val="FFFFFF"/>
+                                      </a:solidFill>
+                                    </a14:hiddenFill>
+                                  </a:ext>
+                                  <a:ext uri="{91240B29-F687-4F45-9708-019B960494DF}">
+                                    <a14:hiddenLine xmlns:a14="http://schemas.microsoft.com/office/drawing/2010/main" w="9525">
+                                      <a:solidFill>
+                                        <a:srgbClr val="000000"/>
+                                      </a:solidFill>
+                                      <a:miter lim="800000"/>
+                                      <a:headEnd/>
+                                      <a:tailEnd/>
+                                    </a14:hiddenLine>
+                                  </a:ext>
+                                </a:extLst>
+                              </wps:spPr>
+                              <wps:txbx>
+                                <w:txbxContent>
+                                  <w:p>
+                                    <w:r>
+                                      <w:t>f(x)</w:t>
+                                    </w:r>
+                                  </w:p>
+                                </w:txbxContent>
+                              </wps:txbx>
+                              <wps:bodyPr rot="0" vert="horz" wrap="square" lIns="91440" tIns="45720" rIns="91440" bIns="45720" anchor="t" anchorCtr="0" upright="1">
+                                <a:noAutofit/>
+                              </wps:bodyPr>
+                            </wps:wsp>
+                            <wps:wsp>
+                              <wps:cNvPr id="1169642966" name="Text Box 24"/>
+                              <wps:cNvSpPr txBox="1">
+                                <a:spLocks noChangeArrowheads="1"/>
+                              </wps:cNvSpPr>
+                              <wps:spPr bwMode="auto">
+                                <a:xfrm>
+                                  <a:off x="777608" y="85803"/>
+                                  <a:ext cx="626652" cy="267107"/>
+                                </a:xfrm>
+                                <a:prstGeom prst="rect">
+                                  <a:avLst/>
+                                </a:prstGeom>
+                                <a:noFill/>
+                                <a:ln>
+                                  <a:noFill/>
+                                </a:ln>
+                                <a:extLst>
+                                  <a:ext uri="{909E8E84-426E-40DD-AFC4-6F175D3DCCD1}">
+                                    <a14:hiddenFill xmlns:a14="http://schemas.microsoft.com/office/drawing/2010/main">
+                                      <a:solidFill>
+                                        <a:srgbClr val="FFFFFF"/>
+                                      </a:solidFill>
+                                    </a14:hiddenFill>
+                                  </a:ext>
+                                  <a:ext uri="{91240B29-F687-4F45-9708-019B960494DF}">
+                                    <a14:hiddenLine xmlns:a14="http://schemas.microsoft.com/office/drawing/2010/main" w="9525">
+                                      <a:solidFill>
+                                        <a:srgbClr val="000000"/>
+                                      </a:solidFill>
+                                      <a:miter lim="800000"/>
+                                      <a:headEnd/>
+                                      <a:tailEnd/>
+                                    </a14:hiddenLine>
+                                  </a:ext>
+                                </a:extLst>
+                              </wps:spPr>
+                              <wps:txbx>
+                                <w:txbxContent>
+                                  <w:p>
+                                    <w:r>
+                                      <w:t xml:space="preserve">      0</w:t>
+                                    </w:r>
+                                  </w:p>
+                                </w:txbxContent>
+                              </wps:txbx>
+                              <wps:bodyPr rot="0" vert="horz" wrap="square" lIns="91440" tIns="45720" rIns="91440" bIns="45720" anchor="t" anchorCtr="0" upright="1">
+                                <a:noAutofit/>
+                              </wps:bodyPr>
+                            </wps:wsp>
+                            <wps:wsp>
+                              <wps:cNvPr id="1684794063" name="Text Box 25"/>
+                              <wps:cNvSpPr txBox="1">
+                                <a:spLocks noChangeArrowheads="1"/>
+                              </wps:cNvSpPr>
+                              <wps:spPr bwMode="auto">
+                                <a:xfrm>
+                                  <a:off x="1781605" y="70345"/>
+                                  <a:ext cx="516305" cy="267107"/>
+                                </a:xfrm>
+                                <a:prstGeom prst="rect">
+                                  <a:avLst/>
+                                </a:prstGeom>
+                                <a:noFill/>
+                                <a:ln>
+                                  <a:noFill/>
+                                </a:ln>
+                                <a:extLst>
+                                  <a:ext uri="{909E8E84-426E-40DD-AFC4-6F175D3DCCD1}">
+                                    <a14:hiddenFill xmlns:a14="http://schemas.microsoft.com/office/drawing/2010/main">
+                                      <a:solidFill>
+                                        <a:srgbClr val="FFFFFF"/>
+                                      </a:solidFill>
+                                    </a14:hiddenFill>
+                                  </a:ext>
+                                  <a:ext uri="{91240B29-F687-4F45-9708-019B960494DF}">
+                                    <a14:hiddenLine xmlns:a14="http://schemas.microsoft.com/office/drawing/2010/main" w="9525">
+                                      <a:solidFill>
+                                        <a:srgbClr val="000000"/>
+                                      </a:solidFill>
+                                      <a:miter lim="800000"/>
+                                      <a:headEnd/>
+                                      <a:tailEnd/>
+                                    </a14:hiddenLine>
+                                  </a:ext>
+                                </a:extLst>
+                              </wps:spPr>
+                              <wps:txbx>
+                                <w:txbxContent>
+                                  <w:p>
+                                    <w:pPr>
+                                      <w:rPr>
+                                        <w:vertAlign w:val="subscript"/>
+                                      </w:rPr>
+                                    </w:pPr>
+                                    <w:r>
+                                      <w:t>X</w:t>
+                                    </w:r>
+                                    <w:r>
+                                      <w:rPr>
+                                        <w:vertAlign w:val="subscript"/>
+                                      </w:rPr>
+                                      <w:t>1</w:t>
+                                    </w:r>
+                                  </w:p>
+                                </w:txbxContent>
+                              </wps:txbx>
+                              <wps:bodyPr rot="0" vert="horz" wrap="square" lIns="91440" tIns="45720" rIns="91440" bIns="45720" anchor="t" anchorCtr="0" upright="1">
+                                <a:noAutofit/>
+                              </wps:bodyPr>
+                            </wps:wsp>
+                            <wps:wsp>
+                              <wps:cNvPr id="633269172" name="Text Box 26"/>
+                              <wps:cNvSpPr txBox="1">
+                                <a:spLocks noChangeArrowheads="1"/>
+                              </wps:cNvSpPr>
+                              <wps:spPr bwMode="auto">
+                                <a:xfrm>
+                                  <a:off x="1792460" y="425897"/>
+                                  <a:ext cx="304905" cy="257607"/>
+                                </a:xfrm>
+                                <a:prstGeom prst="rect">
+                                  <a:avLst/>
+                                </a:prstGeom>
+                                <a:noFill/>
+                                <a:ln>
+                                  <a:noFill/>
+                                </a:ln>
+                                <a:extLst>
+                                  <a:ext uri="{909E8E84-426E-40DD-AFC4-6F175D3DCCD1}">
+                                    <a14:hiddenFill xmlns:a14="http://schemas.microsoft.com/office/drawing/2010/main">
+                                      <a:solidFill>
+                                        <a:srgbClr val="FFFFFF"/>
+                                      </a:solidFill>
+                                    </a14:hiddenFill>
+                                  </a:ext>
+                                  <a:ext uri="{91240B29-F687-4F45-9708-019B960494DF}">
+                                    <a14:hiddenLine xmlns:a14="http://schemas.microsoft.com/office/drawing/2010/main" w="9525">
+                                      <a:solidFill>
+                                        <a:srgbClr val="000000"/>
+                                      </a:solidFill>
+                                      <a:miter lim="800000"/>
+                                      <a:headEnd/>
+                                      <a:tailEnd/>
+                                    </a14:hiddenLine>
+                                  </a:ext>
+                                </a:extLst>
+                              </wps:spPr>
+                              <wps:txbx>
+                                <w:txbxContent>
+                                  <w:p>
+                                    <w:r>
+                                      <w:t>0</w:t>
+                                    </w:r>
+                                  </w:p>
+                                </w:txbxContent>
+                              </wps:txbx>
+                              <wps:bodyPr rot="0" vert="horz" wrap="square" lIns="91440" tIns="45720" rIns="91440" bIns="45720" anchor="t" anchorCtr="0" upright="1">
+                                <a:noAutofit/>
+                              </wps:bodyPr>
+                            </wps:wsp>
+                            <wps:wsp>
+                              <wps:cNvPr id="1847540929" name="Text Box 27"/>
+                              <wps:cNvSpPr txBox="1">
+                                <a:spLocks noChangeArrowheads="1"/>
+                              </wps:cNvSpPr>
+                              <wps:spPr bwMode="auto">
+                                <a:xfrm>
+                                  <a:off x="1474833" y="419503"/>
+                                  <a:ext cx="290023" cy="324009"/>
+                                </a:xfrm>
+                                <a:prstGeom prst="rect">
+                                  <a:avLst/>
+                                </a:prstGeom>
+                                <a:noFill/>
+                                <a:ln>
+                                  <a:noFill/>
+                                </a:ln>
+                                <a:extLst>
+                                  <a:ext uri="{909E8E84-426E-40DD-AFC4-6F175D3DCCD1}">
+                                    <a14:hiddenFill xmlns:a14="http://schemas.microsoft.com/office/drawing/2010/main">
+                                      <a:solidFill>
+                                        <a:srgbClr val="FFFFFF"/>
+                                      </a:solidFill>
+                                    </a14:hiddenFill>
+                                  </a:ext>
+                                  <a:ext uri="{91240B29-F687-4F45-9708-019B960494DF}">
+                                    <a14:hiddenLine xmlns:a14="http://schemas.microsoft.com/office/drawing/2010/main" w="9525">
+                                      <a:solidFill>
+                                        <a:srgbClr val="000000"/>
+                                      </a:solidFill>
+                                      <a:miter lim="800000"/>
+                                      <a:headEnd/>
+                                      <a:tailEnd/>
+                                    </a14:hiddenLine>
+                                  </a:ext>
+                                </a:extLst>
+                              </wps:spPr>
+                              <wps:txbx>
+                                <w:txbxContent>
+                                  <w:p>
+                                    <w:pPr>
+                                      <w:rPr>
+                                        <w:bCs/>
+                                        <w:sz w:val="32"/>
+                                        <w:szCs w:val="32"/>
+                                      </w:rPr>
+                                    </w:pPr>
+                                    <w:r>
+                                      <w:rPr>
+                                        <w:bCs/>
+                                        <w:sz w:val="32"/>
+                                        <w:szCs w:val="32"/>
+                                      </w:rPr>
+                                      <w:t>-</w:t>
+                                    </w:r>
+                                  </w:p>
+                                </w:txbxContent>
+                              </wps:txbx>
+                              <wps:bodyPr rot="0" vert="horz" wrap="square" lIns="91440" tIns="0" rIns="91440" bIns="0" anchor="t" anchorCtr="0" upright="1">
+                                <a:noAutofit/>
+                              </wps:bodyPr>
+                            </wps:wsp>
+                            <wps:wsp>
+                              <wps:cNvPr id="787282271" name="Text Box 28"/>
+                              <wps:cNvSpPr txBox="1">
+                                <a:spLocks noChangeArrowheads="1"/>
+                              </wps:cNvSpPr>
+                              <wps:spPr bwMode="auto">
+                                <a:xfrm>
+                                  <a:off x="2287762" y="432961"/>
+                                  <a:ext cx="311564" cy="257607"/>
+                                </a:xfrm>
+                                <a:prstGeom prst="rect">
+                                  <a:avLst/>
+                                </a:prstGeom>
+                                <a:noFill/>
+                                <a:ln>
+                                  <a:noFill/>
+                                </a:ln>
+                                <a:extLst>
+                                  <a:ext uri="{909E8E84-426E-40DD-AFC4-6F175D3DCCD1}">
+                                    <a14:hiddenFill xmlns:a14="http://schemas.microsoft.com/office/drawing/2010/main">
+                                      <a:solidFill>
+                                        <a:srgbClr val="FFFFFF"/>
+                                      </a:solidFill>
+                                    </a14:hiddenFill>
+                                  </a:ext>
+                                  <a:ext uri="{91240B29-F687-4F45-9708-019B960494DF}">
+                                    <a14:hiddenLine xmlns:a14="http://schemas.microsoft.com/office/drawing/2010/main" w="9525">
+                                      <a:solidFill>
+                                        <a:srgbClr val="000000"/>
+                                      </a:solidFill>
+                                      <a:miter lim="800000"/>
+                                      <a:headEnd/>
+                                      <a:tailEnd/>
+                                    </a14:hiddenLine>
+                                  </a:ext>
+                                </a:extLst>
+                              </wps:spPr>
+                              <wps:txbx>
+                                <w:txbxContent>
+                                  <w:p>
+                                    <w:pPr>
+                                      <w:rPr>
+                                        <w:bCs/>
+                                        <w:sz w:val="32"/>
+                                        <w:szCs w:val="32"/>
+                                      </w:rPr>
+                                    </w:pPr>
+                                    <w:r>
+                                      <w:rPr>
+                                        <w:bCs/>
+                                        <w:sz w:val="32"/>
+                                        <w:szCs w:val="32"/>
+                                      </w:rPr>
+                                      <w:t>+</w:t>
+                                    </w:r>
+                                  </w:p>
+                                </w:txbxContent>
+                              </wps:txbx>
+                              <wps:bodyPr rot="0" vert="horz" wrap="square" lIns="91440" tIns="10800" rIns="91440" bIns="45720" anchor="t" anchorCtr="0" upright="1">
+                                <a:noAutofit/>
+                              </wps:bodyPr>
+                            </wps:wsp>
+                            <wps:wsp>
+                              <wps:cNvPr id="215424177" name="AutoShape 29"/>
+                              <wps:cNvCnPr>
+                                <a:cxnSpLocks noChangeShapeType="1"/>
+                              </wps:cNvCnPr>
+                              <wps:spPr bwMode="auto">
+                                <a:xfrm flipH="1">
+                                  <a:off x="1083965" y="352910"/>
+                                  <a:ext cx="6969" cy="638617"/>
+                                </a:xfrm>
+                                <a:prstGeom prst="straightConnector1">
+                                  <a:avLst/>
+                                </a:prstGeom>
+                                <a:noFill/>
+                                <a:ln w="15875">
+                                  <a:solidFill>
+                                    <a:srgbClr val="000000"/>
+                                  </a:solidFill>
+                                  <a:prstDash val="dash"/>
+                                  <a:round/>
+                                  <a:headEnd/>
+                                  <a:tailEnd/>
+                                </a:ln>
+                                <a:extLst>
+                                  <a:ext uri="{909E8E84-426E-40DD-AFC4-6F175D3DCCD1}">
+                                    <a14:hiddenFill xmlns:a14="http://schemas.microsoft.com/office/drawing/2010/main">
+                                      <a:noFill/>
+                                    </a14:hiddenFill>
+                                  </a:ext>
+                                </a:extLst>
+                              </wps:spPr>
+                              <wps:bodyPr/>
+                            </wps:wsp>
+                            <wps:wsp>
+                              <wps:cNvPr id="2018901799" name="Text Box 30"/>
+                              <wps:cNvSpPr txBox="1">
+                                <a:spLocks noChangeArrowheads="1"/>
+                              </wps:cNvSpPr>
+                              <wps:spPr bwMode="auto">
+                                <a:xfrm>
+                                  <a:off x="887013" y="991527"/>
+                                  <a:ext cx="439827" cy="304508"/>
+                                </a:xfrm>
+                                <a:prstGeom prst="rect">
+                                  <a:avLst/>
+                                </a:prstGeom>
+                                <a:noFill/>
+                                <a:ln>
+                                  <a:noFill/>
+                                </a:ln>
+                                <a:extLst>
+                                  <a:ext uri="{909E8E84-426E-40DD-AFC4-6F175D3DCCD1}">
+                                    <a14:hiddenFill xmlns:a14="http://schemas.microsoft.com/office/drawing/2010/main">
+                                      <a:solidFill>
+                                        <a:srgbClr val="FFFFFF"/>
+                                      </a:solidFill>
+                                    </a14:hiddenFill>
+                                  </a:ext>
+                                  <a:ext uri="{91240B29-F687-4F45-9708-019B960494DF}">
+                                    <a14:hiddenLine xmlns:a14="http://schemas.microsoft.com/office/drawing/2010/main" w="9525">
+                                      <a:solidFill>
+                                        <a:srgbClr val="000000"/>
+                                      </a:solidFill>
+                                      <a:miter lim="800000"/>
+                                      <a:headEnd/>
+                                      <a:tailEnd/>
+                                    </a14:hiddenLine>
+                                  </a:ext>
+                                </a:extLst>
+                              </wps:spPr>
+                              <wps:txbx>
+                                <w:txbxContent>
+                                  <w:p>
+                                    <w:r>
+                                      <w:t xml:space="preserve"> </w:t>
+                                    </w:r>
+                                    <w:r>
+                                      <w:t>i</w:t>
+                                    </w:r>
+                                    <w:r>
+                                      <w:t>.</w:t>
+                                    </w:r>
+                                    <w:r>
+                                      <w:t>d</w:t>
+                                    </w:r>
+                                    <w:r>
+                                      <w:t>.</w:t>
+                                    </w:r>
+                                  </w:p>
+                                </w:txbxContent>
+                              </wps:txbx>
+                              <wps:bodyPr rot="0" vert="horz" wrap="square" lIns="91440" tIns="45720" rIns="91440" bIns="45720" anchor="t" anchorCtr="0" upright="1">
+                                <a:noAutofit/>
+                              </wps:bodyPr>
+                            </wps:wsp>
+                            <wps:wsp>
+                              <wps:cNvPr id="188129635" name="Rectangle 31" descr="Mørk diagonalt opadgående"/>
+                              <wps:cNvSpPr>
+                                <a:spLocks noChangeArrowheads="1"/>
+                              </wps:cNvSpPr>
+                              <wps:spPr bwMode="auto">
+                                <a:xfrm>
+                                  <a:off x="449706" y="359304"/>
+                                  <a:ext cx="632509" cy="638617"/>
+                                </a:xfrm>
+                                <a:prstGeom prst="rect">
+                                  <a:avLst/>
+                                </a:prstGeom>
+                                <a:pattFill prst="dkUpDiag">
+                                  <a:fgClr>
+                                    <a:srgbClr val="000000"/>
+                                  </a:fgClr>
+                                  <a:bgClr>
+                                    <a:srgbClr val="FFFFFF"/>
+                                  </a:bgClr>
+                                </a:pattFill>
+                                <a:ln>
+                                  <a:noFill/>
+                                </a:ln>
+                                <a:extLst>
+                                  <a:ext uri="{91240B29-F687-4F45-9708-019B960494DF}">
+                                    <a14:hiddenLine xmlns:a14="http://schemas.microsoft.com/office/drawing/2010/main" w="9525">
+                                      <a:solidFill>
+                                        <a:srgbClr val="000000"/>
+                                      </a:solidFill>
+                                      <a:miter lim="800000"/>
+                                      <a:headEnd/>
+                                      <a:tailEnd/>
+                                    </a14:hiddenLine>
+                                  </a:ext>
+                                </a:extLst>
+                              </wps:spPr>
+                              <wps:bodyPr rot="0" vert="horz" wrap="square" lIns="91440" tIns="45720" rIns="91440" bIns="45720" anchor="t" anchorCtr="0" upright="1">
+                                <a:noAutofit/>
+                              </wps:bodyPr>
+                            </wps:wsp>
+                            <wps:wsp>
+                              <wps:cNvPr id="1314778594" name="AutoShape 32"/>
+                              <wps:cNvCnPr>
+                                <a:cxnSpLocks noChangeShapeType="1"/>
+                              </wps:cNvCnPr>
+                              <wps:spPr bwMode="auto">
+                                <a:xfrm>
+                                  <a:off x="1400315" y="789708"/>
+                                  <a:ext cx="360000" cy="180000"/>
+                                </a:xfrm>
+                                <a:prstGeom prst="straightConnector1">
+                                  <a:avLst/>
+                                </a:prstGeom>
+                                <a:noFill/>
+                                <a:ln w="9525">
+                                  <a:solidFill>
+                                    <a:srgbClr val="000000"/>
+                                  </a:solidFill>
+                                  <a:round/>
+                                  <a:headEnd/>
+                                  <a:tailEnd type="triangle" w="med" len="med"/>
+                                </a:ln>
+                                <a:extLst>
+                                  <a:ext uri="{909E8E84-426E-40DD-AFC4-6F175D3DCCD1}">
+                                    <a14:hiddenFill xmlns:a14="http://schemas.microsoft.com/office/drawing/2010/main">
+                                      <a:noFill/>
+                                    </a14:hiddenFill>
+                                  </a:ext>
+                                </a:extLst>
+                              </wps:spPr>
+                              <wps:bodyPr/>
+                            </wps:wsp>
+                            <wps:wsp>
+                              <wps:cNvPr id="1589669298" name="AutoShape 33"/>
+                              <wps:cNvCnPr>
+                                <a:cxnSpLocks noChangeShapeType="1"/>
+                              </wps:cNvCnPr>
+                              <wps:spPr bwMode="auto">
+                                <a:xfrm flipV="1">
+                                  <a:off x="2235971" y="780116"/>
+                                  <a:ext cx="360000" cy="180000"/>
+                                </a:xfrm>
+                                <a:prstGeom prst="straightConnector1">
+                                  <a:avLst/>
+                                </a:prstGeom>
+                                <a:noFill/>
+                                <a:ln w="9525">
+                                  <a:solidFill>
+                                    <a:srgbClr val="000000"/>
+                                  </a:solidFill>
+                                  <a:round/>
+                                  <a:headEnd/>
+                                  <a:tailEnd type="triangle" w="med" len="med"/>
+                                </a:ln>
+                                <a:extLst>
+                                  <a:ext uri="{909E8E84-426E-40DD-AFC4-6F175D3DCCD1}">
+                                    <a14:hiddenFill xmlns:a14="http://schemas.microsoft.com/office/drawing/2010/main">
+                                      <a:noFill/>
+                                    </a14:hiddenFill>
+                                  </a:ext>
+                                </a:extLst>
+                              </wps:spPr>
+                              <wps:bodyPr/>
+                            </wps:wsp>
+                            <wps:wsp>
+                              <wps:cNvPr id="1959669895" name="AutoShape 6"/>
+                              <wps:cNvCnPr>
+                                <a:cxnSpLocks noChangeShapeType="1"/>
+                              </wps:cNvCnPr>
+                              <wps:spPr bwMode="auto">
+                                <a:xfrm>
+                                  <a:off x="1920797" y="301911"/>
+                                  <a:ext cx="0" cy="108000"/>
+                                </a:xfrm>
+                                <a:prstGeom prst="straightConnector1">
+                                  <a:avLst/>
+                                </a:prstGeom>
+                                <a:noFill/>
+                                <a:ln w="9525">
+                                  <a:solidFill>
+                                    <a:srgbClr val="000000"/>
+                                  </a:solidFill>
+                                  <a:round/>
+                                  <a:headEnd/>
+                                  <a:tailEnd/>
+                                </a:ln>
+                                <a:extLst>
+                                  <a:ext uri="{909E8E84-426E-40DD-AFC4-6F175D3DCCD1}">
+                                    <a14:hiddenFill xmlns:a14="http://schemas.microsoft.com/office/drawing/2010/main">
+                                      <a:noFill/>
+                                    </a14:hiddenFill>
+                                  </a:ext>
+                                </a:extLst>
+                              </wps:spPr>
+                              <wps:bodyPr/>
+                            </wps:wsp>
+                            <wps:wsp>
+                              <wps:cNvPr id="417541329" name="Text Box 25"/>
+                              <wps:cNvSpPr txBox="1">
+                                <a:spLocks noChangeArrowheads="1"/>
+                              </wps:cNvSpPr>
+                              <wps:spPr bwMode="auto">
+                                <a:xfrm>
+                                  <a:off x="2728856" y="73542"/>
+                                  <a:ext cx="516305" cy="267107"/>
+                                </a:xfrm>
+                                <a:prstGeom prst="rect">
+                                  <a:avLst/>
+                                </a:prstGeom>
+                                <a:noFill/>
+                                <a:ln>
+                                  <a:noFill/>
+                                </a:ln>
+                                <a:extLst>
+                                  <a:ext uri="{909E8E84-426E-40DD-AFC4-6F175D3DCCD1}">
+                                    <a14:hiddenFill xmlns:a14="http://schemas.microsoft.com/office/drawing/2010/main">
+                                      <a:solidFill>
+                                        <a:srgbClr val="FFFFFF"/>
+                                      </a:solidFill>
+                                    </a14:hiddenFill>
+                                  </a:ext>
+                                  <a:ext uri="{91240B29-F687-4F45-9708-019B960494DF}">
+                                    <a14:hiddenLine xmlns:a14="http://schemas.microsoft.com/office/drawing/2010/main" w="9525">
+                                      <a:solidFill>
+                                        <a:srgbClr val="000000"/>
+                                      </a:solidFill>
+                                      <a:miter lim="800000"/>
+                                      <a:headEnd/>
+                                      <a:tailEnd/>
+                                    </a14:hiddenLine>
+                                  </a:ext>
+                                </a:extLst>
+                              </wps:spPr>
+                              <wps:txbx>
+                                <w:txbxContent>
+                                  <w:p>
+                                    <w:pPr>
+                                      <w:rPr>
+                                        <w:vertAlign w:val="subscript"/>
+                                      </w:rPr>
+                                    </w:pPr>
+                                    <w:r>
+                                      <w:t>X</w:t>
+                                    </w:r>
+                                    <w:r>
+                                      <w:rPr>
+                                        <w:vertAlign w:val="subscript"/>
+                                      </w:rPr>
+                                      <w:t>2</w:t>
+                                    </w:r>
+                                  </w:p>
+                                </w:txbxContent>
+                              </wps:txbx>
+                              <wps:bodyPr rot="0" vert="horz" wrap="square" lIns="91440" tIns="45720" rIns="91440" bIns="45720" anchor="t" anchorCtr="0" upright="1">
+                                <a:noAutofit/>
+                              </wps:bodyPr>
+                            </wps:wsp>
+                            <wps:wsp>
+                              <wps:cNvPr id="1908983354" name="AutoShape 6"/>
+                              <wps:cNvCnPr>
+                                <a:cxnSpLocks noChangeShapeType="1"/>
+                              </wps:cNvCnPr>
+                              <wps:spPr bwMode="auto">
+                                <a:xfrm>
+                                  <a:off x="2857577" y="301911"/>
+                                  <a:ext cx="0" cy="108000"/>
+                                </a:xfrm>
+                                <a:prstGeom prst="straightConnector1">
+                                  <a:avLst/>
+                                </a:prstGeom>
+                                <a:noFill/>
+                                <a:ln w="9525">
+                                  <a:solidFill>
+                                    <a:srgbClr val="000000"/>
+                                  </a:solidFill>
+                                  <a:round/>
+                                  <a:headEnd/>
+                                  <a:tailEnd/>
+                                </a:ln>
+                                <a:extLst>
+                                  <a:ext uri="{909E8E84-426E-40DD-AFC4-6F175D3DCCD1}">
+                                    <a14:hiddenFill xmlns:a14="http://schemas.microsoft.com/office/drawing/2010/main">
+                                      <a:noFill/>
+                                    </a14:hiddenFill>
+                                  </a:ext>
+                                </a:extLst>
+                              </wps:spPr>
+                              <wps:bodyPr/>
+                            </wps:wsp>
+                            <wps:wsp>
+                              <wps:cNvPr id="1193723627" name="Text Box 26"/>
+                              <wps:cNvSpPr txBox="1">
+                                <a:spLocks noChangeArrowheads="1"/>
+                              </wps:cNvSpPr>
+                              <wps:spPr bwMode="auto">
+                                <a:xfrm>
+                                  <a:off x="2739875" y="435489"/>
+                                  <a:ext cx="307060" cy="257607"/>
+                                </a:xfrm>
+                                <a:prstGeom prst="rect">
+                                  <a:avLst/>
+                                </a:prstGeom>
+                                <a:noFill/>
+                                <a:ln>
+                                  <a:noFill/>
+                                </a:ln>
+                                <a:extLst>
+                                  <a:ext uri="{909E8E84-426E-40DD-AFC4-6F175D3DCCD1}">
+                                    <a14:hiddenFill xmlns:a14="http://schemas.microsoft.com/office/drawing/2010/main">
+                                      <a:solidFill>
+                                        <a:srgbClr val="FFFFFF"/>
+                                      </a:solidFill>
+                                    </a14:hiddenFill>
+                                  </a:ext>
+                                  <a:ext uri="{91240B29-F687-4F45-9708-019B960494DF}">
+                                    <a14:hiddenLine xmlns:a14="http://schemas.microsoft.com/office/drawing/2010/main" w="9525">
+                                      <a:solidFill>
+                                        <a:srgbClr val="000000"/>
+                                      </a:solidFill>
+                                      <a:miter lim="800000"/>
+                                      <a:headEnd/>
+                                      <a:tailEnd/>
+                                    </a14:hiddenLine>
+                                  </a:ext>
+                                </a:extLst>
+                              </wps:spPr>
+                              <wps:txbx>
+                                <w:txbxContent>
+                                  <w:p>
+                                    <w:r>
+                                      <w:t>0</w:t>
+                                    </w:r>
+                                  </w:p>
+                                </w:txbxContent>
+                              </wps:txbx>
+                              <wps:bodyPr rot="0" vert="horz" wrap="square" lIns="91440" tIns="45720" rIns="91440" bIns="45720" anchor="t" anchorCtr="0" upright="1">
+                                <a:noAutofit/>
+                              </wps:bodyPr>
+                            </wps:wsp>
+                            <wps:wsp>
+                              <wps:cNvPr id="739393521" name="AutoShape 33"/>
+                              <wps:cNvCnPr>
+                                <a:cxnSpLocks noChangeShapeType="1"/>
+                              </wps:cNvCnPr>
+                              <wps:spPr bwMode="auto">
+                                <a:xfrm>
+                                  <a:off x="3114076" y="789709"/>
+                                  <a:ext cx="360000" cy="179044"/>
+                                </a:xfrm>
+                                <a:prstGeom prst="straightConnector1">
+                                  <a:avLst/>
+                                </a:prstGeom>
+                                <a:noFill/>
+                                <a:ln w="9525">
+                                  <a:solidFill>
+                                    <a:srgbClr val="000000"/>
+                                  </a:solidFill>
+                                  <a:round/>
+                                  <a:headEnd/>
+                                  <a:tailEnd type="triangle" w="med" len="med"/>
+                                </a:ln>
+                                <a:extLst>
+                                  <a:ext uri="{909E8E84-426E-40DD-AFC4-6F175D3DCCD1}">
+                                    <a14:hiddenFill xmlns:a14="http://schemas.microsoft.com/office/drawing/2010/main">
+                                      <a:noFill/>
+                                    </a14:hiddenFill>
+                                  </a:ext>
+                                </a:extLst>
+                              </wps:spPr>
+                              <wps:bodyPr/>
+                            </wps:wsp>
+                            <wps:wsp>
+                              <wps:cNvPr id="1823778304" name="Text Box 27"/>
+                              <wps:cNvSpPr txBox="1">
+                                <a:spLocks noChangeArrowheads="1"/>
+                              </wps:cNvSpPr>
+                              <wps:spPr bwMode="auto">
+                                <a:xfrm>
+                                  <a:off x="3185264" y="430433"/>
+                                  <a:ext cx="280504" cy="324009"/>
+                                </a:xfrm>
+                                <a:prstGeom prst="rect">
+                                  <a:avLst/>
+                                </a:prstGeom>
+                                <a:noFill/>
+                                <a:ln>
+                                  <a:noFill/>
+                                </a:ln>
+                                <a:extLst>
+                                  <a:ext uri="{909E8E84-426E-40DD-AFC4-6F175D3DCCD1}">
+                                    <a14:hiddenFill xmlns:a14="http://schemas.microsoft.com/office/drawing/2010/main">
+                                      <a:solidFill>
+                                        <a:srgbClr val="FFFFFF"/>
+                                      </a:solidFill>
+                                    </a14:hiddenFill>
+                                  </a:ext>
+                                  <a:ext uri="{91240B29-F687-4F45-9708-019B960494DF}">
+                                    <a14:hiddenLine xmlns:a14="http://schemas.microsoft.com/office/drawing/2010/main" w="9525">
+                                      <a:solidFill>
+                                        <a:srgbClr val="000000"/>
+                                      </a:solidFill>
+                                      <a:miter lim="800000"/>
+                                      <a:headEnd/>
+                                      <a:tailEnd/>
+                                    </a14:hiddenLine>
+                                  </a:ext>
+                                </a:extLst>
+                              </wps:spPr>
+                              <wps:txbx>
+                                <w:txbxContent>
+                                  <w:p>
+                                    <w:pPr>
+                                      <w:rPr>
+                                        <w:bCs/>
+                                        <w:sz w:val="32"/>
+                                        <w:szCs w:val="32"/>
+                                      </w:rPr>
+                                    </w:pPr>
+                                    <w:r>
+                                      <w:rPr>
+                                        <w:bCs/>
+                                        <w:sz w:val="32"/>
+                                        <w:szCs w:val="32"/>
+                                      </w:rPr>
+                                      <w:t>-</w:t>
+                                    </w:r>
+                                  </w:p>
+                                </w:txbxContent>
+                              </wps:txbx>
+                              <wps:bodyPr rot="0" vert="horz" wrap="square" lIns="91440" tIns="0" rIns="91440" bIns="0" anchor="t" anchorCtr="0" upright="1">
+                                <a:noAutofit/>
+                              </wps:bodyPr>
+                            </wps:wsp>
+                          </wpc:wpc>
+                        </a:graphicData>
+                      </a:graphic>
+                    </wp:inline>
+                  </w:drawing>
+                </mc:Choice>
+                <mc:Fallback>
+                  <w:pict>
+                    <v:group w14:anchorId="4E27E13E" id="_x0000_s1248" editas="canvas" style="width:420.15pt;height:102.05pt;mso-position-horizontal-relative:char;mso-position-vertical-relative:line" coordsize="53359,12960" o:gfxdata="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">
+                      <v:shape id="_x0000_s1249" type="#_x0000_t75" style="position:absolute;width:53359;height:12960;visibility:visible;mso-wrap-style:square">
+                        <v:fill o:detectmouseclick="t"/>
+                        <v:path o:connecttype="none"/>
+                      </v:shape>
+                      <v:shape id="AutoShape 20" o:spid="_x0000_s1250" type="#_x0000_t32" style="position:absolute;left:2167;top:3529;width:41400;height:0;visibility:visible;mso-wrap-style:square" o:connectortype="straight" o:gfxdata="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">
                         <v:stroke endarrow="block"/>
                       </v:shape>
-                      <v:line id="Lige forbindelse 153" o:spid="_x0000_s1184" style="position:absolute;visibility:visible;mso-wrap-style:square" from="7993,989" to="8037,12226" o:connectortype="straight" o:gfxdata="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" strokecolor="black [3213]"/>
+                      <v:shape id="Text Box 21" o:spid="_x0000_s1251" type="#_x0000_t202" style="position:absolute;left:2167;top:858;width:3146;height:2671;visibility:visible;mso-wrap-style:square;v-text-anchor:top" o:gfxdata="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" filled="f" stroked="f">
+                        <v:textbox>
+                          <w:txbxContent>
+                            <w:p>
+                              <w:r>
+                                <w:t>x</w:t>
+                              </w:r>
+                            </w:p>
+                          </w:txbxContent>
+                        </v:textbox>
+                      </v:shape>
+                      <v:shape id="Text Box 22" o:spid="_x0000_s1252" type="#_x0000_t202" style="position:absolute;left:833;top:4099;width:5152;height:2576;visibility:visible;mso-wrap-style:square;v-text-anchor:top" o:gfxdata="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" filled="f" stroked="f">
+                        <v:textbox>
+                          <w:txbxContent>
+                            <w:p>
+                              <w:r>
+                                <w:t>f’(x)</w:t>
+                              </w:r>
+                            </w:p>
+                          </w:txbxContent>
+                        </v:textbox>
+                      </v:shape>
+                      <v:shape id="Text Box 23" o:spid="_x0000_s1253" type="#_x0000_t202" style="position:absolute;left:833;top:7339;width:4480;height:2576;visibility:visible;mso-wrap-style:square;v-text-anchor:top" o:gfxdata="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" filled="f" stroked="f">
+                        <v:textbox>
+                          <w:txbxContent>
+                            <w:p>
+                              <w:r>
+                                <w:t>f(x)</w:t>
+                              </w:r>
+                            </w:p>
+                          </w:txbxContent>
+                        </v:textbox>
+                      </v:shape>
+                      <v:shape id="Text Box 24" o:spid="_x0000_s1254" type="#_x0000_t202" style="position:absolute;left:7776;top:858;width:6266;height:2671;visibility:visible;mso-wrap-style:square;v-text-anchor:top" o:gfxdata="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" filled="f" stroked="f">
+                        <v:textbox>
+                          <w:txbxContent>
+                            <w:p>
+                              <w:r>
+                                <w:t xml:space="preserve">      0</w:t>
+                              </w:r>
+                            </w:p>
+                          </w:txbxContent>
+                        </v:textbox>
+                      </v:shape>
+                      <v:shape id="Text Box 25" o:spid="_x0000_s1255" type="#_x0000_t202" style="position:absolute;left:17816;top:703;width:5163;height:2671;visibility:visible;mso-wrap-style:square;v-text-anchor:top" o:gfxdata="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" filled="f" stroked="f">
+                        <v:textbox>
+                          <w:txbxContent>
+                            <w:p>
+                              <w:pPr>
+                                <w:rPr>
+                                  <w:vertAlign w:val="subscript"/>
+                                </w:rPr>
+                              </w:pPr>
+                              <w:r>
+                                <w:t>X</w:t>
+                              </w:r>
+                              <w:r>
+                                <w:rPr>
+                                  <w:vertAlign w:val="subscript"/>
+                                </w:rPr>
+                                <w:t>1</w:t>
+                              </w:r>
+                            </w:p>
+                          </w:txbxContent>
+                        </v:textbox>
+                      </v:shape>
+                      <v:shape id="Text Box 26" o:spid="_x0000_s1256" type="#_x0000_t202" style="position:absolute;left:17924;top:4258;width:3049;height:2577;visibility:visible;mso-wrap-style:square;v-text-anchor:top" o:gfxdata="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" filled="f" stroked="f">
+                        <v:textbox>
+                          <w:txbxContent>
+                            <w:p>
+                              <w:r>
+                                <w:t>0</w:t>
+                              </w:r>
+                            </w:p>
+                          </w:txbxContent>
+                        </v:textbox>
+                      </v:shape>
+                      <v:shape id="Text Box 27" o:spid="_x0000_s1257" type="#_x0000_t202" style="position:absolute;left:14748;top:4195;width:2900;height:3240;visibility:visible;mso-wrap-style:square;v-text-anchor:top" o:gfxdata="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" filled="f" stroked="f">
+                        <v:textbox inset=",0,,0">
+                          <w:txbxContent>
+                            <w:p>
+                              <w:pPr>
+                                <w:rPr>
+                                  <w:bCs/>
+                                  <w:sz w:val="32"/>
+                                  <w:szCs w:val="32"/>
+                                </w:rPr>
+                              </w:pPr>
+                              <w:r>
+                                <w:rPr>
+                                  <w:bCs/>
+                                  <w:sz w:val="32"/>
+                                  <w:szCs w:val="32"/>
+                                </w:rPr>
+                                <w:t>-</w:t>
+                              </w:r>
+                            </w:p>
+                          </w:txbxContent>
+                        </v:textbox>
+                      </v:shape>
+                      <v:shape id="Text Box 28" o:spid="_x0000_s1258" type="#_x0000_t202" style="position:absolute;left:22877;top:4329;width:3116;height:2576;visibility:visible;mso-wrap-style:square;v-text-anchor:top" o:gfxdata="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" filled="f" stroked="f">
+                        <v:textbox inset=",.3mm">
+                          <w:txbxContent>
+                            <w:p>
+                              <w:pPr>
+                                <w:rPr>
+                                  <w:bCs/>
+                                  <w:sz w:val="32"/>
+                                  <w:szCs w:val="32"/>
+                                </w:rPr>
+                              </w:pPr>
+                              <w:r>
+                                <w:rPr>
+                                  <w:bCs/>
+                                  <w:sz w:val="32"/>
+                                  <w:szCs w:val="32"/>
+                                </w:rPr>
+                                <w:t>+</w:t>
+                              </w:r>
+                            </w:p>
+                          </w:txbxContent>
+                        </v:textbox>
+                      </v:shape>
+                      <v:shape id="AutoShape 29" o:spid="_x0000_s1259" type="#_x0000_t32" style="position:absolute;left:10839;top:3529;width:70;height:6386;flip:x;visibility:visible;mso-wrap-style:square" o:connectortype="straight" o:gfxdata="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" strokeweight="1.25pt">
+                        <v:stroke dashstyle="dash"/>
+                      </v:shape>
+                      <v:shape id="Text Box 30" o:spid="_x0000_s1260" type="#_x0000_t202" style="position:absolute;left:8870;top:9915;width:4398;height:3045;visibility:visible;mso-wrap-style:square;v-text-anchor:top" o:gfxdata="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" filled="f" stroked="f">
+                        <v:textbox>
+                          <w:txbxContent>
+                            <w:p>
+                              <w:r>
+                                <w:t xml:space="preserve"> </w:t>
+                              </w:r>
+                              <w:r>
+                                <w:t>i</w:t>
+                              </w:r>
+                              <w:r>
+                                <w:t>.</w:t>
+                              </w:r>
+                              <w:r>
+                                <w:t>d</w:t>
+                              </w:r>
+                              <w:r>
+                                <w:t>.</w:t>
+                              </w:r>
+                            </w:p>
+                          </w:txbxContent>
+                        </v:textbox>
+                      </v:shape>
+                      <v:rect id="Rectangle 31" o:spid="_x0000_s1261" alt="Mørk diagonalt opadgående" style="position:absolute;left:4497;top:3593;width:6325;height:6386;visibility:visible;mso-wrap-style:square;v-text-anchor:top" o:gfxdata="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" fillcolor="black" stroked="f">
+                        <v:fill r:id="rId4" o:title="" type="pattern"/>
+                      </v:rect>
+                      <v:shape id="AutoShape 32" o:spid="_x0000_s1262" type="#_x0000_t32" style="position:absolute;left:14003;top:7897;width:3600;height:1800;visibility:visible;mso-wrap-style:square" o:connectortype="straight" o:gfxdata="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">
+                        <v:stroke endarrow="block"/>
+                      </v:shape>
+                      <v:shape id="AutoShape 33" o:spid="_x0000_s1263" type="#_x0000_t32" style="position:absolute;left:22359;top:7801;width:3600;height:1800;flip:y;visibility:visible;mso-wrap-style:square" o:connectortype="straight" o:gfxdata="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">
+                        <v:stroke endarrow="block"/>
+                      </v:shape>
+                      <v:shape id="AutoShape 6" o:spid="_x0000_s1264" type="#_x0000_t32" style="position:absolute;left:19207;top:3019;width:0;height:1080;visibility:visible;mso-wrap-style:square" o:connectortype="straight" o:gfxdata="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"/>
+                      <v:shape id="Text Box 25" o:spid="_x0000_s1265" type="#_x0000_t202" style="position:absolute;left:27288;top:735;width:5163;height:2671;visibility:visible;mso-wrap-style:square;v-text-anchor:top" o:gfxdata="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" filled="f" stroked="f">
+                        <v:textbox>
+                          <w:txbxContent>
+                            <w:p>
+                              <w:pPr>
+                                <w:rPr>
+                                  <w:vertAlign w:val="subscript"/>
+                                </w:rPr>
+                              </w:pPr>
+                              <w:r>
+                                <w:t>X</w:t>
+                              </w:r>
+                              <w:r>
+                                <w:rPr>
+                                  <w:vertAlign w:val="subscript"/>
+                                </w:rPr>
+                                <w:t>2</w:t>
+                              </w:r>
+                            </w:p>
+                          </w:txbxContent>
+                        </v:textbox>
+                      </v:shape>
+                      <v:shape id="AutoShape 6" o:spid="_x0000_s1266" type="#_x0000_t32" style="position:absolute;left:28575;top:3019;width:0;height:1080;visibility:visible;mso-wrap-style:square" o:connectortype="straight" o:gfxdata="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"/>
+                      <v:shape id="Text Box 26" o:spid="_x0000_s1267" type="#_x0000_t202" style="position:absolute;left:27398;top:4354;width:3071;height:2576;visibility:visible;mso-wrap-style:square;v-text-anchor:top" o:gfxdata="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" filled="f" stroked="f">
+                        <v:textbox>
+                          <w:txbxContent>
+                            <w:p>
+                              <w:r>
+                                <w:t>0</w:t>
+                              </w:r>
+                            </w:p>
+                          </w:txbxContent>
+                        </v:textbox>
+                      </v:shape>
+                      <v:shape id="AutoShape 33" o:spid="_x0000_s1268" type="#_x0000_t32" style="position:absolute;left:31140;top:7897;width:3600;height:1790;visibility:visible;mso-wrap-style:square" o:connectortype="straight" o:gfxdata="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">
+                        <v:stroke endarrow="block"/>
+                      </v:shape>
+                      <v:shape id="Text Box 27" o:spid="_x0000_s1269" type="#_x0000_t202" style="position:absolute;left:31852;top:4304;width:2805;height:3240;visibility:visible;mso-wrap-style:square;v-text-anchor:top" o:gfxdata="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" filled="f" stroked="f">
+                        <v:textbox inset=",0,,0">
+                          <w:txbxContent>
+                            <w:p>
+                              <w:pPr>
+                                <w:rPr>
+                                  <w:bCs/>
+                                  <w:sz w:val="32"/>
+                                  <w:szCs w:val="32"/>
+                                </w:rPr>
+                              </w:pPr>
+                              <w:r>
+                                <w:rPr>
+                                  <w:bCs/>
+                                  <w:sz w:val="32"/>
+                                  <w:szCs w:val="32"/>
+                                </w:rPr>
+                                <w:t>-</w:t>
+                              </w:r>
+                            </w:p>
+                          </w:txbxContent>
+                        </v:textbox>
+                      </v:shape>
                       <w10:anchorlock/>
                     </v:group>
                   </w:pict>
@@ -7562,13 +12063,14 @@
                 <w:noProof/>
                 <w:lang w:eastAsia="en-US"/>
               </w:rPr>
+              <w:lastRenderedPageBreak/>
               <mc:AlternateContent>
                 <mc:Choice Requires="wpc">
                   <w:drawing>
-                    <wp:inline distT="0" distB="0" distL="0" distR="0" wp14:anchorId="1B55FC22" wp14:editId="14AD284D">
-                      <wp:extent cx="3830955" cy="1296035"/>
-                      <wp:effectExtent l="0" t="0" r="1905" b="0"/>
-                      <wp:docPr id="23" name="Lærred 96"/>
+                    <wp:inline distT="0" distB="0" distL="0" distR="0" wp14:anchorId="0BC9E0E1" wp14:editId="173E5CC5">
+                      <wp:extent cx="5272188" cy="1445895"/>
+                      <wp:effectExtent l="0" t="0" r="0" b="1905"/>
+                      <wp:docPr id="2" name="Lærred 134"/>
                       <wp:cNvGraphicFramePr>
                         <a:graphicFrameLocks xmlns:a="http://schemas.openxmlformats.org/drawingml/2006/main"/>
                       </wp:cNvGraphicFramePr>
@@ -7580,14 +12082,14 @@
                             </wpc:bg>
                             <wpc:whole/>
                             <wps:wsp>
-                              <wps:cNvPr id="1842554152" name="AutoShape 20"/>
+                              <wps:cNvPr id="97208577" name="AutoShape 22"/>
                               <wps:cNvCnPr>
                                 <a:cxnSpLocks noChangeShapeType="1"/>
                               </wps:cNvCnPr>
                               <wps:spPr bwMode="auto">
                                 <a:xfrm>
-                                  <a:off x="216703" y="352910"/>
-                                  <a:ext cx="3535151" cy="0"/>
+                                  <a:off x="216802" y="502633"/>
+                                  <a:ext cx="4104000" cy="900"/>
                                 </a:xfrm>
                                 <a:prstGeom prst="straightConnector1">
                                   <a:avLst/>
@@ -7612,14 +12114,14 @@
                               <wps:bodyPr/>
                             </wps:wsp>
                             <wps:wsp>
-                              <wps:cNvPr id="1321442193" name="Text Box 21"/>
+                              <wps:cNvPr id="1502338282" name="Text Box 23"/>
                               <wps:cNvSpPr txBox="1">
                                 <a:spLocks noChangeArrowheads="1"/>
                               </wps:cNvSpPr>
                               <wps:spPr bwMode="auto">
                                 <a:xfrm>
-                                  <a:off x="216703" y="85802"/>
-                                  <a:ext cx="314605" cy="267107"/>
+                                  <a:off x="216803" y="235515"/>
+                                  <a:ext cx="314504" cy="267118"/>
                                 </a:xfrm>
                                 <a:prstGeom prst="rect">
                                   <a:avLst/>
@@ -7662,14 +12164,14 @@
                               </wps:bodyPr>
                             </wps:wsp>
                             <wps:wsp>
-                              <wps:cNvPr id="1402437008" name="Text Box 22"/>
+                              <wps:cNvPr id="728468830" name="Text Box 24"/>
                               <wps:cNvSpPr txBox="1">
                                 <a:spLocks noChangeArrowheads="1"/>
                               </wps:cNvSpPr>
                               <wps:spPr bwMode="auto">
                                 <a:xfrm>
-                                  <a:off x="83301" y="409911"/>
-                                  <a:ext cx="515207" cy="257607"/>
+                                  <a:off x="83301" y="559637"/>
+                                  <a:ext cx="515207" cy="257717"/>
                                 </a:xfrm>
                                 <a:prstGeom prst="rect">
                                   <a:avLst/>
@@ -7702,7 +12204,10 @@
                                 <w:txbxContent>
                                   <w:p>
                                     <w:r>
-                                      <w:t>f’(x)</w:t>
+                                      <w:t>f</w:t>
+                                    </w:r>
+                                    <w:r>
+                                      <w:t>’(x)</w:t>
                                     </w:r>
                                   </w:p>
                                 </w:txbxContent>
@@ -7712,14 +12217,14 @@
                               </wps:bodyPr>
                             </wps:wsp>
                             <wps:wsp>
-                              <wps:cNvPr id="518405669" name="Text Box 23"/>
+                              <wps:cNvPr id="1741428383" name="Text Box 25"/>
                               <wps:cNvSpPr txBox="1">
                                 <a:spLocks noChangeArrowheads="1"/>
                               </wps:cNvSpPr>
                               <wps:spPr bwMode="auto">
                                 <a:xfrm>
-                                  <a:off x="83301" y="733920"/>
-                                  <a:ext cx="448006" cy="257607"/>
+                                  <a:off x="83301" y="883658"/>
+                                  <a:ext cx="448006" cy="257817"/>
                                 </a:xfrm>
                                 <a:prstGeom prst="rect">
                                   <a:avLst/>
@@ -7752,7 +12257,10 @@
                                 <w:txbxContent>
                                   <w:p>
                                     <w:r>
-                                      <w:t>f(x)</w:t>
+                                      <w:t>f</w:t>
+                                    </w:r>
+                                    <w:r>
+                                      <w:t>(x)</w:t>
                                     </w:r>
                                   </w:p>
                                 </w:txbxContent>
@@ -7762,14 +12270,14 @@
                               </wps:bodyPr>
                             </wps:wsp>
                             <wps:wsp>
-                              <wps:cNvPr id="118372644" name="Text Box 24"/>
+                              <wps:cNvPr id="443112714" name="Text Box 26"/>
                               <wps:cNvSpPr txBox="1">
                                 <a:spLocks noChangeArrowheads="1"/>
                               </wps:cNvSpPr>
                               <wps:spPr bwMode="auto">
                                 <a:xfrm>
-                                  <a:off x="931813" y="85802"/>
-                                  <a:ext cx="304304" cy="267107"/>
+                                  <a:off x="931813" y="235515"/>
+                                  <a:ext cx="606042" cy="267118"/>
                                 </a:xfrm>
                                 <a:prstGeom prst="rect">
                                   <a:avLst/>
@@ -7812,14 +12320,14 @@
                               </wps:bodyPr>
                             </wps:wsp>
                             <wps:wsp>
-                              <wps:cNvPr id="1892143681" name="Text Box 25"/>
+                              <wps:cNvPr id="1343448391" name="Text Box 27"/>
                               <wps:cNvSpPr txBox="1">
                                 <a:spLocks noChangeArrowheads="1"/>
                               </wps:cNvSpPr>
                               <wps:spPr bwMode="auto">
                                 <a:xfrm>
-                                  <a:off x="2188531" y="9600"/>
-                                  <a:ext cx="414606" cy="267107"/>
+                                  <a:off x="2287901" y="206735"/>
+                                  <a:ext cx="551215" cy="314421"/>
                                 </a:xfrm>
                                 <a:prstGeom prst="rect">
                                   <a:avLst/>
@@ -7873,14 +12381,14 @@
                               </wps:bodyPr>
                             </wps:wsp>
                             <wps:wsp>
-                              <wps:cNvPr id="1326582518" name="Text Box 26"/>
+                              <wps:cNvPr id="1598631323" name="Text Box 28"/>
                               <wps:cNvSpPr txBox="1">
                                 <a:spLocks noChangeArrowheads="1"/>
                               </wps:cNvSpPr>
                               <wps:spPr bwMode="auto">
                                 <a:xfrm>
-                                  <a:off x="2227432" y="409911"/>
-                                  <a:ext cx="304404" cy="257607"/>
+                                  <a:off x="2284332" y="557737"/>
+                                  <a:ext cx="304404" cy="257717"/>
                                 </a:xfrm>
                                 <a:prstGeom prst="rect">
                                   <a:avLst/>
@@ -7923,14 +12431,14 @@
                               </wps:bodyPr>
                             </wps:wsp>
                             <wps:wsp>
-                              <wps:cNvPr id="588761237" name="Text Box 27"/>
+                              <wps:cNvPr id="1711104767" name="Text Box 29"/>
                               <wps:cNvSpPr txBox="1">
                                 <a:spLocks noChangeArrowheads="1"/>
                               </wps:cNvSpPr>
                               <wps:spPr bwMode="auto">
                                 <a:xfrm>
-                                  <a:off x="1446121" y="409911"/>
-                                  <a:ext cx="358005" cy="324009"/>
+                                  <a:off x="1446106" y="559637"/>
+                                  <a:ext cx="335424" cy="324021"/>
                                 </a:xfrm>
                                 <a:prstGeom prst="rect">
                                   <a:avLst/>
@@ -7964,18 +12472,18 @@
                                   <w:p>
                                     <w:pPr>
                                       <w:rPr>
-                                        <w:b/>
-                                        <w:sz w:val="36"/>
-                                        <w:szCs w:val="36"/>
+                                        <w:bCs/>
+                                        <w:sz w:val="32"/>
+                                        <w:szCs w:val="32"/>
                                       </w:rPr>
                                     </w:pPr>
                                     <w:r>
                                       <w:rPr>
-                                        <w:b/>
-                                        <w:sz w:val="36"/>
-                                        <w:szCs w:val="36"/>
+                                        <w:bCs/>
+                                        <w:sz w:val="32"/>
+                                        <w:szCs w:val="32"/>
                                       </w:rPr>
-                                      <w:t>-</w:t>
+                                      <w:t>+</w:t>
                                     </w:r>
                                   </w:p>
                                 </w:txbxContent>
@@ -7985,14 +12493,14 @@
                               </wps:bodyPr>
                             </wps:wsp>
                             <wps:wsp>
-                              <wps:cNvPr id="817962871" name="Text Box 28"/>
+                              <wps:cNvPr id="1744487084" name="Text Box 30"/>
                               <wps:cNvSpPr txBox="1">
                                 <a:spLocks noChangeArrowheads="1"/>
                               </wps:cNvSpPr>
                               <wps:spPr bwMode="auto">
                                 <a:xfrm>
-                                  <a:off x="2932342" y="409911"/>
-                                  <a:ext cx="352805" cy="257607"/>
+                                  <a:off x="2944996" y="524354"/>
+                                  <a:ext cx="284179" cy="306920"/>
                                 </a:xfrm>
                                 <a:prstGeom prst="rect">
                                   <a:avLst/>
@@ -8026,18 +12534,18 @@
                                   <w:p>
                                     <w:pPr>
                                       <w:rPr>
-                                        <w:b/>
-                                        <w:sz w:val="28"/>
-                                        <w:szCs w:val="28"/>
+                                        <w:bCs/>
+                                        <w:sz w:val="32"/>
+                                        <w:szCs w:val="32"/>
                                       </w:rPr>
                                     </w:pPr>
                                     <w:r>
                                       <w:rPr>
-                                        <w:b/>
-                                        <w:sz w:val="28"/>
-                                        <w:szCs w:val="28"/>
+                                        <w:bCs/>
+                                        <w:sz w:val="32"/>
+                                        <w:szCs w:val="32"/>
                                       </w:rPr>
-                                      <w:t>+</w:t>
+                                      <w:t>-</w:t>
                                     </w:r>
                                   </w:p>
                                 </w:txbxContent>
@@ -8047,15 +12555,14 @@
                               </wps:bodyPr>
                             </wps:wsp>
                             <wps:wsp>
-                              <wps:cNvPr id="1629761413" name="AutoShape 29"/>
+                              <wps:cNvPr id="207046361" name="AutoShape 31"/>
                               <wps:cNvCnPr>
                                 <a:cxnSpLocks noChangeShapeType="1"/>
-                                <a:stCxn id="118372644" idx="2"/>
                               </wps:cNvCnPr>
                               <wps:spPr bwMode="auto">
                                 <a:xfrm flipH="1">
-                                  <a:off x="1082216" y="352910"/>
-                                  <a:ext cx="1700" cy="638617"/>
+                                  <a:off x="1081415" y="502633"/>
+                                  <a:ext cx="2600" cy="638842"/>
                                 </a:xfrm>
                                 <a:prstGeom prst="straightConnector1">
                                   <a:avLst/>
@@ -8081,14 +12588,14 @@
                               <wps:bodyPr/>
                             </wps:wsp>
                             <wps:wsp>
-                              <wps:cNvPr id="1235569774" name="Text Box 30"/>
+                              <wps:cNvPr id="671272961" name="Text Box 32"/>
                               <wps:cNvSpPr txBox="1">
                                 <a:spLocks noChangeArrowheads="1"/>
                               </wps:cNvSpPr>
                               <wps:spPr bwMode="auto">
                                 <a:xfrm>
-                                  <a:off x="931813" y="991527"/>
-                                  <a:ext cx="304304" cy="304508"/>
+                                  <a:off x="931812" y="1141475"/>
+                                  <a:ext cx="481351" cy="304420"/>
                                 </a:xfrm>
                                 <a:prstGeom prst="rect">
                                   <a:avLst/>
@@ -8121,7 +12628,16 @@
                                 <w:txbxContent>
                                   <w:p>
                                     <w:r>
-                                      <w:t>id</w:t>
+                                      <w:t>i</w:t>
+                                    </w:r>
+                                    <w:r>
+                                      <w:t>.</w:t>
+                                    </w:r>
+                                    <w:r>
+                                      <w:t>d</w:t>
+                                    </w:r>
+                                    <w:r>
+                                      <w:t>.</w:t>
                                     </w:r>
                                   </w:p>
                                 </w:txbxContent>
@@ -8131,14 +12647,14 @@
                               </wps:bodyPr>
                             </wps:wsp>
                             <wps:wsp>
-                              <wps:cNvPr id="2123318225" name="Rectangle 31" descr="Mørk diagonalt opadgående"/>
+                              <wps:cNvPr id="1517946063" name="Rectangle 33" descr="Mørk diagonalt opadgående"/>
                               <wps:cNvSpPr>
                                 <a:spLocks noChangeArrowheads="1"/>
                               </wps:cNvSpPr>
                               <wps:spPr bwMode="auto">
                                 <a:xfrm>
-                                  <a:off x="449706" y="352910"/>
-                                  <a:ext cx="632509" cy="638617"/>
+                                  <a:off x="449706" y="512224"/>
+                                  <a:ext cx="632609" cy="638842"/>
                                 </a:xfrm>
                                 <a:prstGeom prst="rect">
                                   <a:avLst/>
@@ -8172,14 +12688,14 @@
                               </wps:bodyPr>
                             </wps:wsp>
                             <wps:wsp>
-                              <wps:cNvPr id="638157327" name="AutoShape 32"/>
+                              <wps:cNvPr id="1073726692" name="AutoShape 34"/>
                               <wps:cNvCnPr>
                                 <a:cxnSpLocks noChangeShapeType="1"/>
                               </wps:cNvCnPr>
                               <wps:spPr bwMode="auto">
                                 <a:xfrm>
-                                  <a:off x="1285418" y="733920"/>
-                                  <a:ext cx="699710" cy="193905"/>
+                                  <a:off x="2751339" y="897359"/>
+                                  <a:ext cx="699710" cy="193913"/>
                                 </a:xfrm>
                                 <a:prstGeom prst="straightConnector1">
                                   <a:avLst/>
@@ -8204,14 +12720,14 @@
                               <wps:bodyPr/>
                             </wps:wsp>
                             <wps:wsp>
-                              <wps:cNvPr id="595554369" name="AutoShape 33"/>
+                              <wps:cNvPr id="816008198" name="AutoShape 35"/>
                               <wps:cNvCnPr>
                                 <a:cxnSpLocks noChangeShapeType="1"/>
                               </wps:cNvCnPr>
                               <wps:spPr bwMode="auto">
                                 <a:xfrm flipV="1">
-                                  <a:off x="2751239" y="733920"/>
-                                  <a:ext cx="720110" cy="207506"/>
+                                  <a:off x="1236217" y="883658"/>
+                                  <a:ext cx="720110" cy="207614"/>
                                 </a:xfrm>
                                 <a:prstGeom prst="straightConnector1">
                                   <a:avLst/>
@@ -8236,14 +12752,210 @@
                               <wps:bodyPr/>
                             </wps:wsp>
                             <wps:wsp>
-                              <wps:cNvPr id="2029290126" name="AutoShape 6"/>
+                              <wps:cNvPr id="1921133315" name="Text Box 36"/>
+                              <wps:cNvSpPr txBox="1">
+                                <a:spLocks noChangeArrowheads="1"/>
+                              </wps:cNvSpPr>
+                              <wps:spPr bwMode="auto">
+                                <a:xfrm>
+                                  <a:off x="3622430" y="225918"/>
+                                  <a:ext cx="492369" cy="267118"/>
+                                </a:xfrm>
+                                <a:prstGeom prst="rect">
+                                  <a:avLst/>
+                                </a:prstGeom>
+                                <a:noFill/>
+                                <a:ln>
+                                  <a:noFill/>
+                                </a:ln>
+                                <a:extLst>
+                                  <a:ext uri="{909E8E84-426E-40DD-AFC4-6F175D3DCCD1}">
+                                    <a14:hiddenFill xmlns:a14="http://schemas.microsoft.com/office/drawing/2010/main">
+                                      <a:solidFill>
+                                        <a:srgbClr val="FFFFFF"/>
+                                      </a:solidFill>
+                                    </a14:hiddenFill>
+                                  </a:ext>
+                                  <a:ext uri="{91240B29-F687-4F45-9708-019B960494DF}">
+                                    <a14:hiddenLine xmlns:a14="http://schemas.microsoft.com/office/drawing/2010/main" w="9525">
+                                      <a:solidFill>
+                                        <a:srgbClr val="000000"/>
+                                      </a:solidFill>
+                                      <a:miter lim="800000"/>
+                                      <a:headEnd/>
+                                      <a:tailEnd/>
+                                    </a14:hiddenLine>
+                                  </a:ext>
+                                </a:extLst>
+                              </wps:spPr>
+                              <wps:txbx>
+                                <w:txbxContent>
+                                  <w:p>
+                                    <w:r>
+                                      <w:t xml:space="preserve">    </w:t>
+                                    </w:r>
+                                    <w:r>
+                                      <w:t>5</w:t>
+                                    </w:r>
+                                  </w:p>
+                                </w:txbxContent>
+                              </wps:txbx>
+                              <wps:bodyPr rot="0" vert="horz" wrap="square" lIns="91440" tIns="45720" rIns="91440" bIns="45720" anchor="t" anchorCtr="0" upright="1">
+                                <a:noAutofit/>
+                              </wps:bodyPr>
+                            </wps:wsp>
+                            <wps:wsp>
+                              <wps:cNvPr id="2136566115" name="AutoShape 37"/>
+                              <wps:cNvCnPr>
+                                <a:cxnSpLocks noChangeShapeType="1"/>
+                                <a:stCxn id="1921133315" idx="2"/>
+                                <a:endCxn id="1147718647" idx="0"/>
+                              </wps:cNvCnPr>
+                              <wps:spPr bwMode="auto">
+                                <a:xfrm>
+                                  <a:off x="3868615" y="493036"/>
+                                  <a:ext cx="4922" cy="598236"/>
+                                </a:xfrm>
+                                <a:prstGeom prst="straightConnector1">
+                                  <a:avLst/>
+                                </a:prstGeom>
+                                <a:noFill/>
+                                <a:ln w="9525">
+                                  <a:solidFill>
+                                    <a:srgbClr val="000000"/>
+                                  </a:solidFill>
+                                  <a:prstDash val="dash"/>
+                                  <a:round/>
+                                  <a:headEnd/>
+                                  <a:tailEnd/>
+                                </a:ln>
+                                <a:extLst>
+                                  <a:ext uri="{909E8E84-426E-40DD-AFC4-6F175D3DCCD1}">
+                                    <a14:hiddenFill xmlns:a14="http://schemas.microsoft.com/office/drawing/2010/main">
+                                      <a:noFill/>
+                                    </a14:hiddenFill>
+                                  </a:ext>
+                                </a:extLst>
+                              </wps:spPr>
+                              <wps:bodyPr/>
+                            </wps:wsp>
+                            <wps:wsp>
+                              <wps:cNvPr id="1147718647" name="Text Box 38"/>
+                              <wps:cNvSpPr txBox="1">
+                                <a:spLocks noChangeArrowheads="1"/>
+                              </wps:cNvSpPr>
+                              <wps:spPr bwMode="auto">
+                                <a:xfrm>
+                                  <a:off x="3609895" y="1091272"/>
+                                  <a:ext cx="527283" cy="354623"/>
+                                </a:xfrm>
+                                <a:prstGeom prst="rect">
+                                  <a:avLst/>
+                                </a:prstGeom>
+                                <a:noFill/>
+                                <a:ln>
+                                  <a:noFill/>
+                                </a:ln>
+                                <a:extLst>
+                                  <a:ext uri="{909E8E84-426E-40DD-AFC4-6F175D3DCCD1}">
+                                    <a14:hiddenFill xmlns:a14="http://schemas.microsoft.com/office/drawing/2010/main">
+                                      <a:solidFill>
+                                        <a:srgbClr val="FFFFFF"/>
+                                      </a:solidFill>
+                                    </a14:hiddenFill>
+                                  </a:ext>
+                                  <a:ext uri="{91240B29-F687-4F45-9708-019B960494DF}">
+                                    <a14:hiddenLine xmlns:a14="http://schemas.microsoft.com/office/drawing/2010/main" w="9525">
+                                      <a:solidFill>
+                                        <a:srgbClr val="000000"/>
+                                      </a:solidFill>
+                                      <a:miter lim="800000"/>
+                                      <a:headEnd/>
+                                      <a:tailEnd/>
+                                    </a14:hiddenLine>
+                                  </a:ext>
+                                </a:extLst>
+                              </wps:spPr>
+                              <wps:txbx>
+                                <w:txbxContent>
+                                  <w:p>
+                                    <w:r>
+                                      <w:t xml:space="preserve">   </w:t>
+                                    </w:r>
+                                    <w:r>
+                                      <w:t>i</w:t>
+                                    </w:r>
+                                    <w:r>
+                                      <w:t>.</w:t>
+                                    </w:r>
+                                    <w:r>
+                                      <w:t>d</w:t>
+                                    </w:r>
+                                    <w:r>
+                                      <w:t>.</w:t>
+                                    </w:r>
+                                  </w:p>
+                                </w:txbxContent>
+                              </wps:txbx>
+                              <wps:bodyPr rot="0" vert="horz" wrap="square" lIns="91440" tIns="45720" rIns="91440" bIns="45720" anchor="t" anchorCtr="0" upright="1">
+                                <a:noAutofit/>
+                              </wps:bodyPr>
+                            </wps:wsp>
+                            <wps:wsp>
+                              <wps:cNvPr id="899644434" name="Text Box 39" descr="Mørk diagonalt nedadgående"/>
+                              <wps:cNvSpPr txBox="1">
+                                <a:spLocks noChangeArrowheads="1"/>
+                              </wps:cNvSpPr>
+                              <wps:spPr bwMode="auto">
+                                <a:xfrm>
+                                  <a:off x="3877449" y="511576"/>
+                                  <a:ext cx="295004" cy="587739"/>
+                                </a:xfrm>
+                                <a:prstGeom prst="rect">
+                                  <a:avLst/>
+                                </a:prstGeom>
+                                <a:pattFill prst="dkDnDiag">
+                                  <a:fgClr>
+                                    <a:srgbClr val="000000"/>
+                                  </a:fgClr>
+                                  <a:bgClr>
+                                    <a:srgbClr val="FFFFFF"/>
+                                  </a:bgClr>
+                                </a:pattFill>
+                                <a:ln>
+                                  <a:noFill/>
+                                </a:ln>
+                                <a:extLst>
+                                  <a:ext uri="{91240B29-F687-4F45-9708-019B960494DF}">
+                                    <a14:hiddenLine xmlns:a14="http://schemas.microsoft.com/office/drawing/2010/main" w="9525">
+                                      <a:solidFill>
+                                        <a:srgbClr val="000000"/>
+                                      </a:solidFill>
+                                      <a:miter lim="800000"/>
+                                      <a:headEnd/>
+                                      <a:tailEnd/>
+                                    </a14:hiddenLine>
+                                  </a:ext>
+                                </a:extLst>
+                              </wps:spPr>
+                              <wps:txbx>
+                                <w:txbxContent>
+                                  <w:p/>
+                                </w:txbxContent>
+                              </wps:txbx>
+                              <wps:bodyPr rot="0" vert="horz" wrap="square" lIns="91440" tIns="45720" rIns="91440" bIns="45720" anchor="t" anchorCtr="0" upright="1">
+                                <a:noAutofit/>
+                              </wps:bodyPr>
+                            </wps:wsp>
+                            <wps:wsp>
+                              <wps:cNvPr id="1968324890" name="AutoShape 6"/>
                               <wps:cNvCnPr>
                                 <a:cxnSpLocks noChangeShapeType="1"/>
                               </wps:cNvCnPr>
                               <wps:spPr bwMode="auto">
-                                <a:xfrm>
-                                  <a:off x="2336434" y="278908"/>
-                                  <a:ext cx="0" cy="169705"/>
+                                <a:xfrm flipH="1">
+                                  <a:off x="2417234" y="444423"/>
+                                  <a:ext cx="0" cy="108000"/>
                                 </a:xfrm>
                                 <a:prstGeom prst="straightConnector1">
                                   <a:avLst/>
@@ -8275,15 +12987,15 @@
                 </mc:Choice>
                 <mc:Fallback>
                   <w:pict>
-                    <v:group w14:anchorId="1B55FC22" id="Lærred 96" o:spid="_x0000_s1185" editas="canvas" style="width:301.65pt;height:102.05pt;mso-position-horizontal-relative:char;mso-position-vertical-relative:line" coordsize="38309,12960" o:gfxdata="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">
-                      <v:shape id="_x0000_s1186" type="#_x0000_t75" style="position:absolute;width:38309;height:12960;visibility:visible;mso-wrap-style:square">
+                    <v:group w14:anchorId="0BC9E0E1" id="Lærred 134" o:spid="_x0000_s1270" editas="canvas" style="width:415.15pt;height:113.85pt;mso-position-horizontal-relative:char;mso-position-vertical-relative:line" coordsize="52717,14458" o:gfxdata="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">
+                      <v:shape id="_x0000_s1271" type="#_x0000_t75" style="position:absolute;width:52717;height:14458;visibility:visible;mso-wrap-style:square">
                         <v:fill o:detectmouseclick="t"/>
                         <v:path o:connecttype="none"/>
                       </v:shape>
-                      <v:shape id="AutoShape 20" o:spid="_x0000_s1187" type="#_x0000_t32" style="position:absolute;left:2167;top:3529;width:35351;height:0;visibility:visible;mso-wrap-style:square" o:connectortype="straight" o:gfxdata="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">
+                      <v:shape id="AutoShape 22" o:spid="_x0000_s1272" type="#_x0000_t32" style="position:absolute;left:2168;top:5026;width:41040;height:9;visibility:visible;mso-wrap-style:square" o:connectortype="straight" o:gfxdata="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">
                         <v:stroke endarrow="block"/>
                       </v:shape>
-                      <v:shape id="Text Box 21" o:spid="_x0000_s1188" type="#_x0000_t202" style="position:absolute;left:2167;top:858;width:3146;height:2671;visibility:visible;mso-wrap-style:square;v-text-anchor:top" o:gfxdata="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" filled="f" stroked="f">
+                      <v:shape id="Text Box 23" o:spid="_x0000_s1273" type="#_x0000_t202" style="position:absolute;left:2168;top:2355;width:3145;height:2671;visibility:visible;mso-wrap-style:square;v-text-anchor:top" o:gfxdata="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" filled="f" stroked="f">
                         <v:textbox>
                           <w:txbxContent>
                             <w:p>
@@ -8294,29 +13006,35 @@
                           </w:txbxContent>
                         </v:textbox>
                       </v:shape>
-                      <v:shape id="Text Box 22" o:spid="_x0000_s1189" type="#_x0000_t202" style="position:absolute;left:833;top:4099;width:5152;height:2576;visibility:visible;mso-wrap-style:square;v-text-anchor:top" o:gfxdata="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" filled="f" stroked="f">
+                      <v:shape id="Text Box 24" o:spid="_x0000_s1274" type="#_x0000_t202" style="position:absolute;left:833;top:5596;width:5152;height:2577;visibility:visible;mso-wrap-style:square;v-text-anchor:top" o:gfxdata="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" filled="f" stroked="f">
                         <v:textbox>
                           <w:txbxContent>
                             <w:p>
                               <w:r>
-                                <w:t>f’(x)</w:t>
+                                <w:t>f</w:t>
+                              </w:r>
+                              <w:r>
+                                <w:t>’(x)</w:t>
                               </w:r>
                             </w:p>
                           </w:txbxContent>
                         </v:textbox>
                       </v:shape>
-                      <v:shape id="Text Box 23" o:spid="_x0000_s1190" type="#_x0000_t202" style="position:absolute;left:833;top:7339;width:4480;height:2576;visibility:visible;mso-wrap-style:square;v-text-anchor:top" o:gfxdata="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" filled="f" stroked="f">
+                      <v:shape id="Text Box 25" o:spid="_x0000_s1275" type="#_x0000_t202" style="position:absolute;left:833;top:8836;width:4480;height:2578;visibility:visible;mso-wrap-style:square;v-text-anchor:top" o:gfxdata="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" filled="f" stroked="f">
                         <v:textbox>
                           <w:txbxContent>
                             <w:p>
                               <w:r>
-                                <w:t>f(x)</w:t>
+                                <w:t>f</w:t>
+                              </w:r>
+                              <w:r>
+                                <w:t>(x)</w:t>
                               </w:r>
                             </w:p>
                           </w:txbxContent>
                         </v:textbox>
                       </v:shape>
-                      <v:shape id="Text Box 24" o:spid="_x0000_s1191" type="#_x0000_t202" style="position:absolute;left:9318;top:858;width:3043;height:2671;visibility:visible;mso-wrap-style:square;v-text-anchor:top" o:gfxdata="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" filled="f" stroked="f">
+                      <v:shape id="Text Box 26" o:spid="_x0000_s1276" type="#_x0000_t202" style="position:absolute;left:9318;top:2355;width:6060;height:2671;visibility:visible;mso-wrap-style:square;v-text-anchor:top" o:gfxdata="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" filled="f" stroked="f">
                         <v:textbox>
                           <w:txbxContent>
                             <w:p>
@@ -8327,7 +13045,7 @@
                           </w:txbxContent>
                         </v:textbox>
                       </v:shape>
-                      <v:shape id="Text Box 25" o:spid="_x0000_s1192" type="#_x0000_t202" style="position:absolute;left:21885;top:96;width:4146;height:2671;visibility:visible;mso-wrap-style:square;v-text-anchor:top" o:gfxdata="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" filled="f" stroked="f">
+                      <v:shape id="Text Box 27" o:spid="_x0000_s1277" type="#_x0000_t202" style="position:absolute;left:22879;top:2067;width:5512;height:3144;visibility:visible;mso-wrap-style:square;v-text-anchor:top" o:gfxdata="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" filled="f" stroked="f">
                         <v:textbox>
                           <w:txbxContent>
                             <w:p>
@@ -8349,7 +13067,7 @@
                           </w:txbxContent>
                         </v:textbox>
                       </v:shape>
-                      <v:shape id="Text Box 26" o:spid="_x0000_s1193" type="#_x0000_t202" style="position:absolute;left:22274;top:4099;width:3044;height:2576;visibility:visible;mso-wrap-style:square;v-text-anchor:top" o:gfxdata="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" filled="f" stroked="f">
+                      <v:shape id="Text Box 28" o:spid="_x0000_s1278" type="#_x0000_t202" style="position:absolute;left:22843;top:5577;width:3044;height:2577;visibility:visible;mso-wrap-style:square;v-text-anchor:top" o:gfxdata="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" filled="f" stroked="f">
                         <v:textbox>
                           <w:txbxContent>
                             <w:p>
@@ -8360,22 +13078,45 @@
                           </w:txbxContent>
                         </v:textbox>
                       </v:shape>
-                      <v:shape id="Text Box 27" o:spid="_x0000_s1194" type="#_x0000_t202" style="position:absolute;left:14461;top:4099;width:3580;height:3240;visibility:visible;mso-wrap-style:square;v-text-anchor:top" o:gfxdata="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" filled="f" stroked="f">
+                      <v:shape id="Text Box 29" o:spid="_x0000_s1279" type="#_x0000_t202" style="position:absolute;left:14461;top:5596;width:3354;height:3240;visibility:visible;mso-wrap-style:square;v-text-anchor:top" o:gfxdata="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" filled="f" stroked="f">
                         <v:textbox inset=",0,,0">
                           <w:txbxContent>
                             <w:p>
                               <w:pPr>
                                 <w:rPr>
-                                  <w:b/>
-                                  <w:sz w:val="36"/>
-                                  <w:szCs w:val="36"/>
+                                  <w:bCs/>
+                                  <w:sz w:val="32"/>
+                                  <w:szCs w:val="32"/>
                                 </w:rPr>
                               </w:pPr>
                               <w:r>
                                 <w:rPr>
-                                  <w:b/>
-                                  <w:sz w:val="36"/>
-                                  <w:szCs w:val="36"/>
+                                  <w:bCs/>
+                                  <w:sz w:val="32"/>
+                                  <w:szCs w:val="32"/>
+                                </w:rPr>
+                                <w:t>+</w:t>
+                              </w:r>
+                            </w:p>
+                          </w:txbxContent>
+                        </v:textbox>
+                      </v:shape>
+                      <v:shape id="Text Box 30" o:spid="_x0000_s1280" type="#_x0000_t202" style="position:absolute;left:29449;top:5243;width:2842;height:3069;visibility:visible;mso-wrap-style:square;v-text-anchor:top" o:gfxdata="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" filled="f" stroked="f">
+                        <v:textbox inset=",.3mm">
+                          <w:txbxContent>
+                            <w:p>
+                              <w:pPr>
+                                <w:rPr>
+                                  <w:bCs/>
+                                  <w:sz w:val="32"/>
+                                  <w:szCs w:val="32"/>
+                                </w:rPr>
+                              </w:pPr>
+                              <w:r>
+                                <w:rPr>
+                                  <w:bCs/>
+                                  <w:sz w:val="32"/>
+                                  <w:szCs w:val="32"/>
                                 </w:rPr>
                                 <w:t>-</w:t>
                               </w:r>
@@ -8383,1134 +13124,45 @@
                           </w:txbxContent>
                         </v:textbox>
                       </v:shape>
-                      <v:shape id="Text Box 28" o:spid="_x0000_s1195" type="#_x0000_t202" style="position:absolute;left:29323;top:4099;width:3528;height:2576;visibility:visible;mso-wrap-style:square;v-text-anchor:top" o:gfxdata="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" filled="f" stroked="f">
-                        <v:textbox inset=",.3mm">
+                      <v:shape id="AutoShape 31" o:spid="_x0000_s1281" type="#_x0000_t32" style="position:absolute;left:10814;top:5026;width:26;height:6388;flip:x;visibility:visible;mso-wrap-style:square" o:connectortype="straight" o:gfxdata="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" strokeweight="1.25pt">
+                        <v:stroke dashstyle="dash"/>
+                      </v:shape>
+                      <v:shape id="Text Box 32" o:spid="_x0000_s1282" type="#_x0000_t202" style="position:absolute;left:9318;top:11414;width:4813;height:3044;visibility:visible;mso-wrap-style:square;v-text-anchor:top" o:gfxdata="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" filled="f" stroked="f">
+                        <v:textbox>
                           <w:txbxContent>
                             <w:p>
-                              <w:pPr>
-                                <w:rPr>
-                                  <w:b/>
-                                  <w:sz w:val="28"/>
-                                  <w:szCs w:val="28"/>
-                                </w:rPr>
-                              </w:pPr>
                               <w:r>
-                                <w:rPr>
-                                  <w:b/>
-                                  <w:sz w:val="28"/>
-                                  <w:szCs w:val="28"/>
-                                </w:rPr>
-                                <w:t>+</w:t>
+                                <w:t>i</w:t>
+                              </w:r>
+                              <w:r>
+                                <w:t>.</w:t>
+                              </w:r>
+                              <w:r>
+                                <w:t>d</w:t>
+                              </w:r>
+                              <w:r>
+                                <w:t>.</w:t>
                               </w:r>
                             </w:p>
                           </w:txbxContent>
                         </v:textbox>
                       </v:shape>
-                      <v:shape id="AutoShape 29" o:spid="_x0000_s1196" type="#_x0000_t32" style="position:absolute;left:10822;top:3529;width:17;height:6386;flip:x;visibility:visible;mso-wrap-style:square" o:connectortype="straight" o:gfxdata="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" strokeweight="1.25pt">
-                        <v:stroke dashstyle="dash"/>
+                      <v:rect id="Rectangle 33" o:spid="_x0000_s1283" alt="Mørk diagonalt opadgående" style="position:absolute;left:4497;top:5122;width:6326;height:6388;visibility:visible;mso-wrap-style:square;v-text-anchor:top" o:gfxdata="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" fillcolor="black" stroked="f">
+                        <v:fill r:id="rId4" o:title="" type="pattern"/>
+                      </v:rect>
+                      <v:shape id="AutoShape 34" o:spid="_x0000_s1284" type="#_x0000_t32" style="position:absolute;left:27513;top:8973;width:6997;height:1939;visibility:visible;mso-wrap-style:square" o:connectortype="straight" o:gfxdata="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">
+                        <v:stroke endarrow="block"/>
                       </v:shape>
-                      <v:shape id="Text Box 30" o:spid="_x0000_s1197" type="#_x0000_t202" style="position:absolute;left:9318;top:9915;width:3043;height:3045;visibility:visible;mso-wrap-style:square;v-text-anchor:top" o:gfxdata="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" filled="f" stroked="f">
+                      <v:shape id="AutoShape 35" o:spid="_x0000_s1285" type="#_x0000_t32" style="position:absolute;left:12362;top:8836;width:7201;height:2076;flip:y;visibility:visible;mso-wrap-style:square" o:connectortype="straight" o:gfxdata="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">
+                        <v:stroke endarrow="block"/>
+                      </v:shape>
+                      <v:shape id="Text Box 36" o:spid="_x0000_s1286" type="#_x0000_t202" style="position:absolute;left:36224;top:2259;width:4923;height:2671;visibility:visible;mso-wrap-style:square;v-text-anchor:top" o:gfxdata="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" filled="f" stroked="f">
                         <v:textbox>
                           <w:txbxContent>
                             <w:p>
                               <w:r>
-                                <w:t>id</w:t>
+                                <w:t xml:space="preserve">    </w:t>
                               </w:r>
-                            </w:p>
-                          </w:txbxContent>
-                        </v:textbox>
-                      </v:shape>
-                      <v:rect id="Rectangle 31" o:spid="_x0000_s1198" alt="Mørk diagonalt opadgående" style="position:absolute;left:4497;top:3529;width:6325;height:6386;visibility:visible;mso-wrap-style:square;v-text-anchor:top" o:gfxdata="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" fillcolor="black" stroked="f">
-                        <v:fill r:id="rId4" o:title="" type="pattern"/>
-                      </v:rect>
-                      <v:shape id="AutoShape 32" o:spid="_x0000_s1199" type="#_x0000_t32" style="position:absolute;left:12854;top:7339;width:6997;height:1939;visibility:visible;mso-wrap-style:square" o:connectortype="straight" o:gfxdata="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">
-                        <v:stroke endarrow="block"/>
-                      </v:shape>
-                      <v:shape id="AutoShape 33" o:spid="_x0000_s1200" type="#_x0000_t32" style="position:absolute;left:27512;top:7339;width:7201;height:2075;flip:y;visibility:visible;mso-wrap-style:square" o:connectortype="straight" o:gfxdata="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">
-                        <v:stroke endarrow="block"/>
-                      </v:shape>
-                      <v:shape id="AutoShape 6" o:spid="_x0000_s1201" type="#_x0000_t32" style="position:absolute;left:23364;top:2789;width:0;height:1697;visibility:visible;mso-wrap-style:square" o:connectortype="straight" o:gfxdata="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"/>
-                      <w10:anchorlock/>
-                    </v:group>
-                  </w:pict>
-                </mc:Fallback>
-              </mc:AlternateContent>
-            </w:r>
-          </w:p>
-        </w:tc>
-        <w:tc>
-          <w:tcPr>
-            <w:tcW w:w="4889" w:type="dxa"/>
-          </w:tcPr>
-          <w:p/>
-        </w:tc>
-      </w:tr>
-      <w:tr>
-        <w:tc>
-          <w:tcPr>
-            <w:tcW w:w="4889" w:type="dxa"/>
-          </w:tcPr>
-          <w:p>
-            <w:pPr>
-              <w:rPr>
-                <w:noProof/>
-              </w:rPr>
-            </w:pPr>
-            <w:r>
-              <w:rPr>
-                <w:noProof/>
-                <w:lang w:eastAsia="en-US"/>
-              </w:rPr>
-              <mc:AlternateContent>
-                <mc:Choice Requires="wpc">
-                  <w:drawing>
-                    <wp:inline distT="0" distB="0" distL="0" distR="0" wp14:anchorId="0BC9E0E1" wp14:editId="0044FCD3">
-                      <wp:extent cx="4251960" cy="1445895"/>
-                      <wp:effectExtent l="0" t="635" r="19050" b="1270"/>
-                      <wp:docPr id="2" name="Lærred 134"/>
-                      <wp:cNvGraphicFramePr>
-                        <a:graphicFrameLocks xmlns:a="http://schemas.openxmlformats.org/drawingml/2006/main"/>
-                      </wp:cNvGraphicFramePr>
-                      <a:graphic xmlns:a="http://schemas.openxmlformats.org/drawingml/2006/main">
-                        <a:graphicData uri="http://schemas.microsoft.com/office/word/2010/wordprocessingCanvas">
-                          <wpc:wpc>
-                            <wpc:bg>
-                              <a:noFill/>
-                            </wpc:bg>
-                            <wpc:whole/>
-                            <wps:wsp>
-                              <wps:cNvPr id="97208577" name="AutoShape 22"/>
-                              <wps:cNvCnPr>
-                                <a:cxnSpLocks noChangeShapeType="1"/>
-                              </wps:cNvCnPr>
-                              <wps:spPr bwMode="auto">
-                                <a:xfrm>
-                                  <a:off x="216803" y="502633"/>
-                                  <a:ext cx="4035157" cy="900"/>
-                                </a:xfrm>
-                                <a:prstGeom prst="straightConnector1">
-                                  <a:avLst/>
-                                </a:prstGeom>
-                                <a:noFill/>
-                                <a:ln w="9525">
-                                  <a:solidFill>
-                                    <a:srgbClr val="000000"/>
-                                  </a:solidFill>
-                                  <a:round/>
-                                  <a:headEnd/>
-                                  <a:tailEnd type="triangle" w="med" len="med"/>
-                                </a:ln>
-                                <a:extLst>
-                                  <a:ext uri="{909E8E84-426E-40DD-AFC4-6F175D3DCCD1}">
-                                    <a14:hiddenFill xmlns:a14="http://schemas.microsoft.com/office/drawing/2010/main">
-                                      <a:noFill/>
-                                    </a14:hiddenFill>
-                                  </a:ext>
-                                </a:extLst>
-                              </wps:spPr>
-                              <wps:bodyPr/>
-                            </wps:wsp>
-                            <wps:wsp>
-                              <wps:cNvPr id="1502338282" name="Text Box 23"/>
-                              <wps:cNvSpPr txBox="1">
-                                <a:spLocks noChangeArrowheads="1"/>
-                              </wps:cNvSpPr>
-                              <wps:spPr bwMode="auto">
-                                <a:xfrm>
-                                  <a:off x="216803" y="235515"/>
-                                  <a:ext cx="314504" cy="267118"/>
-                                </a:xfrm>
-                                <a:prstGeom prst="rect">
-                                  <a:avLst/>
-                                </a:prstGeom>
-                                <a:noFill/>
-                                <a:ln>
-                                  <a:noFill/>
-                                </a:ln>
-                                <a:extLst>
-                                  <a:ext uri="{909E8E84-426E-40DD-AFC4-6F175D3DCCD1}">
-                                    <a14:hiddenFill xmlns:a14="http://schemas.microsoft.com/office/drawing/2010/main">
-                                      <a:solidFill>
-                                        <a:srgbClr val="FFFFFF"/>
-                                      </a:solidFill>
-                                    </a14:hiddenFill>
-                                  </a:ext>
-                                  <a:ext uri="{91240B29-F687-4F45-9708-019B960494DF}">
-                                    <a14:hiddenLine xmlns:a14="http://schemas.microsoft.com/office/drawing/2010/main" w="9525">
-                                      <a:solidFill>
-                                        <a:srgbClr val="000000"/>
-                                      </a:solidFill>
-                                      <a:miter lim="800000"/>
-                                      <a:headEnd/>
-                                      <a:tailEnd/>
-                                    </a14:hiddenLine>
-                                  </a:ext>
-                                </a:extLst>
-                              </wps:spPr>
-                              <wps:txbx>
-                                <w:txbxContent>
-                                  <w:p>
-                                    <w:r>
-                                      <w:t>x</w:t>
-                                    </w:r>
-                                  </w:p>
-                                </w:txbxContent>
-                              </wps:txbx>
-                              <wps:bodyPr rot="0" vert="horz" wrap="square" lIns="91440" tIns="45720" rIns="91440" bIns="45720" anchor="t" anchorCtr="0" upright="1">
-                                <a:noAutofit/>
-                              </wps:bodyPr>
-                            </wps:wsp>
-                            <wps:wsp>
-                              <wps:cNvPr id="728468830" name="Text Box 24"/>
-                              <wps:cNvSpPr txBox="1">
-                                <a:spLocks noChangeArrowheads="1"/>
-                              </wps:cNvSpPr>
-                              <wps:spPr bwMode="auto">
-                                <a:xfrm>
-                                  <a:off x="83301" y="559637"/>
-                                  <a:ext cx="515207" cy="257717"/>
-                                </a:xfrm>
-                                <a:prstGeom prst="rect">
-                                  <a:avLst/>
-                                </a:prstGeom>
-                                <a:noFill/>
-                                <a:ln>
-                                  <a:noFill/>
-                                </a:ln>
-                                <a:extLst>
-                                  <a:ext uri="{909E8E84-426E-40DD-AFC4-6F175D3DCCD1}">
-                                    <a14:hiddenFill xmlns:a14="http://schemas.microsoft.com/office/drawing/2010/main">
-                                      <a:solidFill>
-                                        <a:srgbClr val="FFFFFF"/>
-                                      </a:solidFill>
-                                    </a14:hiddenFill>
-                                  </a:ext>
-                                  <a:ext uri="{91240B29-F687-4F45-9708-019B960494DF}">
-                                    <a14:hiddenLine xmlns:a14="http://schemas.microsoft.com/office/drawing/2010/main" w="9525">
-                                      <a:solidFill>
-                                        <a:srgbClr val="000000"/>
-                                      </a:solidFill>
-                                      <a:miter lim="800000"/>
-                                      <a:headEnd/>
-                                      <a:tailEnd/>
-                                    </a14:hiddenLine>
-                                  </a:ext>
-                                </a:extLst>
-                              </wps:spPr>
-                              <wps:txbx>
-                                <w:txbxContent>
-                                  <w:p>
-                                    <w:r>
-                                      <w:t>A’(x)</w:t>
-                                    </w:r>
-                                  </w:p>
-                                </w:txbxContent>
-                              </wps:txbx>
-                              <wps:bodyPr rot="0" vert="horz" wrap="square" lIns="91440" tIns="45720" rIns="91440" bIns="45720" anchor="t" anchorCtr="0" upright="1">
-                                <a:noAutofit/>
-                              </wps:bodyPr>
-                            </wps:wsp>
-                            <wps:wsp>
-                              <wps:cNvPr id="1741428383" name="Text Box 25"/>
-                              <wps:cNvSpPr txBox="1">
-                                <a:spLocks noChangeArrowheads="1"/>
-                              </wps:cNvSpPr>
-                              <wps:spPr bwMode="auto">
-                                <a:xfrm>
-                                  <a:off x="83301" y="883658"/>
-                                  <a:ext cx="448006" cy="257817"/>
-                                </a:xfrm>
-                                <a:prstGeom prst="rect">
-                                  <a:avLst/>
-                                </a:prstGeom>
-                                <a:noFill/>
-                                <a:ln>
-                                  <a:noFill/>
-                                </a:ln>
-                                <a:extLst>
-                                  <a:ext uri="{909E8E84-426E-40DD-AFC4-6F175D3DCCD1}">
-                                    <a14:hiddenFill xmlns:a14="http://schemas.microsoft.com/office/drawing/2010/main">
-                                      <a:solidFill>
-                                        <a:srgbClr val="FFFFFF"/>
-                                      </a:solidFill>
-                                    </a14:hiddenFill>
-                                  </a:ext>
-                                  <a:ext uri="{91240B29-F687-4F45-9708-019B960494DF}">
-                                    <a14:hiddenLine xmlns:a14="http://schemas.microsoft.com/office/drawing/2010/main" w="9525">
-                                      <a:solidFill>
-                                        <a:srgbClr val="000000"/>
-                                      </a:solidFill>
-                                      <a:miter lim="800000"/>
-                                      <a:headEnd/>
-                                      <a:tailEnd/>
-                                    </a14:hiddenLine>
-                                  </a:ext>
-                                </a:extLst>
-                              </wps:spPr>
-                              <wps:txbx>
-                                <w:txbxContent>
-                                  <w:p>
-                                    <w:r>
-                                      <w:t>A(x)</w:t>
-                                    </w:r>
-                                  </w:p>
-                                </w:txbxContent>
-                              </wps:txbx>
-                              <wps:bodyPr rot="0" vert="horz" wrap="square" lIns="91440" tIns="45720" rIns="91440" bIns="45720" anchor="t" anchorCtr="0" upright="1">
-                                <a:noAutofit/>
-                              </wps:bodyPr>
-                            </wps:wsp>
-                            <wps:wsp>
-                              <wps:cNvPr id="443112714" name="Text Box 26"/>
-                              <wps:cNvSpPr txBox="1">
-                                <a:spLocks noChangeArrowheads="1"/>
-                              </wps:cNvSpPr>
-                              <wps:spPr bwMode="auto">
-                                <a:xfrm>
-                                  <a:off x="931813" y="235515"/>
-                                  <a:ext cx="304404" cy="267118"/>
-                                </a:xfrm>
-                                <a:prstGeom prst="rect">
-                                  <a:avLst/>
-                                </a:prstGeom>
-                                <a:noFill/>
-                                <a:ln>
-                                  <a:noFill/>
-                                </a:ln>
-                                <a:extLst>
-                                  <a:ext uri="{909E8E84-426E-40DD-AFC4-6F175D3DCCD1}">
-                                    <a14:hiddenFill xmlns:a14="http://schemas.microsoft.com/office/drawing/2010/main">
-                                      <a:solidFill>
-                                        <a:srgbClr val="FFFFFF"/>
-                                      </a:solidFill>
-                                    </a14:hiddenFill>
-                                  </a:ext>
-                                  <a:ext uri="{91240B29-F687-4F45-9708-019B960494DF}">
-                                    <a14:hiddenLine xmlns:a14="http://schemas.microsoft.com/office/drawing/2010/main" w="9525">
-                                      <a:solidFill>
-                                        <a:srgbClr val="000000"/>
-                                      </a:solidFill>
-                                      <a:miter lim="800000"/>
-                                      <a:headEnd/>
-                                      <a:tailEnd/>
-                                    </a14:hiddenLine>
-                                  </a:ext>
-                                </a:extLst>
-                              </wps:spPr>
-                              <wps:txbx>
-                                <w:txbxContent>
-                                  <w:p>
-                                    <w:r>
-                                      <w:t>0</w:t>
-                                    </w:r>
-                                  </w:p>
-                                </w:txbxContent>
-                              </wps:txbx>
-                              <wps:bodyPr rot="0" vert="horz" wrap="square" lIns="91440" tIns="45720" rIns="91440" bIns="45720" anchor="t" anchorCtr="0" upright="1">
-                                <a:noAutofit/>
-                              </wps:bodyPr>
-                            </wps:wsp>
-                            <wps:wsp>
-                              <wps:cNvPr id="1343448391" name="Text Box 27"/>
-                              <wps:cNvSpPr txBox="1">
-                                <a:spLocks noChangeArrowheads="1"/>
-                              </wps:cNvSpPr>
-                              <wps:spPr bwMode="auto">
-                                <a:xfrm>
-                                  <a:off x="2252732" y="123608"/>
-                                  <a:ext cx="358205" cy="314421"/>
-                                </a:xfrm>
-                                <a:prstGeom prst="rect">
-                                  <a:avLst/>
-                                </a:prstGeom>
-                                <a:noFill/>
-                                <a:ln>
-                                  <a:noFill/>
-                                </a:ln>
-                                <a:extLst>
-                                  <a:ext uri="{909E8E84-426E-40DD-AFC4-6F175D3DCCD1}">
-                                    <a14:hiddenFill xmlns:a14="http://schemas.microsoft.com/office/drawing/2010/main">
-                                      <a:solidFill>
-                                        <a:srgbClr val="FFFFFF"/>
-                                      </a:solidFill>
-                                    </a14:hiddenFill>
-                                  </a:ext>
-                                  <a:ext uri="{91240B29-F687-4F45-9708-019B960494DF}">
-                                    <a14:hiddenLine xmlns:a14="http://schemas.microsoft.com/office/drawing/2010/main" w="9525">
-                                      <a:solidFill>
-                                        <a:srgbClr val="000000"/>
-                                      </a:solidFill>
-                                      <a:miter lim="800000"/>
-                                      <a:headEnd/>
-                                      <a:tailEnd/>
-                                    </a14:hiddenLine>
-                                  </a:ext>
-                                </a:extLst>
-                              </wps:spPr>
-                              <wps:txbx>
-                                <w:txbxContent>
-                                  <w:p>
-                                    <w:pPr>
-                                      <w:rPr>
-                                        <w:vertAlign w:val="subscript"/>
-                                      </w:rPr>
-                                    </w:pPr>
-                                    <w:r>
-                                      <w:t>X</w:t>
-                                    </w:r>
-                                    <w:r>
-                                      <w:rPr>
-                                        <w:vertAlign w:val="subscript"/>
-                                      </w:rPr>
-                                      <w:t>1</w:t>
-                                    </w:r>
-                                  </w:p>
-                                </w:txbxContent>
-                              </wps:txbx>
-                              <wps:bodyPr rot="0" vert="horz" wrap="square" lIns="91440" tIns="45720" rIns="91440" bIns="45720" anchor="t" anchorCtr="0" upright="1">
-                                <a:noAutofit/>
-                              </wps:bodyPr>
-                            </wps:wsp>
-                            <wps:wsp>
-                              <wps:cNvPr id="1598631323" name="Text Box 28"/>
-                              <wps:cNvSpPr txBox="1">
-                                <a:spLocks noChangeArrowheads="1"/>
-                              </wps:cNvSpPr>
-                              <wps:spPr bwMode="auto">
-                                <a:xfrm>
-                                  <a:off x="2284332" y="557737"/>
-                                  <a:ext cx="304404" cy="257717"/>
-                                </a:xfrm>
-                                <a:prstGeom prst="rect">
-                                  <a:avLst/>
-                                </a:prstGeom>
-                                <a:noFill/>
-                                <a:ln>
-                                  <a:noFill/>
-                                </a:ln>
-                                <a:extLst>
-                                  <a:ext uri="{909E8E84-426E-40DD-AFC4-6F175D3DCCD1}">
-                                    <a14:hiddenFill xmlns:a14="http://schemas.microsoft.com/office/drawing/2010/main">
-                                      <a:solidFill>
-                                        <a:srgbClr val="FFFFFF"/>
-                                      </a:solidFill>
-                                    </a14:hiddenFill>
-                                  </a:ext>
-                                  <a:ext uri="{91240B29-F687-4F45-9708-019B960494DF}">
-                                    <a14:hiddenLine xmlns:a14="http://schemas.microsoft.com/office/drawing/2010/main" w="9525">
-                                      <a:solidFill>
-                                        <a:srgbClr val="000000"/>
-                                      </a:solidFill>
-                                      <a:miter lim="800000"/>
-                                      <a:headEnd/>
-                                      <a:tailEnd/>
-                                    </a14:hiddenLine>
-                                  </a:ext>
-                                </a:extLst>
-                              </wps:spPr>
-                              <wps:txbx>
-                                <w:txbxContent>
-                                  <w:p>
-                                    <w:r>
-                                      <w:t>0</w:t>
-                                    </w:r>
-                                  </w:p>
-                                </w:txbxContent>
-                              </wps:txbx>
-                              <wps:bodyPr rot="0" vert="horz" wrap="square" lIns="91440" tIns="45720" rIns="91440" bIns="45720" anchor="t" anchorCtr="0" upright="1">
-                                <a:noAutofit/>
-                              </wps:bodyPr>
-                            </wps:wsp>
-                            <wps:wsp>
-                              <wps:cNvPr id="1711104767" name="Text Box 29"/>
-                              <wps:cNvSpPr txBox="1">
-                                <a:spLocks noChangeArrowheads="1"/>
-                              </wps:cNvSpPr>
-                              <wps:spPr bwMode="auto">
-                                <a:xfrm>
-                                  <a:off x="1446220" y="559637"/>
-                                  <a:ext cx="357905" cy="324021"/>
-                                </a:xfrm>
-                                <a:prstGeom prst="rect">
-                                  <a:avLst/>
-                                </a:prstGeom>
-                                <a:noFill/>
-                                <a:ln>
-                                  <a:noFill/>
-                                </a:ln>
-                                <a:extLst>
-                                  <a:ext uri="{909E8E84-426E-40DD-AFC4-6F175D3DCCD1}">
-                                    <a14:hiddenFill xmlns:a14="http://schemas.microsoft.com/office/drawing/2010/main">
-                                      <a:solidFill>
-                                        <a:srgbClr val="FFFFFF"/>
-                                      </a:solidFill>
-                                    </a14:hiddenFill>
-                                  </a:ext>
-                                  <a:ext uri="{91240B29-F687-4F45-9708-019B960494DF}">
-                                    <a14:hiddenLine xmlns:a14="http://schemas.microsoft.com/office/drawing/2010/main" w="9525">
-                                      <a:solidFill>
-                                        <a:srgbClr val="000000"/>
-                                      </a:solidFill>
-                                      <a:miter lim="800000"/>
-                                      <a:headEnd/>
-                                      <a:tailEnd/>
-                                    </a14:hiddenLine>
-                                  </a:ext>
-                                </a:extLst>
-                              </wps:spPr>
-                              <wps:txbx>
-                                <w:txbxContent>
-                                  <w:p>
-                                    <w:pPr>
-                                      <w:rPr>
-                                        <w:b/>
-                                        <w:sz w:val="36"/>
-                                        <w:szCs w:val="36"/>
-                                      </w:rPr>
-                                    </w:pPr>
-                                    <w:r>
-                                      <w:rPr>
-                                        <w:b/>
-                                        <w:sz w:val="36"/>
-                                        <w:szCs w:val="36"/>
-                                      </w:rPr>
-                                      <w:t>+</w:t>
-                                    </w:r>
-                                  </w:p>
-                                </w:txbxContent>
-                              </wps:txbx>
-                              <wps:bodyPr rot="0" vert="horz" wrap="square" lIns="91440" tIns="0" rIns="91440" bIns="0" anchor="t" anchorCtr="0" upright="1">
-                                <a:noAutofit/>
-                              </wps:bodyPr>
-                            </wps:wsp>
-                            <wps:wsp>
-                              <wps:cNvPr id="1744487084" name="Text Box 30"/>
-                              <wps:cNvSpPr txBox="1">
-                                <a:spLocks noChangeArrowheads="1"/>
-                              </wps:cNvSpPr>
-                              <wps:spPr bwMode="auto">
-                                <a:xfrm>
-                                  <a:off x="2932441" y="438029"/>
-                                  <a:ext cx="352805" cy="257717"/>
-                                </a:xfrm>
-                                <a:prstGeom prst="rect">
-                                  <a:avLst/>
-                                </a:prstGeom>
-                                <a:noFill/>
-                                <a:ln>
-                                  <a:noFill/>
-                                </a:ln>
-                                <a:extLst>
-                                  <a:ext uri="{909E8E84-426E-40DD-AFC4-6F175D3DCCD1}">
-                                    <a14:hiddenFill xmlns:a14="http://schemas.microsoft.com/office/drawing/2010/main">
-                                      <a:solidFill>
-                                        <a:srgbClr val="FFFFFF"/>
-                                      </a:solidFill>
-                                    </a14:hiddenFill>
-                                  </a:ext>
-                                  <a:ext uri="{91240B29-F687-4F45-9708-019B960494DF}">
-                                    <a14:hiddenLine xmlns:a14="http://schemas.microsoft.com/office/drawing/2010/main" w="9525">
-                                      <a:solidFill>
-                                        <a:srgbClr val="000000"/>
-                                      </a:solidFill>
-                                      <a:miter lim="800000"/>
-                                      <a:headEnd/>
-                                      <a:tailEnd/>
-                                    </a14:hiddenLine>
-                                  </a:ext>
-                                </a:extLst>
-                              </wps:spPr>
-                              <wps:txbx>
-                                <w:txbxContent>
-                                  <w:p>
-                                    <w:pPr>
-                                      <w:rPr>
-                                        <w:b/>
-                                        <w:sz w:val="36"/>
-                                        <w:szCs w:val="36"/>
-                                      </w:rPr>
-                                    </w:pPr>
-                                    <w:r>
-                                      <w:rPr>
-                                        <w:b/>
-                                        <w:sz w:val="36"/>
-                                        <w:szCs w:val="36"/>
-                                      </w:rPr>
-                                      <w:t>-</w:t>
-                                    </w:r>
-                                  </w:p>
-                                </w:txbxContent>
-                              </wps:txbx>
-                              <wps:bodyPr rot="0" vert="horz" wrap="square" lIns="91440" tIns="10800" rIns="91440" bIns="45720" anchor="t" anchorCtr="0" upright="1">
-                                <a:noAutofit/>
-                              </wps:bodyPr>
-                            </wps:wsp>
-                            <wps:wsp>
-                              <wps:cNvPr id="207046361" name="AutoShape 31"/>
-                              <wps:cNvCnPr>
-                                <a:cxnSpLocks noChangeShapeType="1"/>
-                              </wps:cNvCnPr>
-                              <wps:spPr bwMode="auto">
-                                <a:xfrm flipH="1">
-                                  <a:off x="1081415" y="502633"/>
-                                  <a:ext cx="2600" cy="638842"/>
-                                </a:xfrm>
-                                <a:prstGeom prst="straightConnector1">
-                                  <a:avLst/>
-                                </a:prstGeom>
-                                <a:noFill/>
-                                <a:ln w="15875">
-                                  <a:solidFill>
-                                    <a:srgbClr val="000000"/>
-                                  </a:solidFill>
-                                  <a:prstDash val="dash"/>
-                                  <a:round/>
-                                  <a:headEnd/>
-                                  <a:tailEnd/>
-                                </a:ln>
-                                <a:extLst>
-                                  <a:ext uri="{909E8E84-426E-40DD-AFC4-6F175D3DCCD1}">
-                                    <a14:hiddenFill xmlns:a14="http://schemas.microsoft.com/office/drawing/2010/main">
-                                      <a:noFill/>
-                                    </a14:hiddenFill>
-                                  </a:ext>
-                                </a:extLst>
-                              </wps:spPr>
-                              <wps:bodyPr/>
-                            </wps:wsp>
-                            <wps:wsp>
-                              <wps:cNvPr id="671272961" name="Text Box 32"/>
-                              <wps:cNvSpPr txBox="1">
-                                <a:spLocks noChangeArrowheads="1"/>
-                              </wps:cNvSpPr>
-                              <wps:spPr bwMode="auto">
-                                <a:xfrm>
-                                  <a:off x="931813" y="1141475"/>
-                                  <a:ext cx="304404" cy="304420"/>
-                                </a:xfrm>
-                                <a:prstGeom prst="rect">
-                                  <a:avLst/>
-                                </a:prstGeom>
-                                <a:noFill/>
-                                <a:ln>
-                                  <a:noFill/>
-                                </a:ln>
-                                <a:extLst>
-                                  <a:ext uri="{909E8E84-426E-40DD-AFC4-6F175D3DCCD1}">
-                                    <a14:hiddenFill xmlns:a14="http://schemas.microsoft.com/office/drawing/2010/main">
-                                      <a:solidFill>
-                                        <a:srgbClr val="FFFFFF"/>
-                                      </a:solidFill>
-                                    </a14:hiddenFill>
-                                  </a:ext>
-                                  <a:ext uri="{91240B29-F687-4F45-9708-019B960494DF}">
-                                    <a14:hiddenLine xmlns:a14="http://schemas.microsoft.com/office/drawing/2010/main" w="9525">
-                                      <a:solidFill>
-                                        <a:srgbClr val="000000"/>
-                                      </a:solidFill>
-                                      <a:miter lim="800000"/>
-                                      <a:headEnd/>
-                                      <a:tailEnd/>
-                                    </a14:hiddenLine>
-                                  </a:ext>
-                                </a:extLst>
-                              </wps:spPr>
-                              <wps:txbx>
-                                <w:txbxContent>
-                                  <w:p>
-                                    <w:r>
-                                      <w:t>id</w:t>
-                                    </w:r>
-                                  </w:p>
-                                </w:txbxContent>
-                              </wps:txbx>
-                              <wps:bodyPr rot="0" vert="horz" wrap="square" lIns="91440" tIns="45720" rIns="91440" bIns="45720" anchor="t" anchorCtr="0" upright="1">
-                                <a:noAutofit/>
-                              </wps:bodyPr>
-                            </wps:wsp>
-                            <wps:wsp>
-                              <wps:cNvPr id="1517946063" name="Rectangle 33" descr="Mørk diagonalt opadgående"/>
-                              <wps:cNvSpPr>
-                                <a:spLocks noChangeArrowheads="1"/>
-                              </wps:cNvSpPr>
-                              <wps:spPr bwMode="auto">
-                                <a:xfrm>
-                                  <a:off x="449706" y="502633"/>
-                                  <a:ext cx="632609" cy="638842"/>
-                                </a:xfrm>
-                                <a:prstGeom prst="rect">
-                                  <a:avLst/>
-                                </a:prstGeom>
-                                <a:pattFill prst="dkUpDiag">
-                                  <a:fgClr>
-                                    <a:srgbClr val="000000"/>
-                                  </a:fgClr>
-                                  <a:bgClr>
-                                    <a:srgbClr val="FFFFFF"/>
-                                  </a:bgClr>
-                                </a:pattFill>
-                                <a:ln>
-                                  <a:noFill/>
-                                </a:ln>
-                                <a:extLst>
-                                  <a:ext uri="{91240B29-F687-4F45-9708-019B960494DF}">
-                                    <a14:hiddenLine xmlns:a14="http://schemas.microsoft.com/office/drawing/2010/main" w="9525">
-                                      <a:solidFill>
-                                        <a:srgbClr val="000000"/>
-                                      </a:solidFill>
-                                      <a:miter lim="800000"/>
-                                      <a:headEnd/>
-                                      <a:tailEnd/>
-                                    </a14:hiddenLine>
-                                  </a:ext>
-                                </a:extLst>
-                              </wps:spPr>
-                              <wps:bodyPr rot="0" vert="horz" wrap="square" lIns="91440" tIns="45720" rIns="91440" bIns="45720" anchor="t" anchorCtr="0" upright="1">
-                                <a:noAutofit/>
-                              </wps:bodyPr>
-                            </wps:wsp>
-                            <wps:wsp>
-                              <wps:cNvPr id="1073726692" name="AutoShape 34"/>
-                              <wps:cNvCnPr>
-                                <a:cxnSpLocks noChangeShapeType="1"/>
-                              </wps:cNvCnPr>
-                              <wps:spPr bwMode="auto">
-                                <a:xfrm>
-                                  <a:off x="2751339" y="897359"/>
-                                  <a:ext cx="699710" cy="193913"/>
-                                </a:xfrm>
-                                <a:prstGeom prst="straightConnector1">
-                                  <a:avLst/>
-                                </a:prstGeom>
-                                <a:noFill/>
-                                <a:ln w="9525">
-                                  <a:solidFill>
-                                    <a:srgbClr val="000000"/>
-                                  </a:solidFill>
-                                  <a:round/>
-                                  <a:headEnd/>
-                                  <a:tailEnd type="triangle" w="med" len="med"/>
-                                </a:ln>
-                                <a:extLst>
-                                  <a:ext uri="{909E8E84-426E-40DD-AFC4-6F175D3DCCD1}">
-                                    <a14:hiddenFill xmlns:a14="http://schemas.microsoft.com/office/drawing/2010/main">
-                                      <a:noFill/>
-                                    </a14:hiddenFill>
-                                  </a:ext>
-                                </a:extLst>
-                              </wps:spPr>
-                              <wps:bodyPr/>
-                            </wps:wsp>
-                            <wps:wsp>
-                              <wps:cNvPr id="816008198" name="AutoShape 35"/>
-                              <wps:cNvCnPr>
-                                <a:cxnSpLocks noChangeShapeType="1"/>
-                              </wps:cNvCnPr>
-                              <wps:spPr bwMode="auto">
-                                <a:xfrm flipV="1">
-                                  <a:off x="1236217" y="883658"/>
-                                  <a:ext cx="720110" cy="207614"/>
-                                </a:xfrm>
-                                <a:prstGeom prst="straightConnector1">
-                                  <a:avLst/>
-                                </a:prstGeom>
-                                <a:noFill/>
-                                <a:ln w="9525">
-                                  <a:solidFill>
-                                    <a:srgbClr val="000000"/>
-                                  </a:solidFill>
-                                  <a:round/>
-                                  <a:headEnd/>
-                                  <a:tailEnd type="triangle" w="med" len="med"/>
-                                </a:ln>
-                                <a:extLst>
-                                  <a:ext uri="{909E8E84-426E-40DD-AFC4-6F175D3DCCD1}">
-                                    <a14:hiddenFill xmlns:a14="http://schemas.microsoft.com/office/drawing/2010/main">
-                                      <a:noFill/>
-                                    </a14:hiddenFill>
-                                  </a:ext>
-                                </a:extLst>
-                              </wps:spPr>
-                              <wps:bodyPr/>
-                            </wps:wsp>
-                            <wps:wsp>
-                              <wps:cNvPr id="1921133315" name="Text Box 36"/>
-                              <wps:cNvSpPr txBox="1">
-                                <a:spLocks noChangeArrowheads="1"/>
-                              </wps:cNvSpPr>
-                              <wps:spPr bwMode="auto">
-                                <a:xfrm>
-                                  <a:off x="3718052" y="170911"/>
-                                  <a:ext cx="305204" cy="267118"/>
-                                </a:xfrm>
-                                <a:prstGeom prst="rect">
-                                  <a:avLst/>
-                                </a:prstGeom>
-                                <a:noFill/>
-                                <a:ln>
-                                  <a:noFill/>
-                                </a:ln>
-                                <a:extLst>
-                                  <a:ext uri="{909E8E84-426E-40DD-AFC4-6F175D3DCCD1}">
-                                    <a14:hiddenFill xmlns:a14="http://schemas.microsoft.com/office/drawing/2010/main">
-                                      <a:solidFill>
-                                        <a:srgbClr val="FFFFFF"/>
-                                      </a:solidFill>
-                                    </a14:hiddenFill>
-                                  </a:ext>
-                                  <a:ext uri="{91240B29-F687-4F45-9708-019B960494DF}">
-                                    <a14:hiddenLine xmlns:a14="http://schemas.microsoft.com/office/drawing/2010/main" w="9525">
-                                      <a:solidFill>
-                                        <a:srgbClr val="000000"/>
-                                      </a:solidFill>
-                                      <a:miter lim="800000"/>
-                                      <a:headEnd/>
-                                      <a:tailEnd/>
-                                    </a14:hiddenLine>
-                                  </a:ext>
-                                </a:extLst>
-                              </wps:spPr>
-                              <wps:txbx>
-                                <w:txbxContent>
-                                  <w:p>
-                                    <w:r>
-                                      <w:t>5</w:t>
-                                    </w:r>
-                                  </w:p>
-                                </w:txbxContent>
-                              </wps:txbx>
-                              <wps:bodyPr rot="0" vert="horz" wrap="square" lIns="91440" tIns="45720" rIns="91440" bIns="45720" anchor="t" anchorCtr="0" upright="1">
-                                <a:noAutofit/>
-                              </wps:bodyPr>
-                            </wps:wsp>
-                            <wps:wsp>
-                              <wps:cNvPr id="2136566115" name="AutoShape 37"/>
-                              <wps:cNvCnPr>
-                                <a:cxnSpLocks noChangeShapeType="1"/>
-                                <a:stCxn id="1921133315" idx="2"/>
-                              </wps:cNvCnPr>
-                              <wps:spPr bwMode="auto">
-                                <a:xfrm>
-                                  <a:off x="3871055" y="438029"/>
-                                  <a:ext cx="0" cy="653243"/>
-                                </a:xfrm>
-                                <a:prstGeom prst="straightConnector1">
-                                  <a:avLst/>
-                                </a:prstGeom>
-                                <a:noFill/>
-                                <a:ln w="9525">
-                                  <a:solidFill>
-                                    <a:srgbClr val="000000"/>
-                                  </a:solidFill>
-                                  <a:prstDash val="dash"/>
-                                  <a:round/>
-                                  <a:headEnd/>
-                                  <a:tailEnd/>
-                                </a:ln>
-                                <a:extLst>
-                                  <a:ext uri="{909E8E84-426E-40DD-AFC4-6F175D3DCCD1}">
-                                    <a14:hiddenFill xmlns:a14="http://schemas.microsoft.com/office/drawing/2010/main">
-                                      <a:noFill/>
-                                    </a14:hiddenFill>
-                                  </a:ext>
-                                </a:extLst>
-                              </wps:spPr>
-                              <wps:bodyPr/>
-                            </wps:wsp>
-                            <wps:wsp>
-                              <wps:cNvPr id="1147718647" name="Text Box 38"/>
-                              <wps:cNvSpPr txBox="1">
-                                <a:spLocks noChangeArrowheads="1"/>
-                              </wps:cNvSpPr>
-                              <wps:spPr bwMode="auto">
-                                <a:xfrm>
-                                  <a:off x="3661052" y="1091272"/>
-                                  <a:ext cx="409806" cy="354623"/>
-                                </a:xfrm>
-                                <a:prstGeom prst="rect">
-                                  <a:avLst/>
-                                </a:prstGeom>
-                                <a:noFill/>
-                                <a:ln>
-                                  <a:noFill/>
-                                </a:ln>
-                                <a:extLst>
-                                  <a:ext uri="{909E8E84-426E-40DD-AFC4-6F175D3DCCD1}">
-                                    <a14:hiddenFill xmlns:a14="http://schemas.microsoft.com/office/drawing/2010/main">
-                                      <a:solidFill>
-                                        <a:srgbClr val="FFFFFF"/>
-                                      </a:solidFill>
-                                    </a14:hiddenFill>
-                                  </a:ext>
-                                  <a:ext uri="{91240B29-F687-4F45-9708-019B960494DF}">
-                                    <a14:hiddenLine xmlns:a14="http://schemas.microsoft.com/office/drawing/2010/main" w="9525">
-                                      <a:solidFill>
-                                        <a:srgbClr val="000000"/>
-                                      </a:solidFill>
-                                      <a:miter lim="800000"/>
-                                      <a:headEnd/>
-                                      <a:tailEnd/>
-                                    </a14:hiddenLine>
-                                  </a:ext>
-                                </a:extLst>
-                              </wps:spPr>
-                              <wps:txbx>
-                                <w:txbxContent>
-                                  <w:p>
-                                    <w:r>
-                                      <w:t>id</w:t>
-                                    </w:r>
-                                  </w:p>
-                                </w:txbxContent>
-                              </wps:txbx>
-                              <wps:bodyPr rot="0" vert="horz" wrap="square" lIns="91440" tIns="45720" rIns="91440" bIns="45720" anchor="t" anchorCtr="0" upright="1">
-                                <a:noAutofit/>
-                              </wps:bodyPr>
-                            </wps:wsp>
-                            <wps:wsp>
-                              <wps:cNvPr id="899644434" name="Text Box 39" descr="Mørk diagonalt nedadgående"/>
-                              <wps:cNvSpPr txBox="1">
-                                <a:spLocks noChangeArrowheads="1"/>
-                              </wps:cNvSpPr>
-                              <wps:spPr bwMode="auto">
-                                <a:xfrm>
-                                  <a:off x="3871055" y="503533"/>
-                                  <a:ext cx="295004" cy="587739"/>
-                                </a:xfrm>
-                                <a:prstGeom prst="rect">
-                                  <a:avLst/>
-                                </a:prstGeom>
-                                <a:pattFill prst="dkDnDiag">
-                                  <a:fgClr>
-                                    <a:srgbClr val="000000"/>
-                                  </a:fgClr>
-                                  <a:bgClr>
-                                    <a:srgbClr val="FFFFFF"/>
-                                  </a:bgClr>
-                                </a:pattFill>
-                                <a:ln>
-                                  <a:noFill/>
-                                </a:ln>
-                                <a:extLst>
-                                  <a:ext uri="{91240B29-F687-4F45-9708-019B960494DF}">
-                                    <a14:hiddenLine xmlns:a14="http://schemas.microsoft.com/office/drawing/2010/main" w="9525">
-                                      <a:solidFill>
-                                        <a:srgbClr val="000000"/>
-                                      </a:solidFill>
-                                      <a:miter lim="800000"/>
-                                      <a:headEnd/>
-                                      <a:tailEnd/>
-                                    </a14:hiddenLine>
-                                  </a:ext>
-                                </a:extLst>
-                              </wps:spPr>
-                              <wps:txbx>
-                                <w:txbxContent>
-                                  <w:p/>
-                                </w:txbxContent>
-                              </wps:txbx>
-                              <wps:bodyPr rot="0" vert="horz" wrap="square" lIns="91440" tIns="45720" rIns="91440" bIns="45720" anchor="t" anchorCtr="0" upright="1">
-                                <a:noAutofit/>
-                              </wps:bodyPr>
-                            </wps:wsp>
-                            <wps:wsp>
-                              <wps:cNvPr id="1968324890" name="AutoShape 6"/>
-                              <wps:cNvCnPr>
-                                <a:cxnSpLocks noChangeShapeType="1"/>
-                              </wps:cNvCnPr>
-                              <wps:spPr bwMode="auto">
-                                <a:xfrm flipH="1">
-                                  <a:off x="2417234" y="438029"/>
-                                  <a:ext cx="0" cy="131509"/>
-                                </a:xfrm>
-                                <a:prstGeom prst="straightConnector1">
-                                  <a:avLst/>
-                                </a:prstGeom>
-                                <a:noFill/>
-                                <a:ln w="9525">
-                                  <a:solidFill>
-                                    <a:srgbClr val="000000"/>
-                                  </a:solidFill>
-                                  <a:round/>
-                                  <a:headEnd/>
-                                  <a:tailEnd/>
-                                </a:ln>
-                                <a:extLst>
-                                  <a:ext uri="{909E8E84-426E-40DD-AFC4-6F175D3DCCD1}">
-                                    <a14:hiddenFill xmlns:a14="http://schemas.microsoft.com/office/drawing/2010/main">
-                                      <a:noFill/>
-                                    </a14:hiddenFill>
-                                  </a:ext>
-                                </a:extLst>
-                              </wps:spPr>
-                              <wps:bodyPr/>
-                            </wps:wsp>
-                          </wpc:wpc>
-                        </a:graphicData>
-                      </a:graphic>
-                    </wp:inline>
-                  </w:drawing>
-                </mc:Choice>
-                <mc:Fallback>
-                  <w:pict>
-                    <v:group w14:anchorId="0BC9E0E1" id="Lærred 134" o:spid="_x0000_s1202" editas="canvas" style="width:334.8pt;height:113.85pt;mso-position-horizontal-relative:char;mso-position-vertical-relative:line" coordsize="42519,14458" o:gfxdata="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">
-                      <v:shape id="_x0000_s1203" type="#_x0000_t75" style="position:absolute;width:42519;height:14458;visibility:visible;mso-wrap-style:square">
-                        <v:fill o:detectmouseclick="t"/>
-                        <v:path o:connecttype="none"/>
-                      </v:shape>
-                      <v:shape id="AutoShape 22" o:spid="_x0000_s1204" type="#_x0000_t32" style="position:absolute;left:2168;top:5026;width:40351;height:9;visibility:visible;mso-wrap-style:square" o:connectortype="straight" o:gfxdata="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">
-                        <v:stroke endarrow="block"/>
-                      </v:shape>
-                      <v:shape id="Text Box 23" o:spid="_x0000_s1205" type="#_x0000_t202" style="position:absolute;left:2168;top:2355;width:3145;height:2671;visibility:visible;mso-wrap-style:square;v-text-anchor:top" o:gfxdata="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" filled="f" stroked="f">
-                        <v:textbox>
-                          <w:txbxContent>
-                            <w:p>
-                              <w:r>
-                                <w:t>x</w:t>
-                              </w:r>
-                            </w:p>
-                          </w:txbxContent>
-                        </v:textbox>
-                      </v:shape>
-                      <v:shape id="Text Box 24" o:spid="_x0000_s1206" type="#_x0000_t202" style="position:absolute;left:833;top:5596;width:5152;height:2577;visibility:visible;mso-wrap-style:square;v-text-anchor:top" o:gfxdata="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" filled="f" stroked="f">
-                        <v:textbox>
-                          <w:txbxContent>
-                            <w:p>
-                              <w:r>
-                                <w:t>A’(x)</w:t>
-                              </w:r>
-                            </w:p>
-                          </w:txbxContent>
-                        </v:textbox>
-                      </v:shape>
-                      <v:shape id="Text Box 25" o:spid="_x0000_s1207" type="#_x0000_t202" style="position:absolute;left:833;top:8836;width:4480;height:2578;visibility:visible;mso-wrap-style:square;v-text-anchor:top" o:gfxdata="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" filled="f" stroked="f">
-                        <v:textbox>
-                          <w:txbxContent>
-                            <w:p>
-                              <w:r>
-                                <w:t>A(x)</w:t>
-                              </w:r>
-                            </w:p>
-                          </w:txbxContent>
-                        </v:textbox>
-                      </v:shape>
-                      <v:shape id="Text Box 26" o:spid="_x0000_s1208" type="#_x0000_t202" style="position:absolute;left:9318;top:2355;width:3044;height:2671;visibility:visible;mso-wrap-style:square;v-text-anchor:top" o:gfxdata="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" filled="f" stroked="f">
-                        <v:textbox>
-                          <w:txbxContent>
-                            <w:p>
-                              <w:r>
-                                <w:t>0</w:t>
-                              </w:r>
-                            </w:p>
-                          </w:txbxContent>
-                        </v:textbox>
-                      </v:shape>
-                      <v:shape id="Text Box 27" o:spid="_x0000_s1209" type="#_x0000_t202" style="position:absolute;left:22527;top:1236;width:3582;height:3144;visibility:visible;mso-wrap-style:square;v-text-anchor:top" o:gfxdata="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" filled="f" stroked="f">
-                        <v:textbox>
-                          <w:txbxContent>
-                            <w:p>
-                              <w:pPr>
-                                <w:rPr>
-                                  <w:vertAlign w:val="subscript"/>
-                                </w:rPr>
-                              </w:pPr>
-                              <w:r>
-                                <w:t>X</w:t>
-                              </w:r>
-                              <w:r>
-                                <w:rPr>
-                                  <w:vertAlign w:val="subscript"/>
-                                </w:rPr>
-                                <w:t>1</w:t>
-                              </w:r>
-                            </w:p>
-                          </w:txbxContent>
-                        </v:textbox>
-                      </v:shape>
-                      <v:shape id="Text Box 28" o:spid="_x0000_s1210" type="#_x0000_t202" style="position:absolute;left:22843;top:5577;width:3044;height:2577;visibility:visible;mso-wrap-style:square;v-text-anchor:top" o:gfxdata="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" filled="f" stroked="f">
-                        <v:textbox>
-                          <w:txbxContent>
-                            <w:p>
-                              <w:r>
-                                <w:t>0</w:t>
-                              </w:r>
-                            </w:p>
-                          </w:txbxContent>
-                        </v:textbox>
-                      </v:shape>
-                      <v:shape id="Text Box 29" o:spid="_x0000_s1211" type="#_x0000_t202" style="position:absolute;left:14462;top:5596;width:3579;height:3240;visibility:visible;mso-wrap-style:square;v-text-anchor:top" o:gfxdata="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" filled="f" stroked="f">
-                        <v:textbox inset=",0,,0">
-                          <w:txbxContent>
-                            <w:p>
-                              <w:pPr>
-                                <w:rPr>
-                                  <w:b/>
-                                  <w:sz w:val="36"/>
-                                  <w:szCs w:val="36"/>
-                                </w:rPr>
-                              </w:pPr>
-                              <w:r>
-                                <w:rPr>
-                                  <w:b/>
-                                  <w:sz w:val="36"/>
-                                  <w:szCs w:val="36"/>
-                                </w:rPr>
-                                <w:t>+</w:t>
-                              </w:r>
-                            </w:p>
-                          </w:txbxContent>
-                        </v:textbox>
-                      </v:shape>
-                      <v:shape id="Text Box 30" o:spid="_x0000_s1212" type="#_x0000_t202" style="position:absolute;left:29324;top:4380;width:3528;height:2577;visibility:visible;mso-wrap-style:square;v-text-anchor:top" o:gfxdata="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" filled="f" stroked="f">
-                        <v:textbox inset=",.3mm">
-                          <w:txbxContent>
-                            <w:p>
-                              <w:pPr>
-                                <w:rPr>
-                                  <w:b/>
-                                  <w:sz w:val="36"/>
-                                  <w:szCs w:val="36"/>
-                                </w:rPr>
-                              </w:pPr>
-                              <w:r>
-                                <w:rPr>
-                                  <w:b/>
-                                  <w:sz w:val="36"/>
-                                  <w:szCs w:val="36"/>
-                                </w:rPr>
-                                <w:t>-</w:t>
-                              </w:r>
-                            </w:p>
-                          </w:txbxContent>
-                        </v:textbox>
-                      </v:shape>
-                      <v:shape id="AutoShape 31" o:spid="_x0000_s1213" type="#_x0000_t32" style="position:absolute;left:10814;top:5026;width:26;height:6388;flip:x;visibility:visible;mso-wrap-style:square" o:connectortype="straight" o:gfxdata="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" strokeweight="1.25pt">
-                        <v:stroke dashstyle="dash"/>
-                      </v:shape>
-                      <v:shape id="Text Box 32" o:spid="_x0000_s1214" type="#_x0000_t202" style="position:absolute;left:9318;top:11414;width:3044;height:3044;visibility:visible;mso-wrap-style:square;v-text-anchor:top" o:gfxdata="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" filled="f" stroked="f">
-                        <v:textbox>
-                          <w:txbxContent>
-                            <w:p>
-                              <w:r>
-                                <w:t>id</w:t>
-                              </w:r>
-                            </w:p>
-                          </w:txbxContent>
-                        </v:textbox>
-                      </v:shape>
-                      <v:rect id="Rectangle 33" o:spid="_x0000_s1215" alt="Mørk diagonalt opadgående" style="position:absolute;left:4497;top:5026;width:6326;height:6388;visibility:visible;mso-wrap-style:square;v-text-anchor:top" o:gfxdata="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" fillcolor="black" stroked="f">
-                        <v:fill r:id="rId4" o:title="" type="pattern"/>
-                      </v:rect>
-                      <v:shape id="AutoShape 34" o:spid="_x0000_s1216" type="#_x0000_t32" style="position:absolute;left:27513;top:8973;width:6997;height:1939;visibility:visible;mso-wrap-style:square" o:connectortype="straight" o:gfxdata="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">
-                        <v:stroke endarrow="block"/>
-                      </v:shape>
-                      <v:shape id="AutoShape 35" o:spid="_x0000_s1217" type="#_x0000_t32" style="position:absolute;left:12362;top:8836;width:7201;height:2076;flip:y;visibility:visible;mso-wrap-style:square" o:connectortype="straight" o:gfxdata="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">
-                        <v:stroke endarrow="block"/>
-                      </v:shape>
-                      <v:shape id="Text Box 36" o:spid="_x0000_s1218" type="#_x0000_t202" style="position:absolute;left:37180;top:1709;width:3052;height:2671;visibility:visible;mso-wrap-style:square;v-text-anchor:top" o:gfxdata="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" filled="f" stroked="f">
-                        <v:textbox>
-                          <w:txbxContent>
-                            <w:p>
                               <w:r>
                                 <w:t>5</w:t>
                               </w:r>
@@ -9518,21 +13170,33 @@
                           </w:txbxContent>
                         </v:textbox>
                       </v:shape>
-                      <v:shape id="AutoShape 37" o:spid="_x0000_s1219" type="#_x0000_t32" style="position:absolute;left:38710;top:4380;width:0;height:6532;visibility:visible;mso-wrap-style:square" o:connectortype="straight" o:gfxdata="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">
+                      <v:shape id="AutoShape 37" o:spid="_x0000_s1287" type="#_x0000_t32" style="position:absolute;left:38686;top:4930;width:49;height:5982;visibility:visible;mso-wrap-style:square" o:connectortype="straight" o:gfxdata="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">
                         <v:stroke dashstyle="dash"/>
                       </v:shape>
-                      <v:shape id="Text Box 38" o:spid="_x0000_s1220" type="#_x0000_t202" style="position:absolute;left:36610;top:10912;width:4098;height:3546;visibility:visible;mso-wrap-style:square;v-text-anchor:top" o:gfxdata="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" filled="f" stroked="f">
+                      <v:shape id="Text Box 38" o:spid="_x0000_s1288" type="#_x0000_t202" style="position:absolute;left:36098;top:10912;width:5273;height:3546;visibility:visible;mso-wrap-style:square;v-text-anchor:top" o:gfxdata="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" filled="f" stroked="f">
                         <v:textbox>
                           <w:txbxContent>
                             <w:p>
                               <w:r>
-                                <w:t>id</w:t>
+                                <w:t xml:space="preserve">   </w:t>
+                              </w:r>
+                              <w:r>
+                                <w:t>i</w:t>
+                              </w:r>
+                              <w:r>
+                                <w:t>.</w:t>
+                              </w:r>
+                              <w:r>
+                                <w:t>d</w:t>
+                              </w:r>
+                              <w:r>
+                                <w:t>.</w:t>
                               </w:r>
                             </w:p>
                           </w:txbxContent>
                         </v:textbox>
                       </v:shape>
-                      <v:shape id="Text Box 39" o:spid="_x0000_s1221" type="#_x0000_t202" alt="Mørk diagonalt nedadgående" style="position:absolute;left:38710;top:5035;width:2950;height:5877;visibility:visible;mso-wrap-style:square;v-text-anchor:top" o:gfxdata="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" fillcolor="black" stroked="f">
+                      <v:shape id="Text Box 39" o:spid="_x0000_s1289" type="#_x0000_t202" alt="Mørk diagonalt nedadgående" style="position:absolute;left:38774;top:5115;width:2950;height:5878;visibility:visible;mso-wrap-style:square;v-text-anchor:top" o:gfxdata="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" fillcolor="black" stroked="f">
                         <v:fill r:id="rId5" o:title="" type="pattern"/>
                         <v:textbox>
                           <w:txbxContent>
@@ -9540,7 +13204,7 @@
                           </w:txbxContent>
                         </v:textbox>
                       </v:shape>
-                      <v:shape id="AutoShape 6" o:spid="_x0000_s1222" type="#_x0000_t32" style="position:absolute;left:24172;top:4380;width:0;height:1315;flip:x;visibility:visible;mso-wrap-style:square" o:connectortype="straight" o:gfxdata="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"/>
+                      <v:shape id="AutoShape 6" o:spid="_x0000_s1290" type="#_x0000_t32" style="position:absolute;left:24172;top:4444;width:0;height:1080;flip:x;visibility:visible;mso-wrap-style:square" o:connectortype="straight" o:gfxdata="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"/>
                       <w10:anchorlock/>
                     </v:group>
                   </w:pict>
@@ -9571,7 +13235,7 @@
 </file>
 
 <file path=word/styles.xml><?xml version="1.0" encoding="utf-8"?>
-<w:styles xmlns:mc="http://schemas.openxmlformats.org/markup-compatibility/2006" xmlns:r="http://schemas.openxmlformats.org/officeDocument/2006/relationships" xmlns:w="http://schemas.openxmlformats.org/wordprocessingml/2006/main" xmlns:w14="http://schemas.microsoft.com/office/word/2010/wordml" xmlns:w15="http://schemas.microsoft.com/office/word/2012/wordml" xmlns:w16cex="http://schemas.microsoft.com/office/word/2018/wordml/cex" xmlns:w16cid="http://schemas.microsoft.com/office/word/2016/wordml/cid" xmlns:w16="http://schemas.microsoft.com/office/word/2018/wordml" xmlns:w16sdtdh="http://schemas.microsoft.com/office/word/2020/wordml/sdtdatahash" xmlns:w16se="http://schemas.microsoft.com/office/word/2015/wordml/symex" mc:Ignorable="w14 w15 w16se w16cid w16 w16cex w16sdtdh">
+<w:styles xmlns:mc="http://schemas.openxmlformats.org/markup-compatibility/2006" xmlns:r="http://schemas.openxmlformats.org/officeDocument/2006/relationships" xmlns:w="http://schemas.openxmlformats.org/wordprocessingml/2006/main" xmlns:w14="http://schemas.microsoft.com/office/word/2010/wordml" xmlns:w15="http://schemas.microsoft.com/office/word/2012/wordml" xmlns:w16cex="http://schemas.microsoft.com/office/word/2018/wordml/cex" xmlns:w16cid="http://schemas.microsoft.com/office/word/2016/wordml/cid" xmlns:w16="http://schemas.microsoft.com/office/word/2018/wordml" xmlns:w16du="http://schemas.microsoft.com/office/word/2023/wordml/word16du" xmlns:w16sdtdh="http://schemas.microsoft.com/office/word/2020/wordml/sdtdatahash" xmlns:w16sdtfl="http://schemas.microsoft.com/office/word/2024/wordml/sdtformatlock" xmlns:w16se="http://schemas.microsoft.com/office/word/2015/wordml/symex" mc:Ignorable="w14 w15 w16se w16cid w16 w16cex w16sdtdh w16sdtfl w16du">
   <w:docDefaults>
     <w:rPrDefault>
       <w:rPr>
